--- a/shinmok1/pack/2509/H1MOGO25-09_38_SET.docx
+++ b/shinmok1/pack/2509/H1MOGO25-09_38_SET.docx
@@ -58,7 +58,7 @@
           <w:sz w:val="16"/>
           <w:u w:val="none"/>
         </w:rPr>
-        <w:t>(   )반 (   )번 이름(            )  CHECK ___/35  전용 ___/44.2점</w:t>
+        <w:t>(   )반 (   )번 이름(            )  CHECK ___/35  전용 ___/30.0점</w:t>
       </w:r>
     </w:p>
     <w:p>
@@ -1449,7 +1449,7 @@
           <w:sz w:val="18"/>
           <w:u w:val="none"/>
         </w:rPr>
-        <w:t>PART 2 · 전용문제  (선택형 13 · 서답형 1 · 44.2점)</w:t>
+        <w:t>PART 2 · 전용문제  (선택형 8 · 서답형 2 · 30.0점)</w:t>
       </w:r>
     </w:p>
     <w:p>
@@ -1474,25 +1474,25 @@
           <w:sz w:val="17"/>
           <w:u w:val="none"/>
         </w:rPr>
-        <w:t xml:space="preserve"> 윗글의 내용과 일치하지 </w:t>
-      </w:r>
-      <w:r>
-        <w:rPr>
-          <w:rFonts w:ascii="맑은 고딕" w:hAnsi="맑은 고딕" w:eastAsia="맑은 고딕"/>
-          <w:b/>
-          <w:sz w:val="17"/>
-          <w:u w:val="none"/>
-        </w:rPr>
-        <w:t>않는</w:t>
+        <w:t xml:space="preserve"> 다음 글에 대한 &lt;보기&gt;의 설명 중 </w:t>
       </w:r>
       <w:r>
         <w:rPr>
           <w:rFonts w:ascii="맑은 고딕" w:hAnsi="맑은 고딕" w:eastAsia="맑은 고딕"/>
           <w:b w:val="0"/>
           <w:sz w:val="17"/>
-          <w:u w:val="none"/>
-        </w:rPr>
-        <w:t xml:space="preserve"> 것은? [2.7점]</w:t>
+          <w:u w:val="single"/>
+        </w:rPr>
+        <w:t>틀린</w:t>
+      </w:r>
+      <w:r>
+        <w:rPr>
+          <w:rFonts w:ascii="맑은 고딕" w:hAnsi="맑은 고딕" w:eastAsia="맑은 고딕"/>
+          <w:b w:val="0"/>
+          <w:sz w:val="17"/>
+          <w:u w:val="none"/>
+        </w:rPr>
+        <w:t xml:space="preserve"> 것만을 있는 대로 고른 것은? [3.0점]</w:t>
       </w:r>
     </w:p>
     <w:p>
@@ -1515,7 +1515,197 @@
           <w:sz w:val="17"/>
           <w:u w:val="none"/>
         </w:rPr>
-        <w:t>Anyone who has written a long paper for school knows the need to go back and fix parts of it. On a typewriter that meant beginning again from page one; on a computer a change can be made at any moment, anywhere in the text. Video editing divides the same way. Linear editing resembles the typewriter: every clip is recorded onto tape in the order in which it will finally appear, one after another, without a pause. Nonlinear editing resembles the word processor: clips can be reordered at any time, and new ones added or pieces removed at any stage, while the rest of the video stays untouched.</w:t>
+        <w:t>Have you ever been working on a school project which required you to write a ⓐ</w:t>
+      </w:r>
+      <w:r>
+        <w:rPr>
+          <w:rFonts w:ascii="맑은 고딕" w:hAnsi="맑은 고딕" w:eastAsia="맑은 고딕"/>
+          <w:b w:val="0"/>
+          <w:sz w:val="17"/>
+          <w:u w:val="single"/>
+        </w:rPr>
+        <w:t>lengthy</w:t>
+      </w:r>
+      <w:r>
+        <w:rPr>
+          <w:rFonts w:ascii="맑은 고딕" w:hAnsi="맑은 고딕" w:eastAsia="맑은 고딕"/>
+          <w:b w:val="0"/>
+          <w:sz w:val="17"/>
+          <w:u w:val="none"/>
+        </w:rPr>
+        <w:t xml:space="preserve"> paper or story? If so, then you probably found it necessary to correct or edit certain portions of your text. With a typewriter, you would have to start over from the very beginning. With a computer, it's fairly easy to make changes at any time, and in any part of the text. The same is true of video editing. Linear editing is kind of like using a typewriter. It involves recording all your video onto tape in the ⓑ</w:t>
+      </w:r>
+      <w:r>
+        <w:rPr>
+          <w:rFonts w:ascii="맑은 고딕" w:hAnsi="맑은 고딕" w:eastAsia="맑은 고딕"/>
+          <w:b w:val="0"/>
+          <w:sz w:val="17"/>
+          <w:u w:val="single"/>
+        </w:rPr>
+        <w:t>sequence</w:t>
+      </w:r>
+      <w:r>
+        <w:rPr>
+          <w:rFonts w:ascii="맑은 고딕" w:hAnsi="맑은 고딕" w:eastAsia="맑은 고딕"/>
+          <w:b w:val="0"/>
+          <w:sz w:val="17"/>
+          <w:u w:val="none"/>
+        </w:rPr>
+        <w:t xml:space="preserve"> in which it will finally be shown, one clip after another, without stopping. Nonlinear editing, (A) ________, is like using a word processing program. The order of clips can be changed at any time, and the editor can add new clips or cut out parts of clips at any point in the process without erasing any other portion of the video.</w:t>
+      </w:r>
+    </w:p>
+    <w:p>
+      <w:pPr>
+        <w:spacing w:before="0" w:after="0" w:line="288" w:lineRule="auto"/>
+        <w:ind w:left="40"/>
+        <w:snapToGrid w:val="0"/>
+        <w:pBdr>
+          <w:top w:val="single" w:sz="4" w:space="2" w:color="9B6BD0"/>
+          <w:left w:val="single" w:sz="4" w:space="2" w:color="9B6BD0"/>
+          <w:bottom w:val="single" w:sz="4" w:space="2" w:color="9B6BD0"/>
+          <w:right w:val="single" w:sz="4" w:space="2" w:color="9B6BD0"/>
+        </w:pBdr>
+        <w:shd w:val="clear" w:color="auto" w:fill="FAF5FF"/>
+      </w:pPr>
+      <w:r>
+        <w:rPr>
+          <w:rFonts w:ascii="맑은 고딕" w:hAnsi="맑은 고딕" w:eastAsia="맑은 고딕"/>
+          <w:b/>
+          <w:sz w:val="17"/>
+          <w:u w:val="none"/>
+        </w:rPr>
+        <w:t>&lt;보 기&gt;</w:t>
+      </w:r>
+    </w:p>
+    <w:p>
+      <w:pPr>
+        <w:spacing w:before="0" w:after="0" w:line="288" w:lineRule="auto"/>
+        <w:ind w:left="40"/>
+        <w:snapToGrid w:val="0"/>
+        <w:pBdr>
+          <w:top w:val="single" w:sz="4" w:space="2" w:color="9B6BD0"/>
+          <w:left w:val="single" w:sz="4" w:space="2" w:color="9B6BD0"/>
+          <w:bottom w:val="single" w:sz="4" w:space="2" w:color="9B6BD0"/>
+          <w:right w:val="single" w:sz="4" w:space="2" w:color="9B6BD0"/>
+        </w:pBdr>
+        <w:shd w:val="clear" w:color="auto" w:fill="FAF5FF"/>
+      </w:pPr>
+      <w:r>
+        <w:rPr>
+          <w:rFonts w:ascii="맑은 고딕" w:hAnsi="맑은 고딕" w:eastAsia="맑은 고딕"/>
+          <w:b w:val="0"/>
+          <w:sz w:val="17"/>
+          <w:u w:val="none"/>
+        </w:rPr>
+        <w:t>(a) The writer compares two kinds of video editing to two ways of writing.</w:t>
+      </w:r>
+    </w:p>
+    <w:p>
+      <w:pPr>
+        <w:spacing w:before="0" w:after="0" w:line="288" w:lineRule="auto"/>
+        <w:ind w:left="40"/>
+        <w:snapToGrid w:val="0"/>
+        <w:pBdr>
+          <w:top w:val="single" w:sz="4" w:space="2" w:color="9B6BD0"/>
+          <w:left w:val="single" w:sz="4" w:space="2" w:color="9B6BD0"/>
+          <w:bottom w:val="single" w:sz="4" w:space="2" w:color="9B6BD0"/>
+          <w:right w:val="single" w:sz="4" w:space="2" w:color="9B6BD0"/>
+        </w:pBdr>
+        <w:shd w:val="clear" w:color="auto" w:fill="FAF5FF"/>
+      </w:pPr>
+      <w:r>
+        <w:rPr>
+          <w:rFonts w:ascii="맑은 고딕" w:hAnsi="맑은 고딕" w:eastAsia="맑은 고딕"/>
+          <w:b w:val="0"/>
+          <w:sz w:val="17"/>
+          <w:u w:val="none"/>
+        </w:rPr>
+        <w:t>(b) The appropriate expression for (A) is ‘in addition’.</w:t>
+      </w:r>
+    </w:p>
+    <w:p>
+      <w:pPr>
+        <w:spacing w:before="0" w:after="0" w:line="288" w:lineRule="auto"/>
+        <w:ind w:left="40"/>
+        <w:snapToGrid w:val="0"/>
+        <w:pBdr>
+          <w:top w:val="single" w:sz="4" w:space="2" w:color="9B6BD0"/>
+          <w:left w:val="single" w:sz="4" w:space="2" w:color="9B6BD0"/>
+          <w:bottom w:val="single" w:sz="4" w:space="2" w:color="9B6BD0"/>
+          <w:right w:val="single" w:sz="4" w:space="2" w:color="9B6BD0"/>
+        </w:pBdr>
+        <w:shd w:val="clear" w:color="auto" w:fill="FAF5FF"/>
+      </w:pPr>
+      <w:r>
+        <w:rPr>
+          <w:rFonts w:ascii="맑은 고딕" w:hAnsi="맑은 고딕" w:eastAsia="맑은 고딕"/>
+          <w:b w:val="0"/>
+          <w:sz w:val="17"/>
+          <w:u w:val="none"/>
+        </w:rPr>
+        <w:t>(c) ⓐ ‘lengthy’ can be replaced by ‘long’.</w:t>
+      </w:r>
+    </w:p>
+    <w:p>
+      <w:pPr>
+        <w:spacing w:before="0" w:after="0" w:line="288" w:lineRule="auto"/>
+        <w:ind w:left="40"/>
+        <w:snapToGrid w:val="0"/>
+        <w:pBdr>
+          <w:top w:val="single" w:sz="4" w:space="2" w:color="9B6BD0"/>
+          <w:left w:val="single" w:sz="4" w:space="2" w:color="9B6BD0"/>
+          <w:bottom w:val="single" w:sz="4" w:space="2" w:color="9B6BD0"/>
+          <w:right w:val="single" w:sz="4" w:space="2" w:color="9B6BD0"/>
+        </w:pBdr>
+        <w:shd w:val="clear" w:color="auto" w:fill="FAF5FF"/>
+      </w:pPr>
+      <w:r>
+        <w:rPr>
+          <w:rFonts w:ascii="맑은 고딕" w:hAnsi="맑은 고딕" w:eastAsia="맑은 고딕"/>
+          <w:b w:val="0"/>
+          <w:sz w:val="17"/>
+          <w:u w:val="none"/>
+        </w:rPr>
+        <w:t>(d) ⓑ ‘sequence’ refers to the order in which the clips will be shown.</w:t>
+      </w:r>
+    </w:p>
+    <w:p>
+      <w:pPr>
+        <w:spacing w:before="0" w:after="60" w:line="288" w:lineRule="auto"/>
+        <w:ind w:left="40"/>
+        <w:snapToGrid w:val="0"/>
+        <w:pBdr>
+          <w:top w:val="single" w:sz="4" w:space="2" w:color="9B6BD0"/>
+          <w:left w:val="single" w:sz="4" w:space="2" w:color="9B6BD0"/>
+          <w:bottom w:val="single" w:sz="4" w:space="2" w:color="9B6BD0"/>
+          <w:right w:val="single" w:sz="4" w:space="2" w:color="9B6BD0"/>
+        </w:pBdr>
+        <w:shd w:val="clear" w:color="auto" w:fill="FAF5FF"/>
+      </w:pPr>
+      <w:r>
+        <w:rPr>
+          <w:rFonts w:ascii="맑은 고딕" w:hAnsi="맑은 고딕" w:eastAsia="맑은 고딕"/>
+          <w:b w:val="0"/>
+          <w:sz w:val="17"/>
+          <w:u w:val="none"/>
+        </w:rPr>
+        <w:t>(e) In nonlinear editing, adding a new clip requires erasing other parts of the video.</w:t>
+      </w:r>
+    </w:p>
+    <w:p>
+      <w:pPr>
+        <w:spacing w:before="0" w:after="20" w:line="276" w:lineRule="auto"/>
+        <w:ind w:left="80"/>
+        <w:snapToGrid w:val="0"/>
+      </w:pPr>
+      <w:r>
+        <w:rPr>
+          <w:rFonts w:ascii="맑은 고딕" w:hAnsi="맑은 고딕" w:eastAsia="맑은 고딕"/>
+          <w:b w:val="0"/>
+          <w:sz w:val="17"/>
+          <w:u w:val="none"/>
+        </w:rPr>
+        <w:t>① (a), (b)    ② (b), (e)    ③ (b), (d), (e)    ④ (c), (e)    ⑤ (a), (c), (d)</w:t>
       </w:r>
     </w:p>
     <w:p>
@@ -1540,25 +1730,25 @@
           <w:sz w:val="17"/>
           <w:u w:val="none"/>
         </w:rPr>
-        <w:t xml:space="preserve"> 윗글의 내용과 일치하지 </w:t>
-      </w:r>
-      <w:r>
-        <w:rPr>
-          <w:rFonts w:ascii="맑은 고딕" w:hAnsi="맑은 고딕" w:eastAsia="맑은 고딕"/>
-          <w:b/>
-          <w:sz w:val="17"/>
-          <w:u w:val="none"/>
-        </w:rPr>
-        <w:t>않는</w:t>
+        <w:t xml:space="preserve"> 다음 글의 밑줄 친 ⓐ ~ ⓕ 중, 어법상 </w:t>
       </w:r>
       <w:r>
         <w:rPr>
           <w:rFonts w:ascii="맑은 고딕" w:hAnsi="맑은 고딕" w:eastAsia="맑은 고딕"/>
           <w:b w:val="0"/>
           <w:sz w:val="17"/>
-          <w:u w:val="none"/>
-        </w:rPr>
-        <w:t xml:space="preserve"> 것은? [2.6점]</w:t>
+          <w:u w:val="single"/>
+        </w:rPr>
+        <w:t>틀린</w:t>
+      </w:r>
+      <w:r>
+        <w:rPr>
+          <w:rFonts w:ascii="맑은 고딕" w:hAnsi="맑은 고딕" w:eastAsia="맑은 고딕"/>
+          <w:b w:val="0"/>
+          <w:sz w:val="17"/>
+          <w:u w:val="none"/>
+        </w:rPr>
+        <w:t xml:space="preserve"> 것을 모두 고른 것은? [3.2점]</w:t>
       </w:r>
     </w:p>
     <w:p>
@@ -1581,7 +1771,131 @@
           <w:sz w:val="17"/>
           <w:u w:val="none"/>
         </w:rPr>
-        <w:t>Editing a long text used to mean retyping it; a computer lets you change any part at any time. The two ways of editing video match those two tools. In linear editing the clips go onto tape in their final sequence, continuously, so that a change late in the process is as painful as retyping a paper. In nonlinear editing the order is never locked: the editor can move clips around, insert new ones, or trim existing ones whenever necessary, and nothing else in the video is erased in the process.</w:t>
+        <w:t>Have you ever been working on a school project which required you ⓐ</w:t>
+      </w:r>
+      <w:r>
+        <w:rPr>
+          <w:rFonts w:ascii="맑은 고딕" w:hAnsi="맑은 고딕" w:eastAsia="맑은 고딕"/>
+          <w:b w:val="0"/>
+          <w:sz w:val="17"/>
+          <w:u w:val="single"/>
+        </w:rPr>
+        <w:t>to write</w:t>
+      </w:r>
+      <w:r>
+        <w:rPr>
+          <w:rFonts w:ascii="맑은 고딕" w:hAnsi="맑은 고딕" w:eastAsia="맑은 고딕"/>
+          <w:b w:val="0"/>
+          <w:sz w:val="17"/>
+          <w:u w:val="none"/>
+        </w:rPr>
+        <w:t xml:space="preserve"> a lengthy paper or story? If so, then you probably found it ⓑ</w:t>
+      </w:r>
+      <w:r>
+        <w:rPr>
+          <w:rFonts w:ascii="맑은 고딕" w:hAnsi="맑은 고딕" w:eastAsia="맑은 고딕"/>
+          <w:b w:val="0"/>
+          <w:sz w:val="17"/>
+          <w:u w:val="single"/>
+        </w:rPr>
+        <w:t>necessarily</w:t>
+      </w:r>
+      <w:r>
+        <w:rPr>
+          <w:rFonts w:ascii="맑은 고딕" w:hAnsi="맑은 고딕" w:eastAsia="맑은 고딕"/>
+          <w:b w:val="0"/>
+          <w:sz w:val="17"/>
+          <w:u w:val="none"/>
+        </w:rPr>
+        <w:t xml:space="preserve"> to correct or edit certain portions of your text. With a typewriter, you would ⓒ</w:t>
+      </w:r>
+      <w:r>
+        <w:rPr>
+          <w:rFonts w:ascii="맑은 고딕" w:hAnsi="맑은 고딕" w:eastAsia="맑은 고딕"/>
+          <w:b w:val="0"/>
+          <w:sz w:val="17"/>
+          <w:u w:val="single"/>
+        </w:rPr>
+        <w:t>have to start</w:t>
+      </w:r>
+      <w:r>
+        <w:rPr>
+          <w:rFonts w:ascii="맑은 고딕" w:hAnsi="맑은 고딕" w:eastAsia="맑은 고딕"/>
+          <w:b w:val="0"/>
+          <w:sz w:val="17"/>
+          <w:u w:val="none"/>
+        </w:rPr>
+        <w:t xml:space="preserve"> over from the very beginning. With a computer, it's fairly easy to make changes at any time, and in any part of the text. The same is true of video editing. Linear editing is kind of like ⓔ</w:t>
+      </w:r>
+      <w:r>
+        <w:rPr>
+          <w:rFonts w:ascii="맑은 고딕" w:hAnsi="맑은 고딕" w:eastAsia="맑은 고딕"/>
+          <w:b w:val="0"/>
+          <w:sz w:val="17"/>
+          <w:u w:val="single"/>
+        </w:rPr>
+        <w:t>use</w:t>
+      </w:r>
+      <w:r>
+        <w:rPr>
+          <w:rFonts w:ascii="맑은 고딕" w:hAnsi="맑은 고딕" w:eastAsia="맑은 고딕"/>
+          <w:b w:val="0"/>
+          <w:sz w:val="17"/>
+          <w:u w:val="none"/>
+        </w:rPr>
+        <w:t xml:space="preserve"> a typewriter. It involves recording all your video onto tape in the sequence ⓓ</w:t>
+      </w:r>
+      <w:r>
+        <w:rPr>
+          <w:rFonts w:ascii="맑은 고딕" w:hAnsi="맑은 고딕" w:eastAsia="맑은 고딕"/>
+          <w:b w:val="0"/>
+          <w:sz w:val="17"/>
+          <w:u w:val="single"/>
+        </w:rPr>
+        <w:t>which</w:t>
+      </w:r>
+      <w:r>
+        <w:rPr>
+          <w:rFonts w:ascii="맑은 고딕" w:hAnsi="맑은 고딕" w:eastAsia="맑은 고딕"/>
+          <w:b w:val="0"/>
+          <w:sz w:val="17"/>
+          <w:u w:val="none"/>
+        </w:rPr>
+        <w:t xml:space="preserve"> it will finally be shown, one clip after another, without stopping. Nonlinear editing, on the other hand, is like using a word processing program. The order of clips can be changed at any time, and the editor can add new clips or cut out parts of clips at any point in the process without ⓕ</w:t>
+      </w:r>
+      <w:r>
+        <w:rPr>
+          <w:rFonts w:ascii="맑은 고딕" w:hAnsi="맑은 고딕" w:eastAsia="맑은 고딕"/>
+          <w:b w:val="0"/>
+          <w:sz w:val="17"/>
+          <w:u w:val="single"/>
+        </w:rPr>
+        <w:t>erasing</w:t>
+      </w:r>
+      <w:r>
+        <w:rPr>
+          <w:rFonts w:ascii="맑은 고딕" w:hAnsi="맑은 고딕" w:eastAsia="맑은 고딕"/>
+          <w:b w:val="0"/>
+          <w:sz w:val="17"/>
+          <w:u w:val="none"/>
+        </w:rPr>
+        <w:t xml:space="preserve"> any other portion of the video.</w:t>
+      </w:r>
+    </w:p>
+    <w:p>
+      <w:pPr>
+        <w:spacing w:before="0" w:after="20" w:line="276" w:lineRule="auto"/>
+        <w:ind w:left="80"/>
+        <w:snapToGrid w:val="0"/>
+      </w:pPr>
+      <w:r>
+        <w:rPr>
+          <w:rFonts w:ascii="맑은 고딕" w:hAnsi="맑은 고딕" w:eastAsia="맑은 고딕"/>
+          <w:b w:val="0"/>
+          <w:sz w:val="17"/>
+          <w:u w:val="none"/>
+        </w:rPr>
+        <w:t>① ⓐ, ⓒ    ② ⓑ, ⓓ    ③ ⓒ, ⓔ, ⓕ    ④ ⓑ, ⓓ, ⓔ    ⑤ ⓐ, ⓓ, ⓕ</w:t>
       </w:r>
     </w:p>
     <w:p>
@@ -1606,25 +1920,7 @@
           <w:sz w:val="17"/>
           <w:u w:val="none"/>
         </w:rPr>
-        <w:t xml:space="preserve"> 윗글의 밑줄 친 ①~⑤ 중, 문맥상 낱말의 쓰임이 적절하지 </w:t>
-      </w:r>
-      <w:r>
-        <w:rPr>
-          <w:rFonts w:ascii="맑은 고딕" w:hAnsi="맑은 고딕" w:eastAsia="맑은 고딕"/>
-          <w:b/>
-          <w:sz w:val="17"/>
-          <w:u w:val="none"/>
-        </w:rPr>
-        <w:t>않은</w:t>
-      </w:r>
-      <w:r>
-        <w:rPr>
-          <w:rFonts w:ascii="맑은 고딕" w:hAnsi="맑은 고딕" w:eastAsia="맑은 고딕"/>
-          <w:b w:val="0"/>
-          <w:sz w:val="17"/>
-          <w:u w:val="none"/>
-        </w:rPr>
-        <w:t xml:space="preserve"> 것은? [2.8점]</w:t>
+        <w:t xml:space="preserve"> 다음 글의 (A), (B), (C)의 각 괄호 안에서 문맥과 어법에 맞는 표현으로 가장 적절한 것은? [2.9점]</w:t>
       </w:r>
     </w:p>
     <w:p>
@@ -1647,7 +1943,87 @@
           <w:sz w:val="17"/>
           <w:u w:val="none"/>
         </w:rPr>
-        <w:t>If you have ever written a ①lengthy paper, you know the need to correct parts of it. With a typewriter you would have to start over; with a computer changes are easy at any time and in any part of the text. Video editing is the same. Linear editing records all the clips onto tape in the sequence in which they will finally be shown, one after another, ②without stopping. Nonlinear editing is like a word processing program: the order of clips can be ③fixed at any time, and the editor can ④add new clips or cut out parts of clips at any point without ⑤erasing any other portion of the video.</w:t>
+        <w:t>Have you ever been working on a school project which required you to write a lengthy paper or story? If so, then you probably found it necessary to correct or edit certain portions of your text. With a typewriter, you would have to start over from the very beginning. With a computer, it's fairly (A) [easy / difficult] to make changes at any time, and in any part of the text. The same is true of video editing. Linear editing is kind of like using a typewriter. It involves recording all your video onto tape in the sequence in which it will finally be shown, one clip after another, without stopping. Nonlinear editing, on the other hand, is like using a word processing program. The order of clips can be (B) [changed / fixed] at any time, and the editor can add new clips or (C) [cut / cutting] out parts of clips at any point in the process without erasing any other portion of the video.</w:t>
+      </w:r>
+    </w:p>
+    <w:p>
+      <w:pPr>
+        <w:spacing w:before="0" w:after="0" w:line="269" w:lineRule="auto"/>
+        <w:ind w:left="180" w:hanging="180"/>
+        <w:snapToGrid w:val="0"/>
+      </w:pPr>
+      <w:r>
+        <w:rPr>
+          <w:rFonts w:ascii="맑은 고딕" w:hAnsi="맑은 고딕" w:eastAsia="맑은 고딕"/>
+          <w:b w:val="0"/>
+          <w:sz w:val="17"/>
+          <w:u w:val="none"/>
+        </w:rPr>
+        <w:t>① (A) difficult  (B) changed  (C) cut</w:t>
+      </w:r>
+    </w:p>
+    <w:p>
+      <w:pPr>
+        <w:spacing w:before="0" w:after="0" w:line="269" w:lineRule="auto"/>
+        <w:ind w:left="180" w:hanging="180"/>
+        <w:snapToGrid w:val="0"/>
+      </w:pPr>
+      <w:r>
+        <w:rPr>
+          <w:rFonts w:ascii="맑은 고딕" w:hAnsi="맑은 고딕" w:eastAsia="맑은 고딕"/>
+          <w:b w:val="0"/>
+          <w:sz w:val="17"/>
+          <w:u w:val="none"/>
+        </w:rPr>
+        <w:t>② (A) easy  (B) fixed  (C) cutting</w:t>
+      </w:r>
+    </w:p>
+    <w:p>
+      <w:pPr>
+        <w:spacing w:before="0" w:after="0" w:line="269" w:lineRule="auto"/>
+        <w:ind w:left="180" w:hanging="180"/>
+        <w:snapToGrid w:val="0"/>
+      </w:pPr>
+      <w:r>
+        <w:rPr>
+          <w:rFonts w:ascii="맑은 고딕" w:hAnsi="맑은 고딕" w:eastAsia="맑은 고딕"/>
+          <w:b w:val="0"/>
+          <w:sz w:val="17"/>
+          <w:u w:val="none"/>
+        </w:rPr>
+        <w:t>③ (A) easy  (B) changed  (C) cut</w:t>
+      </w:r>
+    </w:p>
+    <w:p>
+      <w:pPr>
+        <w:spacing w:before="0" w:after="0" w:line="269" w:lineRule="auto"/>
+        <w:ind w:left="180" w:hanging="180"/>
+        <w:snapToGrid w:val="0"/>
+      </w:pPr>
+      <w:r>
+        <w:rPr>
+          <w:rFonts w:ascii="맑은 고딕" w:hAnsi="맑은 고딕" w:eastAsia="맑은 고딕"/>
+          <w:b w:val="0"/>
+          <w:sz w:val="17"/>
+          <w:u w:val="none"/>
+        </w:rPr>
+        <w:t>④ (A) easy  (B) changed  (C) cutting</w:t>
+      </w:r>
+    </w:p>
+    <w:p>
+      <w:pPr>
+        <w:spacing w:before="0" w:after="0" w:line="269" w:lineRule="auto"/>
+        <w:ind w:left="180" w:hanging="180"/>
+        <w:snapToGrid w:val="0"/>
+      </w:pPr>
+      <w:r>
+        <w:rPr>
+          <w:rFonts w:ascii="맑은 고딕" w:hAnsi="맑은 고딕" w:eastAsia="맑은 고딕"/>
+          <w:b w:val="0"/>
+          <w:sz w:val="17"/>
+          <w:u w:val="none"/>
+        </w:rPr>
+        <w:t>⑤ (A) difficult  (B) fixed  (C) cut</w:t>
       </w:r>
     </w:p>
     <w:p>
@@ -1672,25 +2048,25 @@
           <w:sz w:val="17"/>
           <w:u w:val="none"/>
         </w:rPr>
-        <w:t xml:space="preserve"> 윗글의 밑줄 친 ①~⑤ 중, 어법상 </w:t>
-      </w:r>
-      <w:r>
-        <w:rPr>
-          <w:rFonts w:ascii="맑은 고딕" w:hAnsi="맑은 고딕" w:eastAsia="맑은 고딕"/>
-          <w:b/>
-          <w:sz w:val="17"/>
-          <w:u w:val="none"/>
-        </w:rPr>
-        <w:t>틀린</w:t>
+        <w:t xml:space="preserve"> According to the passage, which of the following is </w:t>
       </w:r>
       <w:r>
         <w:rPr>
           <w:rFonts w:ascii="맑은 고딕" w:hAnsi="맑은 고딕" w:eastAsia="맑은 고딕"/>
           <w:b w:val="0"/>
           <w:sz w:val="17"/>
-          <w:u w:val="none"/>
-        </w:rPr>
-        <w:t xml:space="preserve"> 것은? [2.8점]</w:t>
+          <w:u w:val="single"/>
+        </w:rPr>
+        <w:t>NOT</w:t>
+      </w:r>
+      <w:r>
+        <w:rPr>
+          <w:rFonts w:ascii="맑은 고딕" w:hAnsi="맑은 고딕" w:eastAsia="맑은 고딕"/>
+          <w:b w:val="0"/>
+          <w:sz w:val="17"/>
+          <w:u w:val="none"/>
+        </w:rPr>
+        <w:t xml:space="preserve"> true? [2.7점]</w:t>
       </w:r>
     </w:p>
     <w:p>
@@ -1713,7 +2089,87 @@
           <w:sz w:val="17"/>
           <w:u w:val="none"/>
         </w:rPr>
-        <w:t>Have you ever been working on a school project ①which required you ②to write a lengthy paper or story? If so, then you probably found ③it necessary to correct or edit certain portions of your text. With a typewriter, you would have to start over from the very beginning. With a computer, it's ④fair easy to make changes ⑤at any time, and in any part of the text.</w:t>
+        <w:t>Have you ever been working on a school project which required you to write a lengthy paper or story? If so, then you probably found it necessary to correct or edit certain portions of your text. With a typewriter, you would have to start over from the very beginning. With a computer, it's fairly easy to make changes at any time, and in any part of the text. The same is true of video editing. Linear editing is kind of like using a typewriter. It involves recording all your video onto tape in the sequence in which it will finally be shown, one clip after another, without stopping. Nonlinear editing, on the other hand, is like using a word processing program. The order of clips can be changed at any time, and the editor can add new clips or cut out parts of clips at any point in the process without erasing any other portion of the video.</w:t>
+      </w:r>
+    </w:p>
+    <w:p>
+      <w:pPr>
+        <w:spacing w:before="0" w:after="0" w:line="269" w:lineRule="auto"/>
+        <w:ind w:left="180" w:hanging="180"/>
+        <w:snapToGrid w:val="0"/>
+      </w:pPr>
+      <w:r>
+        <w:rPr>
+          <w:rFonts w:ascii="맑은 고딕" w:hAnsi="맑은 고딕" w:eastAsia="맑은 고딕"/>
+          <w:b w:val="0"/>
+          <w:sz w:val="17"/>
+          <w:u w:val="none"/>
+        </w:rPr>
+        <w:t>① With a typewriter, correcting a text could mean starting again from the beginning.</w:t>
+      </w:r>
+    </w:p>
+    <w:p>
+      <w:pPr>
+        <w:spacing w:before="0" w:after="0" w:line="269" w:lineRule="auto"/>
+        <w:ind w:left="180" w:hanging="180"/>
+        <w:snapToGrid w:val="0"/>
+      </w:pPr>
+      <w:r>
+        <w:rPr>
+          <w:rFonts w:ascii="맑은 고딕" w:hAnsi="맑은 고딕" w:eastAsia="맑은 고딕"/>
+          <w:b w:val="0"/>
+          <w:sz w:val="17"/>
+          <w:u w:val="none"/>
+        </w:rPr>
+        <w:t>② A computer makes it fairly easy to change any part of a text.</w:t>
+      </w:r>
+    </w:p>
+    <w:p>
+      <w:pPr>
+        <w:spacing w:before="0" w:after="0" w:line="269" w:lineRule="auto"/>
+        <w:ind w:left="180" w:hanging="180"/>
+        <w:snapToGrid w:val="0"/>
+      </w:pPr>
+      <w:r>
+        <w:rPr>
+          <w:rFonts w:ascii="맑은 고딕" w:hAnsi="맑은 고딕" w:eastAsia="맑은 고딕"/>
+          <w:b w:val="0"/>
+          <w:sz w:val="17"/>
+          <w:u w:val="none"/>
+        </w:rPr>
+        <w:t>③ Linear editing records clips onto tape in the order in which they will be shown.</w:t>
+      </w:r>
+    </w:p>
+    <w:p>
+      <w:pPr>
+        <w:spacing w:before="0" w:after="0" w:line="269" w:lineRule="auto"/>
+        <w:ind w:left="180" w:hanging="180"/>
+        <w:snapToGrid w:val="0"/>
+      </w:pPr>
+      <w:r>
+        <w:rPr>
+          <w:rFonts w:ascii="맑은 고딕" w:hAnsi="맑은 고딕" w:eastAsia="맑은 고딕"/>
+          <w:b w:val="0"/>
+          <w:sz w:val="17"/>
+          <w:u w:val="none"/>
+        </w:rPr>
+        <w:t>④ In nonlinear editing, the order of clips can be changed at any time.</w:t>
+      </w:r>
+    </w:p>
+    <w:p>
+      <w:pPr>
+        <w:spacing w:before="0" w:after="0" w:line="269" w:lineRule="auto"/>
+        <w:ind w:left="180" w:hanging="180"/>
+        <w:snapToGrid w:val="0"/>
+      </w:pPr>
+      <w:r>
+        <w:rPr>
+          <w:rFonts w:ascii="맑은 고딕" w:hAnsi="맑은 고딕" w:eastAsia="맑은 고딕"/>
+          <w:b w:val="0"/>
+          <w:sz w:val="17"/>
+          <w:u w:val="none"/>
+        </w:rPr>
+        <w:t>⑤ In linear editing, the editor can freely cut out parts of clips in the middle of the process.</w:t>
       </w:r>
     </w:p>
     <w:p>
@@ -1738,7 +2194,7 @@
           <w:sz w:val="17"/>
           <w:u w:val="none"/>
         </w:rPr>
-        <w:t xml:space="preserve"> 윗글의 빈칸에 들어갈 말로 가장 적절한 것은? [2.9점]</w:t>
+        <w:t xml:space="preserve"> [A]와 [B]를 읽고 이해한 것으로 가장 적절한 것은? [3.3점]</w:t>
       </w:r>
     </w:p>
     <w:p>
@@ -1761,7 +2217,110 @@
           <w:sz w:val="17"/>
           <w:u w:val="none"/>
         </w:rPr>
-        <w:t>Fixing one paragraph on a typewriter meant retyping the whole paper; a computer lets you change any part at any time. Video editing offers the same choice. Linear editing lays the clips onto tape in their final order and, like the typewriter, punishes second thoughts. Nonlinear editing, in short, ______________________________________: clips can be moved, added, or trimmed at any stage, and the rest of the video is left exactly as it was.</w:t>
+        <w:t>[A] Linear editing is kind of like using a typewriter. It involves recording all your video onto tape in the sequence in which it will finally be shown, one clip after another, without stopping. Nonlinear editing, on the other hand, is like using a word processing program. The order of clips can be changed at any time, and the editor can add new clips or cut out parts of clips at any point in the process without erasing any other portion of the video.</w:t>
+      </w:r>
+    </w:p>
+    <w:p>
+      <w:pPr>
+        <w:spacing w:before="0" w:after="60" w:line="288" w:lineRule="auto"/>
+        <w:ind w:left="40"/>
+        <w:snapToGrid w:val="0"/>
+        <w:pBdr>
+          <w:top w:val="single" w:sz="4" w:space="2" w:color="6B7FB8"/>
+          <w:left w:val="single" w:sz="4" w:space="2" w:color="6B7FB8"/>
+          <w:bottom w:val="single" w:sz="4" w:space="2" w:color="6B7FB8"/>
+          <w:right w:val="single" w:sz="4" w:space="2" w:color="6B7FB8"/>
+        </w:pBdr>
+        <w:shd w:val="clear" w:color="auto" w:fill="EEF2FF"/>
+      </w:pPr>
+      <w:r>
+        <w:rPr>
+          <w:rFonts w:ascii="맑은 고딕" w:hAnsi="맑은 고딕" w:eastAsia="맑은 고딕"/>
+          <w:b w:val="0"/>
+          <w:sz w:val="17"/>
+          <w:u w:val="none"/>
+        </w:rPr>
+        <w:t>[B] Early musicians recorded a song in a single take: if one player made a mistake near the end, the whole band had to play the song again from the start. Today, each instrument is recorded on a separate track, so a producer can fix one wrong note, move a guitar part, or add a new voice without touching the rest of the song.</w:t>
+      </w:r>
+    </w:p>
+    <w:p>
+      <w:pPr>
+        <w:spacing w:before="0" w:after="0" w:line="269" w:lineRule="auto"/>
+        <w:ind w:left="180" w:hanging="180"/>
+        <w:snapToGrid w:val="0"/>
+      </w:pPr>
+      <w:r>
+        <w:rPr>
+          <w:rFonts w:ascii="맑은 고딕" w:hAnsi="맑은 고딕" w:eastAsia="맑은 고딕"/>
+          <w:b w:val="0"/>
+          <w:sz w:val="17"/>
+          <w:u w:val="none"/>
+        </w:rPr>
+        <w:t>① Both texts contrast a method that requires starting over with one that allows changes to any part at any time.</w:t>
+      </w:r>
+    </w:p>
+    <w:p>
+      <w:pPr>
+        <w:spacing w:before="0" w:after="0" w:line="269" w:lineRule="auto"/>
+        <w:ind w:left="180" w:hanging="180"/>
+        <w:snapToGrid w:val="0"/>
+      </w:pPr>
+      <w:r>
+        <w:rPr>
+          <w:rFonts w:ascii="맑은 고딕" w:hAnsi="맑은 고딕" w:eastAsia="맑은 고딕"/>
+          <w:b w:val="0"/>
+          <w:sz w:val="17"/>
+          <w:u w:val="none"/>
+        </w:rPr>
+        <w:t>② [A] prefers linear editing, while [B] prefers single-take recording.</w:t>
+      </w:r>
+    </w:p>
+    <w:p>
+      <w:pPr>
+        <w:spacing w:before="0" w:after="0" w:line="269" w:lineRule="auto"/>
+        <w:ind w:left="180" w:hanging="180"/>
+        <w:snapToGrid w:val="0"/>
+      </w:pPr>
+      <w:r>
+        <w:rPr>
+          <w:rFonts w:ascii="맑은 고딕" w:hAnsi="맑은 고딕" w:eastAsia="맑은 고딕"/>
+          <w:b w:val="0"/>
+          <w:sz w:val="17"/>
+          <w:u w:val="none"/>
+        </w:rPr>
+        <w:t>③ [B] suggests that modern recording makes mistakes impossible.</w:t>
+      </w:r>
+    </w:p>
+    <w:p>
+      <w:pPr>
+        <w:spacing w:before="0" w:after="0" w:line="269" w:lineRule="auto"/>
+        <w:ind w:left="180" w:hanging="180"/>
+        <w:snapToGrid w:val="0"/>
+      </w:pPr>
+      <w:r>
+        <w:rPr>
+          <w:rFonts w:ascii="맑은 고딕" w:hAnsi="맑은 고딕" w:eastAsia="맑은 고딕"/>
+          <w:b w:val="0"/>
+          <w:sz w:val="17"/>
+          <w:u w:val="none"/>
+        </w:rPr>
+        <w:t>④ Both texts claim that older methods produced better results.</w:t>
+      </w:r>
+    </w:p>
+    <w:p>
+      <w:pPr>
+        <w:spacing w:before="0" w:after="0" w:line="269" w:lineRule="auto"/>
+        <w:ind w:left="180" w:hanging="180"/>
+        <w:snapToGrid w:val="0"/>
+      </w:pPr>
+      <w:r>
+        <w:rPr>
+          <w:rFonts w:ascii="맑은 고딕" w:hAnsi="맑은 고딕" w:eastAsia="맑은 고딕"/>
+          <w:b w:val="0"/>
+          <w:sz w:val="17"/>
+          <w:u w:val="none"/>
+        </w:rPr>
+        <w:t>⑤ [A] is about writing school papers, while [B] is about editing videos.</w:t>
       </w:r>
     </w:p>
     <w:p>
@@ -1786,7 +2345,7 @@
           <w:sz w:val="17"/>
           <w:u w:val="none"/>
         </w:rPr>
-        <w:t xml:space="preserve"> 윗글의 내용을 한 문장으로 요약하고자 한다. 빈칸 (A), (B)에 들어갈 말로 가장 적절한 것은? [2.8점]</w:t>
+        <w:t xml:space="preserve"> 윗글의 제목으로 가장 적절한 것은? [2.6점]</w:t>
       </w:r>
     </w:p>
     <w:p>
@@ -1809,44 +2368,30 @@
           <w:sz w:val="17"/>
           <w:u w:val="none"/>
         </w:rPr>
-        <w:t>A typewriter locks every page the moment it is typed; a word processor lets you revise anywhere, whenever you like. Linear video editing works like the first — the clips go onto tape in final order, without a break — and nonlinear editing like the second, letting the editor move, add, or trim clips at any stage while the rest of the video stays as it was.</w:t>
+        <w:t>Have you ever been working on a school project which required you to write a lengthy paper or story? If so, then you probably found it necessary to correct or edit certain portions of your text. With a typewriter, you would have to start over from the very beginning. With a computer, it's fairly easy to make changes at any time, and in any part of the text. The same is true of video editing. Linear editing is kind of like using a typewriter. It involves recording all your video onto tape in the sequence in which it will finally be shown, one clip after another, without stopping. Nonlinear editing, on the other hand, is like using a word processing program. The order of clips can be changed at any time, and the editor can add new clips or cut out parts of clips at any point in the process without erasing any other portion of the video.</w:t>
       </w:r>
     </w:p>
     <w:p>
       <w:pPr>
-        <w:spacing w:before="0" w:after="0" w:line="336" w:lineRule="auto"/>
-        <w:ind w:left="40"/>
+        <w:spacing w:before="0" w:after="0" w:line="269" w:lineRule="auto"/>
+        <w:ind w:left="180" w:hanging="180"/>
         <w:snapToGrid w:val="0"/>
-        <w:pBdr>
-          <w:top w:val="single" w:sz="4" w:space="2" w:color="555555"/>
-          <w:left w:val="single" w:sz="4" w:space="2" w:color="555555"/>
-          <w:bottom w:val="single" w:sz="4" w:space="2" w:color="555555"/>
-          <w:right w:val="single" w:sz="4" w:space="2" w:color="555555"/>
-        </w:pBdr>
-        <w:shd w:val="clear" w:color="auto" w:fill="FFFFFF"/>
-      </w:pPr>
-      <w:r>
-        <w:rPr>
-          <w:rFonts w:ascii="맑은 고딕" w:hAnsi="맑은 고딕" w:eastAsia="맑은 고딕"/>
-          <w:b/>
+      </w:pPr>
+      <w:r>
+        <w:rPr>
+          <w:rFonts w:ascii="맑은 고딕" w:hAnsi="맑은 고딕" w:eastAsia="맑은 고딕"/>
+          <w:b w:val="0"/>
           <w:sz w:val="17"/>
           <w:u w:val="none"/>
         </w:rPr>
-        <w:t>조건 · 보기</w:t>
+        <w:t>① Why Typewriters Are Still Useful Today</w:t>
       </w:r>
     </w:p>
     <w:p>
       <w:pPr>
-        <w:spacing w:before="0" w:after="60" w:line="336" w:lineRule="auto"/>
-        <w:ind w:left="40"/>
+        <w:spacing w:before="0" w:after="0" w:line="269" w:lineRule="auto"/>
+        <w:ind w:left="180" w:hanging="180"/>
         <w:snapToGrid w:val="0"/>
-        <w:pBdr>
-          <w:top w:val="single" w:sz="4" w:space="2" w:color="555555"/>
-          <w:left w:val="single" w:sz="4" w:space="2" w:color="555555"/>
-          <w:bottom w:val="single" w:sz="4" w:space="2" w:color="555555"/>
-          <w:right w:val="single" w:sz="4" w:space="2" w:color="555555"/>
-        </w:pBdr>
-        <w:shd w:val="clear" w:color="auto" w:fill="FFFFFF"/>
       </w:pPr>
       <w:r>
         <w:rPr>
@@ -1855,7 +2400,55 @@
           <w:sz w:val="17"/>
           <w:u w:val="none"/>
         </w:rPr>
-        <w:t>Just as a computer, unlike a typewriter, allows changes (A)__________ in a text, nonlinear editing allows clips to be (B)__________ at any stage without disturbing the rest.</w:t>
+        <w:t>② How to Write a Good School Paper</w:t>
+      </w:r>
+    </w:p>
+    <w:p>
+      <w:pPr>
+        <w:spacing w:before="0" w:after="0" w:line="269" w:lineRule="auto"/>
+        <w:ind w:left="180" w:hanging="180"/>
+        <w:snapToGrid w:val="0"/>
+      </w:pPr>
+      <w:r>
+        <w:rPr>
+          <w:rFonts w:ascii="맑은 고딕" w:hAnsi="맑은 고딕" w:eastAsia="맑은 고딕"/>
+          <w:b w:val="0"/>
+          <w:sz w:val="17"/>
+          <w:u w:val="none"/>
+        </w:rPr>
+        <w:t>③ The Long History of Videotape</w:t>
+      </w:r>
+    </w:p>
+    <w:p>
+      <w:pPr>
+        <w:spacing w:before="0" w:after="0" w:line="269" w:lineRule="auto"/>
+        <w:ind w:left="180" w:hanging="180"/>
+        <w:snapToGrid w:val="0"/>
+      </w:pPr>
+      <w:r>
+        <w:rPr>
+          <w:rFonts w:ascii="맑은 고딕" w:hAnsi="맑은 고딕" w:eastAsia="맑은 고딕"/>
+          <w:b w:val="0"/>
+          <w:sz w:val="17"/>
+          <w:u w:val="none"/>
+        </w:rPr>
+        <w:t>④ Computers Are Making Students Lazy Writers</w:t>
+      </w:r>
+    </w:p>
+    <w:p>
+      <w:pPr>
+        <w:spacing w:before="0" w:after="0" w:line="269" w:lineRule="auto"/>
+        <w:ind w:left="180" w:hanging="180"/>
+        <w:snapToGrid w:val="0"/>
+      </w:pPr>
+      <w:r>
+        <w:rPr>
+          <w:rFonts w:ascii="맑은 고딕" w:hAnsi="맑은 고딕" w:eastAsia="맑은 고딕"/>
+          <w:b w:val="0"/>
+          <w:sz w:val="17"/>
+          <w:u w:val="none"/>
+        </w:rPr>
+        <w:t>⑤ Linear vs. Nonlinear Editing: From Typewriter to Word Processor</w:t>
       </w:r>
     </w:p>
     <w:p>
@@ -1880,25 +2473,25 @@
           <w:sz w:val="17"/>
           <w:u w:val="none"/>
         </w:rPr>
-        <w:t xml:space="preserve"> 윗글의 내용과 일치하는 것을 &lt;보기&gt;에서 </w:t>
-      </w:r>
-      <w:r>
-        <w:rPr>
-          <w:rFonts w:ascii="맑은 고딕" w:hAnsi="맑은 고딕" w:eastAsia="맑은 고딕"/>
-          <w:b/>
-          <w:sz w:val="17"/>
-          <w:u w:val="none"/>
-        </w:rPr>
-        <w:t>있는 대로</w:t>
+        <w:t xml:space="preserve"> 다음 글에서 전체 흐름과 관계 </w:t>
       </w:r>
       <w:r>
         <w:rPr>
           <w:rFonts w:ascii="맑은 고딕" w:hAnsi="맑은 고딕" w:eastAsia="맑은 고딕"/>
           <w:b w:val="0"/>
           <w:sz w:val="17"/>
-          <w:u w:val="none"/>
-        </w:rPr>
-        <w:t xml:space="preserve"> 고른 것은? (부분 점수 없음) [3.0점]</w:t>
+          <w:u w:val="single"/>
+        </w:rPr>
+        <w:t>없는</w:t>
+      </w:r>
+      <w:r>
+        <w:rPr>
+          <w:rFonts w:ascii="맑은 고딕" w:hAnsi="맑은 고딕" w:eastAsia="맑은 고딕"/>
+          <w:b w:val="0"/>
+          <w:sz w:val="17"/>
+          <w:u w:val="none"/>
+        </w:rPr>
+        <w:t xml:space="preserve"> 문장은? [3.0점]</w:t>
       </w:r>
     </w:p>
     <w:p>
@@ -1921,12 +2514,13 @@
           <w:sz w:val="17"/>
           <w:u w:val="none"/>
         </w:rPr>
-        <w:t>Writing a long paper on a typewriter meant starting over to fix a mistake, whereas a computer allows changes at any time and in any part of the text. Linear video editing is like the typewriter: all the clips are recorded onto tape in the sequence in which they will finally be shown, without stopping. Nonlinear editing is like a word processing program: the order of clips can be changed at any time, and clips can be added or cut without erasing any other portion of the video.</w:t>
+        <w:t>Have you ever been working on a school project which required you to write a lengthy paper or story? If so, then you probably found it necessary to correct or edit certain portions of your text. ① With a typewriter, you would have to start over from the very beginning. ② Typewriters were invented in the 1860s and were once found in almost every office. ③ With a computer, it's fairly easy to make changes at any time, and in any part of the text. ④ The same is true of video editing. ⑤ Linear editing is kind of like using a typewriter. It involves recording all your video onto tape in the sequence in which it will finally be shown, one clip after another, without stopping. Nonlinear editing, on the other hand, is like using a word processing program. The order of clips can be changed at any time, and the editor can add new clips or cut out parts of clips at any point in the process without erasing any other portion of the video.</w:t>
       </w:r>
     </w:p>
     <w:p>
       <w:pPr>
-        <w:spacing w:before="0" w:after="40" w:line="360" w:lineRule="auto"/>
+        <w:spacing w:before="0" w:after="20" w:line="276" w:lineRule="auto"/>
+        <w:ind w:left="80"/>
         <w:snapToGrid w:val="0"/>
       </w:pPr>
       <w:r>
@@ -1936,67 +2530,25 @@
           <w:sz w:val="17"/>
           <w:u w:val="none"/>
         </w:rPr>
-        <w:t>ⓐ A typewriter forced a writer to start over in order to fix a mistake.</w:t>
+        <w:t>① ①    ② ②    ③ ③    ④ ④    ⑤ ⑤</w:t>
       </w:r>
     </w:p>
     <w:p>
       <w:pPr>
-        <w:spacing w:before="0" w:after="40" w:line="360" w:lineRule="auto"/>
+        <w:keepNext/>
+        <w:spacing w:before="80" w:after="40" w:line="276" w:lineRule="auto"/>
         <w:snapToGrid w:val="0"/>
-      </w:pPr>
-      <w:r>
-        <w:rPr>
-          <w:rFonts w:ascii="맑은 고딕" w:hAnsi="맑은 고딕" w:eastAsia="맑은 고딕"/>
-          <w:b w:val="0"/>
+        <w:shd w:val="clear" w:color="auto" w:fill="8A3A12"/>
+      </w:pPr>
+      <w:r>
+        <w:rPr>
+          <w:rFonts w:ascii="맑은 고딕" w:hAnsi="맑은 고딕" w:eastAsia="맑은 고딕"/>
+          <w:b/>
+          <w:color w:val="FFFFFF"/>
           <w:sz w:val="17"/>
           <w:u w:val="none"/>
         </w:rPr>
-        <w:t>ⓑ On a computer, changes can be made in any part of the text.</w:t>
-      </w:r>
-    </w:p>
-    <w:p>
-      <w:pPr>
-        <w:spacing w:before="0" w:after="40" w:line="360" w:lineRule="auto"/>
-        <w:snapToGrid w:val="0"/>
-      </w:pPr>
-      <w:r>
-        <w:rPr>
-          <w:rFonts w:ascii="맑은 고딕" w:hAnsi="맑은 고딕" w:eastAsia="맑은 고딕"/>
-          <w:b w:val="0"/>
-          <w:sz w:val="17"/>
-          <w:u w:val="none"/>
-        </w:rPr>
-        <w:t>ⓒ Linear editing records clips in their final order without stopping.</w:t>
-      </w:r>
-    </w:p>
-    <w:p>
-      <w:pPr>
-        <w:spacing w:before="0" w:after="40" w:line="360" w:lineRule="auto"/>
-        <w:snapToGrid w:val="0"/>
-      </w:pPr>
-      <w:r>
-        <w:rPr>
-          <w:rFonts w:ascii="맑은 고딕" w:hAnsi="맑은 고딕" w:eastAsia="맑은 고딕"/>
-          <w:b w:val="0"/>
-          <w:sz w:val="17"/>
-          <w:u w:val="none"/>
-        </w:rPr>
-        <w:t>ⓓ Nonlinear editing erases other parts of the video when a clip is added.</w:t>
-      </w:r>
-    </w:p>
-    <w:p>
-      <w:pPr>
-        <w:spacing w:before="0" w:after="40" w:line="360" w:lineRule="auto"/>
-        <w:snapToGrid w:val="0"/>
-      </w:pPr>
-      <w:r>
-        <w:rPr>
-          <w:rFonts w:ascii="맑은 고딕" w:hAnsi="맑은 고딕" w:eastAsia="맑은 고딕"/>
-          <w:b w:val="0"/>
-          <w:sz w:val="17"/>
-          <w:u w:val="none"/>
-        </w:rPr>
-        <w:t>ⓔ Linear editing is compared to a word processing program.</w:t>
+        <w:t>서답형  38-서1 ~ 38-서2</w:t>
       </w:r>
     </w:p>
     <w:p>
@@ -2012,7 +2564,7 @@
           <w:sz w:val="17"/>
           <w:u w:val="none"/>
         </w:rPr>
-        <w:t>38-8.</w:t>
+        <w:t>38-서1.</w:t>
       </w:r>
       <w:r>
         <w:rPr>
@@ -2021,25 +2573,25 @@
           <w:sz w:val="17"/>
           <w:u w:val="none"/>
         </w:rPr>
-        <w:t xml:space="preserve"> &lt;A&gt;와 &lt;B&gt;에 대한 설명으로 적절하지 </w:t>
-      </w:r>
-      <w:r>
-        <w:rPr>
-          <w:rFonts w:ascii="맑은 고딕" w:hAnsi="맑은 고딕" w:eastAsia="맑은 고딕"/>
-          <w:b/>
-          <w:sz w:val="17"/>
-          <w:u w:val="none"/>
-        </w:rPr>
-        <w:t>않은</w:t>
+        <w:t xml:space="preserve"> 다음 글의 내용을 요약하고자 한다. 빈칸 (1)~(3)에 들어갈 말을 본문에서 찾아 </w:t>
       </w:r>
       <w:r>
         <w:rPr>
           <w:rFonts w:ascii="맑은 고딕" w:hAnsi="맑은 고딕" w:eastAsia="맑은 고딕"/>
           <w:b w:val="0"/>
           <w:sz w:val="17"/>
-          <w:u w:val="none"/>
-        </w:rPr>
-        <w:t xml:space="preserve"> 것은? [2.9점]</w:t>
+          <w:u w:val="single"/>
+        </w:rPr>
+        <w:t>반드시 변형하여</w:t>
+      </w:r>
+      <w:r>
+        <w:rPr>
+          <w:rFonts w:ascii="맑은 고딕" w:hAnsi="맑은 고딕" w:eastAsia="맑은 고딕"/>
+          <w:b w:val="0"/>
+          <w:sz w:val="17"/>
+          <w:u w:val="none"/>
+        </w:rPr>
+        <w:t xml:space="preserve"> 쓰시오. (한 칸에 한 단어) [각 1점, 총 3점] [3.0점]</w:t>
       </w:r>
     </w:p>
     <w:p>
@@ -2062,7 +2614,139 @@
           <w:sz w:val="17"/>
           <w:u w:val="none"/>
         </w:rPr>
-        <w:t>&lt;A&gt;  A typewriter locks every page the moment it is typed; a word processor lets you revise anywhere, whenever you like. Linear video editing works like the first — the clips go onto tape in final order, without a break — and nonlinear editing like the second, letting the editor move, add, or trim clips at any stage while the rest of the video stays as it was.</w:t>
+        <w:t>Have you ever been working on a school project which required you to write a lengthy paper or story? If so, then you probably found it necessary to correct or edit certain portions of your text. With a typewriter, you would have to start over from the very beginning. With a computer, it's fairly easy to make changes at any time, and in any part of the text. The same is true of video editing. Linear editing is kind of like using a typewriter. It involves recording all your video onto tape in the sequence in which it will finally be shown, one clip after another, without stopping. Nonlinear editing, on the other hand, is like using a word processing program. The order of clips can be changed at any time, and the editor can add new clips or cut out parts of clips at any point in the process without erasing any other portion of the video.</w:t>
+      </w:r>
+    </w:p>
+    <w:p>
+      <w:pPr>
+        <w:spacing w:before="0" w:after="60" w:line="288" w:lineRule="auto"/>
+        <w:ind w:left="40"/>
+        <w:snapToGrid w:val="0"/>
+        <w:pBdr>
+          <w:top w:val="single" w:sz="4" w:space="2" w:color="C99B4E"/>
+          <w:left w:val="single" w:sz="4" w:space="2" w:color="C99B4E"/>
+          <w:bottom w:val="single" w:sz="4" w:space="2" w:color="C99B4E"/>
+          <w:right w:val="single" w:sz="4" w:space="2" w:color="C99B4E"/>
+        </w:pBdr>
+        <w:shd w:val="clear" w:color="auto" w:fill="FFF8E1"/>
+      </w:pPr>
+      <w:r>
+        <w:rPr>
+          <w:rFonts w:ascii="맑은 고딕" w:hAnsi="맑은 고딕" w:eastAsia="맑은 고딕"/>
+          <w:b w:val="0"/>
+          <w:sz w:val="17"/>
+          <w:u w:val="none"/>
+        </w:rPr>
+        <w:t>In linear editing, video is (1) ________ onto tape in its (2) ________ order, whereas nonlinear editing allows clips to be changed (3) ________ at any point, just as a computer does for writing.</w:t>
+      </w:r>
+    </w:p>
+    <w:p>
+      <w:pPr>
+        <w:spacing w:before="0" w:after="0" w:line="288" w:lineRule="auto"/>
+        <w:ind w:left="40"/>
+        <w:snapToGrid w:val="0"/>
+        <w:pBdr>
+          <w:top w:val="single" w:sz="4" w:space="2" w:color="9B6BD0"/>
+          <w:left w:val="single" w:sz="4" w:space="2" w:color="9B6BD0"/>
+          <w:bottom w:val="single" w:sz="4" w:space="2" w:color="9B6BD0"/>
+          <w:right w:val="single" w:sz="4" w:space="2" w:color="9B6BD0"/>
+        </w:pBdr>
+        <w:shd w:val="clear" w:color="auto" w:fill="FAF5FF"/>
+      </w:pPr>
+      <w:r>
+        <w:rPr>
+          <w:rFonts w:ascii="맑은 고딕" w:hAnsi="맑은 고딕" w:eastAsia="맑은 고딕"/>
+          <w:b/>
+          <w:sz w:val="17"/>
+          <w:u w:val="none"/>
+        </w:rPr>
+        <w:t>&lt;조 건&gt;</w:t>
+      </w:r>
+    </w:p>
+    <w:p>
+      <w:pPr>
+        <w:spacing w:before="0" w:after="0" w:line="288" w:lineRule="auto"/>
+        <w:ind w:left="40"/>
+        <w:snapToGrid w:val="0"/>
+        <w:pBdr>
+          <w:top w:val="single" w:sz="4" w:space="2" w:color="9B6BD0"/>
+          <w:left w:val="single" w:sz="4" w:space="2" w:color="9B6BD0"/>
+          <w:bottom w:val="single" w:sz="4" w:space="2" w:color="9B6BD0"/>
+          <w:right w:val="single" w:sz="4" w:space="2" w:color="9B6BD0"/>
+        </w:pBdr>
+        <w:shd w:val="clear" w:color="auto" w:fill="FAF5FF"/>
+      </w:pPr>
+      <w:r>
+        <w:rPr>
+          <w:rFonts w:ascii="맑은 고딕" w:hAnsi="맑은 고딕" w:eastAsia="맑은 고딕"/>
+          <w:b w:val="0"/>
+          <w:sz w:val="17"/>
+          <w:u w:val="none"/>
+        </w:rPr>
+        <w:t>1. 본문의 단어를 반드시 변형(품사·어형)하여 쓸 것 — 본문 형태 그대로 쓰면 0점</w:t>
+      </w:r>
+    </w:p>
+    <w:p>
+      <w:pPr>
+        <w:spacing w:before="0" w:after="60" w:line="288" w:lineRule="auto"/>
+        <w:ind w:left="40"/>
+        <w:snapToGrid w:val="0"/>
+        <w:pBdr>
+          <w:top w:val="single" w:sz="4" w:space="2" w:color="9B6BD0"/>
+          <w:left w:val="single" w:sz="4" w:space="2" w:color="9B6BD0"/>
+          <w:bottom w:val="single" w:sz="4" w:space="2" w:color="9B6BD0"/>
+          <w:right w:val="single" w:sz="4" w:space="2" w:color="9B6BD0"/>
+        </w:pBdr>
+        <w:shd w:val="clear" w:color="auto" w:fill="FAF5FF"/>
+      </w:pPr>
+      <w:r>
+        <w:rPr>
+          <w:rFonts w:ascii="맑은 고딕" w:hAnsi="맑은 고딕" w:eastAsia="맑은 고딕"/>
+          <w:b w:val="0"/>
+          <w:sz w:val="17"/>
+          <w:u w:val="none"/>
+        </w:rPr>
+        <w:t>2. 답안지에 소문항 번호를 정확하게 기입할 것  예) 1-(1) 1-(2) 1-(3)</w:t>
+      </w:r>
+    </w:p>
+    <w:p>
+      <w:pPr>
+        <w:spacing w:before="0" w:after="40" w:line="360" w:lineRule="auto"/>
+        <w:snapToGrid w:val="0"/>
+      </w:pPr>
+      <w:r>
+        <w:rPr>
+          <w:rFonts w:ascii="맑은 고딕" w:hAnsi="맑은 고딕" w:eastAsia="맑은 고딕"/>
+          <w:b w:val="0"/>
+          <w:sz w:val="17"/>
+          <w:u w:val="none"/>
+        </w:rPr>
+        <w:t>(1) ______________   (2) ______________   (3) ______________</w:t>
+      </w:r>
+    </w:p>
+    <w:p>
+      <w:pPr>
+        <w:keepNext/>
+        <w:spacing w:before="80" w:after="20" w:line="276" w:lineRule="auto"/>
+        <w:snapToGrid w:val="0"/>
+      </w:pPr>
+      <w:r>
+        <w:rPr>
+          <w:rFonts w:ascii="맑은 고딕" w:hAnsi="맑은 고딕" w:eastAsia="맑은 고딕"/>
+          <w:b/>
+          <w:sz w:val="17"/>
+          <w:u w:val="none"/>
+        </w:rPr>
+        <w:t>38-서2.</w:t>
+      </w:r>
+      <w:r>
+        <w:rPr>
+          <w:rFonts w:ascii="맑은 고딕" w:hAnsi="맑은 고딕" w:eastAsia="맑은 고딕"/>
+          <w:b w:val="0"/>
+          <w:sz w:val="17"/>
+          <w:u w:val="none"/>
+        </w:rPr>
+        <w:t xml:space="preserve"> 다음 글의 밑줄 친 문장과 같은 뜻이 되도록 &lt;보기&gt;의 표현을 모두 사용하여 &lt;조건&gt;에 맞게 영작하시오. [3점] [3.0점]</w:t>
       </w:r>
     </w:p>
     <w:p>
@@ -2078,6 +2762,275 @@
         </w:pBdr>
         <w:shd w:val="clear" w:color="auto" w:fill="F6F3EA"/>
       </w:pPr>
+      <w:r>
+        <w:rPr>
+          <w:rFonts w:ascii="맑은 고딕" w:hAnsi="맑은 고딕" w:eastAsia="맑은 고딕"/>
+          <w:b w:val="0"/>
+          <w:sz w:val="17"/>
+          <w:u w:val="none"/>
+        </w:rPr>
+        <w:t xml:space="preserve">If so, then you probably found it necessary to correct or edit certain portions of your text. </w:t>
+      </w:r>
+      <w:r>
+        <w:rPr>
+          <w:rFonts w:ascii="맑은 고딕" w:hAnsi="맑은 고딕" w:eastAsia="맑은 고딕"/>
+          <w:b w:val="0"/>
+          <w:sz w:val="17"/>
+          <w:u w:val="single"/>
+        </w:rPr>
+        <w:t>With a typewriter, you would have to start over from the very beginning.</w:t>
+      </w:r>
+    </w:p>
+    <w:p>
+      <w:pPr>
+        <w:spacing w:before="0" w:after="60" w:line="288" w:lineRule="auto"/>
+        <w:ind w:left="40"/>
+        <w:snapToGrid w:val="0"/>
+        <w:pBdr>
+          <w:top w:val="single" w:sz="4" w:space="2" w:color="9B6BD0"/>
+          <w:left w:val="single" w:sz="4" w:space="2" w:color="9B6BD0"/>
+          <w:bottom w:val="single" w:sz="4" w:space="2" w:color="9B6BD0"/>
+          <w:right w:val="single" w:sz="4" w:space="2" w:color="9B6BD0"/>
+        </w:pBdr>
+        <w:shd w:val="clear" w:color="auto" w:fill="FAF5FF"/>
+      </w:pPr>
+      <w:r>
+        <w:rPr>
+          <w:rFonts w:ascii="맑은 고딕" w:hAnsi="맑은 고딕" w:eastAsia="맑은 고딕"/>
+          <w:b/>
+          <w:sz w:val="17"/>
+          <w:u w:val="none"/>
+        </w:rPr>
+        <w:t>&lt;보 기&gt;</w:t>
+      </w:r>
+      <w:r>
+        <w:rPr>
+          <w:rFonts w:ascii="맑은 고딕" w:hAnsi="맑은 고딕" w:eastAsia="맑은 고딕"/>
+          <w:b w:val="0"/>
+          <w:sz w:val="17"/>
+          <w:u w:val="none"/>
+        </w:rPr>
+        <w:t xml:space="preserve"> if / you / use / a typewriter / you / would have to / start over / from the very beginning</w:t>
+      </w:r>
+    </w:p>
+    <w:p>
+      <w:pPr>
+        <w:spacing w:before="0" w:after="0" w:line="288" w:lineRule="auto"/>
+        <w:ind w:left="40"/>
+        <w:snapToGrid w:val="0"/>
+        <w:pBdr>
+          <w:top w:val="single" w:sz="4" w:space="2" w:color="9B6BD0"/>
+          <w:left w:val="single" w:sz="4" w:space="2" w:color="9B6BD0"/>
+          <w:bottom w:val="single" w:sz="4" w:space="2" w:color="9B6BD0"/>
+          <w:right w:val="single" w:sz="4" w:space="2" w:color="9B6BD0"/>
+        </w:pBdr>
+        <w:shd w:val="clear" w:color="auto" w:fill="FAF5FF"/>
+      </w:pPr>
+      <w:r>
+        <w:rPr>
+          <w:rFonts w:ascii="맑은 고딕" w:hAnsi="맑은 고딕" w:eastAsia="맑은 고딕"/>
+          <w:b/>
+          <w:sz w:val="17"/>
+          <w:u w:val="none"/>
+        </w:rPr>
+        <w:t>&lt;조 건&gt;</w:t>
+      </w:r>
+    </w:p>
+    <w:p>
+      <w:pPr>
+        <w:spacing w:before="0" w:after="0" w:line="288" w:lineRule="auto"/>
+        <w:ind w:left="40"/>
+        <w:snapToGrid w:val="0"/>
+        <w:pBdr>
+          <w:top w:val="single" w:sz="4" w:space="2" w:color="9B6BD0"/>
+          <w:left w:val="single" w:sz="4" w:space="2" w:color="9B6BD0"/>
+          <w:bottom w:val="single" w:sz="4" w:space="2" w:color="9B6BD0"/>
+          <w:right w:val="single" w:sz="4" w:space="2" w:color="9B6BD0"/>
+        </w:pBdr>
+        <w:shd w:val="clear" w:color="auto" w:fill="FAF5FF"/>
+      </w:pPr>
+      <w:r>
+        <w:rPr>
+          <w:rFonts w:ascii="맑은 고딕" w:hAnsi="맑은 고딕" w:eastAsia="맑은 고딕"/>
+          <w:b w:val="0"/>
+          <w:sz w:val="17"/>
+          <w:u w:val="none"/>
+        </w:rPr>
+        <w:t>1. &lt;보기&gt;의 표현을 모두 한 번씩만 사용할 것</w:t>
+      </w:r>
+    </w:p>
+    <w:p>
+      <w:pPr>
+        <w:spacing w:before="0" w:after="0" w:line="288" w:lineRule="auto"/>
+        <w:ind w:left="40"/>
+        <w:snapToGrid w:val="0"/>
+        <w:pBdr>
+          <w:top w:val="single" w:sz="4" w:space="2" w:color="9B6BD0"/>
+          <w:left w:val="single" w:sz="4" w:space="2" w:color="9B6BD0"/>
+          <w:bottom w:val="single" w:sz="4" w:space="2" w:color="9B6BD0"/>
+          <w:right w:val="single" w:sz="4" w:space="2" w:color="9B6BD0"/>
+        </w:pBdr>
+        <w:shd w:val="clear" w:color="auto" w:fill="FAF5FF"/>
+      </w:pPr>
+      <w:r>
+        <w:rPr>
+          <w:rFonts w:ascii="맑은 고딕" w:hAnsi="맑은 고딕" w:eastAsia="맑은 고딕"/>
+          <w:b w:val="0"/>
+          <w:sz w:val="17"/>
+          <w:u w:val="none"/>
+        </w:rPr>
+        <w:t>2. With a typewriter를 If절로 바꾼 가정법 과거 문장으로 쓸 것</w:t>
+      </w:r>
+    </w:p>
+    <w:p>
+      <w:pPr>
+        <w:spacing w:before="0" w:after="0" w:line="288" w:lineRule="auto"/>
+        <w:ind w:left="40"/>
+        <w:snapToGrid w:val="0"/>
+        <w:pBdr>
+          <w:top w:val="single" w:sz="4" w:space="2" w:color="9B6BD0"/>
+          <w:left w:val="single" w:sz="4" w:space="2" w:color="9B6BD0"/>
+          <w:bottom w:val="single" w:sz="4" w:space="2" w:color="9B6BD0"/>
+          <w:right w:val="single" w:sz="4" w:space="2" w:color="9B6BD0"/>
+        </w:pBdr>
+        <w:shd w:val="clear" w:color="auto" w:fill="FAF5FF"/>
+      </w:pPr>
+      <w:r>
+        <w:rPr>
+          <w:rFonts w:ascii="맑은 고딕" w:hAnsi="맑은 고딕" w:eastAsia="맑은 고딕"/>
+          <w:b w:val="0"/>
+          <w:sz w:val="17"/>
+          <w:u w:val="none"/>
+        </w:rPr>
+        <w:t>3. &lt;보기&gt; 중 한 단어는 어법에 맞게 형태를 바꿀 것 (다른 단어 추가 금지)</w:t>
+      </w:r>
+    </w:p>
+    <w:p>
+      <w:pPr>
+        <w:spacing w:before="0" w:after="0" w:line="288" w:lineRule="auto"/>
+        <w:ind w:left="40"/>
+        <w:snapToGrid w:val="0"/>
+        <w:pBdr>
+          <w:top w:val="single" w:sz="4" w:space="2" w:color="9B6BD0"/>
+          <w:left w:val="single" w:sz="4" w:space="2" w:color="9B6BD0"/>
+          <w:bottom w:val="single" w:sz="4" w:space="2" w:color="9B6BD0"/>
+          <w:right w:val="single" w:sz="4" w:space="2" w:color="9B6BD0"/>
+        </w:pBdr>
+        <w:shd w:val="clear" w:color="auto" w:fill="FAF5FF"/>
+      </w:pPr>
+      <w:r>
+        <w:rPr>
+          <w:rFonts w:ascii="맑은 고딕" w:hAnsi="맑은 고딕" w:eastAsia="맑은 고딕"/>
+          <w:b w:val="0"/>
+          <w:sz w:val="17"/>
+          <w:u w:val="none"/>
+        </w:rPr>
+        <w:t>4. 총 15단어로 쓸 것</w:t>
+      </w:r>
+    </w:p>
+    <w:p>
+      <w:pPr>
+        <w:spacing w:before="0" w:after="60" w:line="288" w:lineRule="auto"/>
+        <w:ind w:left="40"/>
+        <w:snapToGrid w:val="0"/>
+        <w:pBdr>
+          <w:top w:val="single" w:sz="4" w:space="2" w:color="9B6BD0"/>
+          <w:left w:val="single" w:sz="4" w:space="2" w:color="9B6BD0"/>
+          <w:bottom w:val="single" w:sz="4" w:space="2" w:color="9B6BD0"/>
+          <w:right w:val="single" w:sz="4" w:space="2" w:color="9B6BD0"/>
+        </w:pBdr>
+        <w:shd w:val="clear" w:color="auto" w:fill="FAF5FF"/>
+      </w:pPr>
+      <w:r>
+        <w:rPr>
+          <w:rFonts w:ascii="맑은 고딕" w:hAnsi="맑은 고딕" w:eastAsia="맑은 고딕"/>
+          <w:b w:val="0"/>
+          <w:sz w:val="17"/>
+          <w:u w:val="none"/>
+        </w:rPr>
+        <w:t>5. 답안지에 소문항 번호를 정확하게 기입할 것</w:t>
+      </w:r>
+    </w:p>
+    <w:p>
+      <w:pPr>
+        <w:spacing w:before="0" w:after="40" w:line="360" w:lineRule="auto"/>
+        <w:snapToGrid w:val="0"/>
+      </w:pPr>
+      <w:r>
+        <w:rPr>
+          <w:rFonts w:ascii="맑은 고딕" w:hAnsi="맑은 고딕" w:eastAsia="맑은 고딕"/>
+          <w:b w:val="0"/>
+          <w:sz w:val="17"/>
+          <w:u w:val="none"/>
+        </w:rPr>
+        <w:t>⇒ If ______________________________________________________________ .</w:t>
+      </w:r>
+    </w:p>
+    <w:p>
+      <w:pPr>
+        <w:keepNext/>
+        <w:spacing w:before="80" w:after="40" w:line="276" w:lineRule="auto"/>
+        <w:snapToGrid w:val="0"/>
+        <w:shd w:val="clear" w:color="auto" w:fill="6B21A8"/>
+      </w:pPr>
+      <w:r>
+        <w:rPr>
+          <w:rFonts w:ascii="맑은 고딕" w:hAnsi="맑은 고딕" w:eastAsia="맑은 고딕"/>
+          <w:b/>
+          <w:color w:val="FFFFFF"/>
+          <w:sz w:val="17"/>
+          <w:u w:val="none"/>
+        </w:rPr>
+        <w:t>[지문 구조]  ※ 앞 문항을 모두 푼 뒤에 풀 것</w:t>
+      </w:r>
+    </w:p>
+    <w:p>
+      <w:pPr>
+        <w:keepNext/>
+        <w:spacing w:before="80" w:after="20" w:line="276" w:lineRule="auto"/>
+        <w:snapToGrid w:val="0"/>
+      </w:pPr>
+      <w:r>
+        <w:rPr>
+          <w:rFonts w:ascii="맑은 고딕" w:hAnsi="맑은 고딕" w:eastAsia="맑은 고딕"/>
+          <w:b/>
+          <w:sz w:val="17"/>
+          <w:u w:val="none"/>
+        </w:rPr>
+        <w:t>38-8.</w:t>
+      </w:r>
+      <w:r>
+        <w:rPr>
+          <w:rFonts w:ascii="맑은 고딕" w:hAnsi="맑은 고딕" w:eastAsia="맑은 고딕"/>
+          <w:b w:val="0"/>
+          <w:sz w:val="17"/>
+          <w:u w:val="none"/>
+        </w:rPr>
+        <w:t xml:space="preserve"> 글의 흐름으로 보아, 주어진 문장이 들어가기에 가장 적절한 곳은? [3.3점]</w:t>
+      </w:r>
+    </w:p>
+    <w:p>
+      <w:pPr>
+        <w:spacing w:before="0" w:after="60" w:line="288" w:lineRule="auto"/>
+        <w:ind w:left="40"/>
+        <w:snapToGrid w:val="0"/>
+        <w:pBdr>
+          <w:top w:val="single" w:sz="4" w:space="2" w:color="C99B4E"/>
+          <w:left w:val="single" w:sz="4" w:space="2" w:color="C99B4E"/>
+          <w:bottom w:val="single" w:sz="4" w:space="2" w:color="C99B4E"/>
+          <w:right w:val="single" w:sz="4" w:space="2" w:color="C99B4E"/>
+        </w:pBdr>
+        <w:shd w:val="clear" w:color="auto" w:fill="FFF8E1"/>
+      </w:pPr>
+      <w:r>
+        <w:rPr>
+          <w:rFonts w:ascii="맑은 고딕" w:hAnsi="맑은 고딕" w:eastAsia="맑은 고딕"/>
+          <w:b w:val="0"/>
+          <w:sz w:val="17"/>
+          <w:u w:val="none"/>
+        </w:rPr>
+        <w:t>The same is true of video editing.</w:t>
+      </w:r>
     </w:p>
     <w:p>
       <w:pPr>
@@ -2099,24 +3052,15 @@
           <w:sz w:val="17"/>
           <w:u w:val="none"/>
         </w:rPr>
-        <w:t>&lt;B&gt;  Film photography fixes each frame the instant the shutter opens; the exposed negative cannot be rearranged or partly erased, only reshot. Digital photography behaves differently. A photographer can delete a frame, reorder a sequence, or crop a single image long after the shoot, and nothing done to one file affects the others on the card.</w:t>
+        <w:t>Have you ever been working on a school project which required you to write a lengthy paper or story? ( ① ) If so, then you probably found it necessary to correct or edit certain portions of your text. ( ② ) With a typewriter, you would have to start over from the very beginning. ( ③ ) With a computer, it's fairly easy to make changes at any time, and in any part of the text. ( ④ ) Linear editing is kind of like using a typewriter. ( ⑤ ) It involves recording all your video onto tape in the sequence in which it will finally be shown, one clip after another, without stopping. Nonlinear editing, on the other hand, is like using a word processing program. The order of clips can be changed at any time, and the editor can add new clips or cut out parts of clips at any point in the process without erasing any other portion of the video.</w:t>
       </w:r>
     </w:p>
     <w:p>
       <w:pPr>
-        <w:keepNext/>
-        <w:spacing w:before="80" w:after="20" w:line="276" w:lineRule="auto"/>
+        <w:spacing w:before="0" w:after="20" w:line="276" w:lineRule="auto"/>
+        <w:ind w:left="80"/>
         <w:snapToGrid w:val="0"/>
       </w:pPr>
-      <w:r>
-        <w:rPr>
-          <w:rFonts w:ascii="맑은 고딕" w:hAnsi="맑은 고딕" w:eastAsia="맑은 고딕"/>
-          <w:b/>
-          <w:sz w:val="17"/>
-          <w:u w:val="none"/>
-        </w:rPr>
-        <w:t>38-추1.</w:t>
-      </w:r>
       <w:r>
         <w:rPr>
           <w:rFonts w:ascii="맑은 고딕" w:hAnsi="맑은 고딕" w:eastAsia="맑은 고딕"/>
@@ -2124,919 +3068,7 @@
           <w:sz w:val="17"/>
           <w:u w:val="none"/>
         </w:rPr>
-        <w:t xml:space="preserve"> 윗글의 요약문을 완성하시오. &lt;보기&gt;에서 알맞은 단어를 골라 </w:t>
-      </w:r>
-      <w:r>
-        <w:rPr>
-          <w:rFonts w:ascii="맑은 고딕" w:hAnsi="맑은 고딕" w:eastAsia="맑은 고딕"/>
-          <w:b/>
-          <w:sz w:val="17"/>
-          <w:u w:val="none"/>
-        </w:rPr>
-        <w:t>필요시 어형을 바꾸어</w:t>
-      </w:r>
-      <w:r>
-        <w:rPr>
-          <w:rFonts w:ascii="맑은 고딕" w:hAnsi="맑은 고딕" w:eastAsia="맑은 고딕"/>
-          <w:b w:val="0"/>
-          <w:sz w:val="17"/>
-          <w:u w:val="none"/>
-        </w:rPr>
-        <w:t xml:space="preserve"> 쓸 것. (각 한 단어 · 중복 사용 불가) [4.0점]</w:t>
-      </w:r>
-    </w:p>
-    <w:p>
-      <w:pPr>
-        <w:spacing w:before="0" w:after="0" w:line="336" w:lineRule="auto"/>
-        <w:ind w:left="40"/>
-        <w:snapToGrid w:val="0"/>
-        <w:pBdr>
-          <w:top w:val="single" w:sz="4" w:space="2" w:color="555555"/>
-          <w:left w:val="single" w:sz="4" w:space="2" w:color="555555"/>
-          <w:bottom w:val="single" w:sz="4" w:space="2" w:color="555555"/>
-          <w:right w:val="single" w:sz="4" w:space="2" w:color="555555"/>
-        </w:pBdr>
-        <w:shd w:val="clear" w:color="auto" w:fill="FFFFFF"/>
-      </w:pPr>
-      <w:r>
-        <w:rPr>
-          <w:rFonts w:ascii="맑은 고딕" w:hAnsi="맑은 고딕" w:eastAsia="맑은 고딕"/>
-          <w:b/>
-          <w:sz w:val="17"/>
-          <w:u w:val="none"/>
-        </w:rPr>
-        <w:t>조건 · 보기</w:t>
-      </w:r>
-    </w:p>
-    <w:p>
-      <w:pPr>
-        <w:spacing w:before="0" w:after="60" w:line="336" w:lineRule="auto"/>
-        <w:ind w:left="40"/>
-        <w:snapToGrid w:val="0"/>
-        <w:pBdr>
-          <w:top w:val="single" w:sz="4" w:space="2" w:color="555555"/>
-          <w:left w:val="single" w:sz="4" w:space="2" w:color="555555"/>
-          <w:bottom w:val="single" w:sz="4" w:space="2" w:color="555555"/>
-          <w:right w:val="single" w:sz="4" w:space="2" w:color="555555"/>
-        </w:pBdr>
-        <w:shd w:val="clear" w:color="auto" w:fill="FFFFFF"/>
-      </w:pPr>
-      <w:r>
-        <w:rPr>
-          <w:rFonts w:ascii="맑은 고딕" w:hAnsi="맑은 고딕" w:eastAsia="맑은 고딕"/>
-          <w:b w:val="0"/>
-          <w:sz w:val="17"/>
-          <w:u w:val="none"/>
-        </w:rPr>
-        <w:t>Editing a text on a computer is (A)__________ than on a typewriter because changes can be made anywhere. (B)__________, nonlinear video editing lets the order of clips be (C)__________ and new clips be added at any point, whereas linear editing records everything in its final (D)__________.</w:t>
-      </w:r>
-    </w:p>
-    <w:p>
-      <w:pPr>
-        <w:spacing w:before="0" w:after="0" w:line="336" w:lineRule="auto"/>
-        <w:ind w:left="40"/>
-        <w:snapToGrid w:val="0"/>
-        <w:pBdr>
-          <w:top w:val="single" w:sz="4" w:space="2" w:color="555555"/>
-          <w:left w:val="single" w:sz="4" w:space="2" w:color="555555"/>
-          <w:bottom w:val="single" w:sz="4" w:space="2" w:color="555555"/>
-          <w:right w:val="single" w:sz="4" w:space="2" w:color="555555"/>
-        </w:pBdr>
-        <w:shd w:val="clear" w:color="auto" w:fill="FFFFFF"/>
-      </w:pPr>
-      <w:r>
-        <w:rPr>
-          <w:rFonts w:ascii="맑은 고딕" w:hAnsi="맑은 고딕" w:eastAsia="맑은 고딕"/>
-          <w:b/>
-          <w:sz w:val="17"/>
-          <w:u w:val="none"/>
-        </w:rPr>
-        <w:t>조건 · 보기</w:t>
-      </w:r>
-    </w:p>
-    <w:p>
-      <w:pPr>
-        <w:spacing w:before="0" w:after="60" w:line="336" w:lineRule="auto"/>
-        <w:ind w:left="40"/>
-        <w:snapToGrid w:val="0"/>
-        <w:pBdr>
-          <w:top w:val="single" w:sz="4" w:space="2" w:color="555555"/>
-          <w:left w:val="single" w:sz="4" w:space="2" w:color="555555"/>
-          <w:bottom w:val="single" w:sz="4" w:space="2" w:color="555555"/>
-          <w:right w:val="single" w:sz="4" w:space="2" w:color="555555"/>
-        </w:pBdr>
-        <w:shd w:val="clear" w:color="auto" w:fill="FFFFFF"/>
-      </w:pPr>
-      <w:r>
-        <w:rPr>
-          <w:rFonts w:ascii="맑은 고딕" w:hAnsi="맑은 고딕" w:eastAsia="맑은 고딕"/>
-          <w:b w:val="0"/>
-          <w:sz w:val="17"/>
-          <w:u w:val="none"/>
-        </w:rPr>
-        <w:t>&lt;보기&gt; easy / similar / change / sequence / erase / record / require / correct</w:t>
-      </w:r>
-    </w:p>
-    <w:p>
-      <w:pPr>
-        <w:spacing w:before="0" w:after="40" w:line="360" w:lineRule="auto"/>
-        <w:snapToGrid w:val="0"/>
-      </w:pPr>
-      <w:r>
-        <w:rPr>
-          <w:rFonts w:ascii="맑은 고딕" w:hAnsi="맑은 고딕" w:eastAsia="맑은 고딕"/>
-          <w:b w:val="0"/>
-          <w:sz w:val="17"/>
-          <w:u w:val="none"/>
-        </w:rPr>
-        <w:t>(A) ________  (B) ________  (C) ________  (D) ________</w:t>
-      </w:r>
-    </w:p>
-    <w:p>
-      <w:pPr>
-        <w:keepNext/>
-        <w:spacing w:before="80" w:after="20" w:line="276" w:lineRule="auto"/>
-        <w:snapToGrid w:val="0"/>
-      </w:pPr>
-      <w:r>
-        <w:rPr>
-          <w:rFonts w:ascii="맑은 고딕" w:hAnsi="맑은 고딕" w:eastAsia="맑은 고딕"/>
-          <w:b/>
-          <w:sz w:val="17"/>
-          <w:u w:val="none"/>
-        </w:rPr>
-        <w:t>38-추2.</w:t>
-      </w:r>
-      <w:r>
-        <w:rPr>
-          <w:rFonts w:ascii="맑은 고딕" w:hAnsi="맑은 고딕" w:eastAsia="맑은 고딕"/>
-          <w:b w:val="0"/>
-          <w:sz w:val="17"/>
-          <w:u w:val="none"/>
-        </w:rPr>
-        <w:t xml:space="preserve"> 우리말 뜻에 맞게 빈칸에 알맞은 </w:t>
-      </w:r>
-      <w:r>
-        <w:rPr>
-          <w:rFonts w:ascii="맑은 고딕" w:hAnsi="맑은 고딕" w:eastAsia="맑은 고딕"/>
-          <w:b/>
-          <w:sz w:val="17"/>
-          <w:u w:val="none"/>
-        </w:rPr>
-        <w:t>한 단어</w:t>
-      </w:r>
-      <w:r>
-        <w:rPr>
-          <w:rFonts w:ascii="맑은 고딕" w:hAnsi="맑은 고딕" w:eastAsia="맑은 고딕"/>
-          <w:b w:val="0"/>
-          <w:sz w:val="17"/>
-          <w:u w:val="none"/>
-        </w:rPr>
-        <w:t>를 쓰시오. (주어진 철자로 시작할 것) [4.0점]</w:t>
-      </w:r>
-    </w:p>
-    <w:p>
-      <w:pPr>
-        <w:spacing w:before="0" w:after="40" w:line="360" w:lineRule="auto"/>
-        <w:snapToGrid w:val="0"/>
-      </w:pPr>
-      <w:r>
-        <w:rPr>
-          <w:rFonts w:ascii="맑은 고딕" w:hAnsi="맑은 고딕" w:eastAsia="맑은 고딕"/>
-          <w:b w:val="0"/>
-          <w:sz w:val="17"/>
-          <w:u w:val="none"/>
-        </w:rPr>
-        <w:t>(1) 긴 보고서 →  a l______ paper</w:t>
-      </w:r>
-    </w:p>
-    <w:p>
-      <w:pPr>
-        <w:spacing w:before="0" w:after="40" w:line="360" w:lineRule="auto"/>
-        <w:snapToGrid w:val="0"/>
-      </w:pPr>
-      <w:r>
-        <w:rPr>
-          <w:rFonts w:ascii="맑은 고딕" w:hAnsi="맑은 고딕" w:eastAsia="맑은 고딕"/>
-          <w:b w:val="0"/>
-          <w:sz w:val="17"/>
-          <w:u w:val="none"/>
-        </w:rPr>
-        <w:t>(2) 맨 처음부터 다시 시작하다 →  to start o______ from the very beginning</w:t>
-      </w:r>
-    </w:p>
-    <w:p>
-      <w:pPr>
-        <w:spacing w:before="0" w:after="40" w:line="360" w:lineRule="auto"/>
-        <w:snapToGrid w:val="0"/>
-      </w:pPr>
-      <w:r>
-        <w:rPr>
-          <w:rFonts w:ascii="맑은 고딕" w:hAnsi="맑은 고딕" w:eastAsia="맑은 고딕"/>
-          <w:b w:val="0"/>
-          <w:sz w:val="17"/>
-          <w:u w:val="none"/>
-        </w:rPr>
-        <w:t>(3) 글의 특정 부분을 편집하다 →  to edit certain p______ of the text</w:t>
-      </w:r>
-    </w:p>
-    <w:p>
-      <w:pPr>
-        <w:spacing w:before="0" w:after="40" w:line="360" w:lineRule="auto"/>
-        <w:snapToGrid w:val="0"/>
-      </w:pPr>
-      <w:r>
-        <w:rPr>
-          <w:rFonts w:ascii="맑은 고딕" w:hAnsi="맑은 고딕" w:eastAsia="맑은 고딕"/>
-          <w:b w:val="0"/>
-          <w:sz w:val="17"/>
-          <w:u w:val="none"/>
-        </w:rPr>
-        <w:t>(4) 클립의 일부를 잘라내다 →  to cut o______ parts of clips</w:t>
-      </w:r>
-    </w:p>
-    <w:p>
-      <w:pPr>
-        <w:spacing w:before="0" w:after="40" w:line="360" w:lineRule="auto"/>
-        <w:snapToGrid w:val="0"/>
-      </w:pPr>
-      <w:r>
-        <w:rPr>
-          <w:rFonts w:ascii="맑은 고딕" w:hAnsi="맑은 고딕" w:eastAsia="맑은 고딕"/>
-          <w:b w:val="0"/>
-          <w:sz w:val="17"/>
-          <w:u w:val="none"/>
-        </w:rPr>
-        <w:t>(1) ________  (2) ________  (3) ________  (4) ________</w:t>
-      </w:r>
-    </w:p>
-    <w:p>
-      <w:pPr>
-        <w:keepNext/>
-        <w:spacing w:before="80" w:after="20" w:line="276" w:lineRule="auto"/>
-        <w:snapToGrid w:val="0"/>
-      </w:pPr>
-      <w:r>
-        <w:rPr>
-          <w:rFonts w:ascii="맑은 고딕" w:hAnsi="맑은 고딕" w:eastAsia="맑은 고딕"/>
-          <w:b/>
-          <w:sz w:val="17"/>
-          <w:u w:val="none"/>
-        </w:rPr>
-        <w:t>38-추3.</w:t>
-      </w:r>
-      <w:r>
-        <w:rPr>
-          <w:rFonts w:ascii="맑은 고딕" w:hAnsi="맑은 고딕" w:eastAsia="맑은 고딕"/>
-          <w:b w:val="0"/>
-          <w:sz w:val="17"/>
-          <w:u w:val="none"/>
-        </w:rPr>
-        <w:t xml:space="preserve"> 우리말과 같은 뜻이 되도록 &lt;조건&gt;에 맞게 영작하시오. [4.0점]</w:t>
-      </w:r>
-    </w:p>
-    <w:p>
-      <w:pPr>
-        <w:spacing w:before="0" w:after="0" w:line="336" w:lineRule="auto"/>
-        <w:ind w:left="40"/>
-        <w:snapToGrid w:val="0"/>
-        <w:pBdr>
-          <w:top w:val="single" w:sz="4" w:space="2" w:color="555555"/>
-          <w:left w:val="single" w:sz="4" w:space="2" w:color="555555"/>
-          <w:bottom w:val="single" w:sz="4" w:space="2" w:color="555555"/>
-          <w:right w:val="single" w:sz="4" w:space="2" w:color="555555"/>
-        </w:pBdr>
-        <w:shd w:val="clear" w:color="auto" w:fill="FFFFFF"/>
-      </w:pPr>
-      <w:r>
-        <w:rPr>
-          <w:rFonts w:ascii="맑은 고딕" w:hAnsi="맑은 고딕" w:eastAsia="맑은 고딕"/>
-          <w:b/>
-          <w:sz w:val="17"/>
-          <w:u w:val="none"/>
-        </w:rPr>
-        <w:t>조건 · 보기</w:t>
-      </w:r>
-    </w:p>
-    <w:p>
-      <w:pPr>
-        <w:spacing w:before="0" w:after="60" w:line="336" w:lineRule="auto"/>
-        <w:ind w:left="40"/>
-        <w:snapToGrid w:val="0"/>
-        <w:pBdr>
-          <w:top w:val="single" w:sz="4" w:space="2" w:color="555555"/>
-          <w:left w:val="single" w:sz="4" w:space="2" w:color="555555"/>
-          <w:bottom w:val="single" w:sz="4" w:space="2" w:color="555555"/>
-          <w:right w:val="single" w:sz="4" w:space="2" w:color="555555"/>
-        </w:pBdr>
-        <w:shd w:val="clear" w:color="auto" w:fill="FFFFFF"/>
-      </w:pPr>
-      <w:r>
-        <w:rPr>
-          <w:rFonts w:ascii="맑은 고딕" w:hAnsi="맑은 고딕" w:eastAsia="맑은 고딕"/>
-          <w:b/>
-          <w:sz w:val="17"/>
-          <w:u w:val="none"/>
-        </w:rPr>
-        <w:t>우리말: 그것은 모든 영상을 그것이 최종적으로 보여질 순서대로 테이프에 녹화하는 것을 포함한다.</w:t>
-      </w:r>
-    </w:p>
-    <w:p>
-      <w:pPr>
-        <w:spacing w:before="0" w:after="0" w:line="336" w:lineRule="auto"/>
-        <w:ind w:left="40"/>
-        <w:snapToGrid w:val="0"/>
-        <w:pBdr>
-          <w:top w:val="single" w:sz="4" w:space="2" w:color="555555"/>
-          <w:left w:val="single" w:sz="4" w:space="2" w:color="555555"/>
-          <w:bottom w:val="single" w:sz="4" w:space="2" w:color="555555"/>
-          <w:right w:val="single" w:sz="4" w:space="2" w:color="555555"/>
-        </w:pBdr>
-        <w:shd w:val="clear" w:color="auto" w:fill="FFFFFF"/>
-      </w:pPr>
-      <w:r>
-        <w:rPr>
-          <w:rFonts w:ascii="맑은 고딕" w:hAnsi="맑은 고딕" w:eastAsia="맑은 고딕"/>
-          <w:b/>
-          <w:sz w:val="17"/>
-          <w:u w:val="none"/>
-        </w:rPr>
-        <w:t>조건 · 보기</w:t>
-      </w:r>
-    </w:p>
-    <w:p>
-      <w:pPr>
-        <w:spacing w:before="0" w:after="0" w:line="336" w:lineRule="auto"/>
-        <w:ind w:left="40"/>
-        <w:snapToGrid w:val="0"/>
-        <w:pBdr>
-          <w:top w:val="single" w:sz="4" w:space="2" w:color="555555"/>
-          <w:left w:val="single" w:sz="4" w:space="2" w:color="555555"/>
-          <w:bottom w:val="single" w:sz="4" w:space="2" w:color="555555"/>
-          <w:right w:val="single" w:sz="4" w:space="2" w:color="555555"/>
-        </w:pBdr>
-        <w:shd w:val="clear" w:color="auto" w:fill="FFFFFF"/>
-      </w:pPr>
-      <w:r>
-        <w:rPr>
-          <w:rFonts w:ascii="맑은 고딕" w:hAnsi="맑은 고딕" w:eastAsia="맑은 고딕"/>
-          <w:b w:val="0"/>
-          <w:sz w:val="17"/>
-          <w:u w:val="none"/>
-        </w:rPr>
-        <w:t>&lt;보기&gt;</w:t>
-      </w:r>
-    </w:p>
-    <w:p>
-      <w:pPr>
-        <w:spacing w:before="0" w:after="60" w:line="336" w:lineRule="auto"/>
-        <w:ind w:left="40"/>
-        <w:snapToGrid w:val="0"/>
-        <w:pBdr>
-          <w:top w:val="single" w:sz="4" w:space="2" w:color="555555"/>
-          <w:left w:val="single" w:sz="4" w:space="2" w:color="555555"/>
-          <w:bottom w:val="single" w:sz="4" w:space="2" w:color="555555"/>
-          <w:right w:val="single" w:sz="4" w:space="2" w:color="555555"/>
-        </w:pBdr>
-        <w:shd w:val="clear" w:color="auto" w:fill="FFFFFF"/>
-      </w:pPr>
-      <w:r>
-        <w:rPr>
-          <w:rFonts w:ascii="맑은 고딕" w:hAnsi="맑은 고딕" w:eastAsia="맑은 고딕"/>
-          <w:b w:val="0"/>
-          <w:sz w:val="17"/>
-          <w:u w:val="none"/>
-        </w:rPr>
-        <w:t>it / involve / record / all your video / onto tape / in the sequence / in which / it / will finally / show</w:t>
-      </w:r>
-    </w:p>
-    <w:p>
-      <w:pPr>
-        <w:spacing w:before="0" w:after="0" w:line="336" w:lineRule="auto"/>
-        <w:ind w:left="40"/>
-        <w:snapToGrid w:val="0"/>
-        <w:pBdr>
-          <w:top w:val="single" w:sz="4" w:space="2" w:color="555555"/>
-          <w:left w:val="single" w:sz="4" w:space="2" w:color="555555"/>
-          <w:bottom w:val="single" w:sz="4" w:space="2" w:color="555555"/>
-          <w:right w:val="single" w:sz="4" w:space="2" w:color="555555"/>
-        </w:pBdr>
-        <w:shd w:val="clear" w:color="auto" w:fill="FFFFFF"/>
-      </w:pPr>
-      <w:r>
-        <w:rPr>
-          <w:rFonts w:ascii="맑은 고딕" w:hAnsi="맑은 고딕" w:eastAsia="맑은 고딕"/>
-          <w:b/>
-          <w:sz w:val="17"/>
-          <w:u w:val="none"/>
-        </w:rPr>
-        <w:t>조건 · 보기</w:t>
-      </w:r>
-    </w:p>
-    <w:p>
-      <w:pPr>
-        <w:spacing w:before="0" w:after="0" w:line="336" w:lineRule="auto"/>
-        <w:ind w:left="40"/>
-        <w:snapToGrid w:val="0"/>
-        <w:pBdr>
-          <w:top w:val="single" w:sz="4" w:space="2" w:color="555555"/>
-          <w:left w:val="single" w:sz="4" w:space="2" w:color="555555"/>
-          <w:bottom w:val="single" w:sz="4" w:space="2" w:color="555555"/>
-          <w:right w:val="single" w:sz="4" w:space="2" w:color="555555"/>
-        </w:pBdr>
-        <w:shd w:val="clear" w:color="auto" w:fill="FFFFFF"/>
-      </w:pPr>
-      <w:r>
-        <w:rPr>
-          <w:rFonts w:ascii="맑은 고딕" w:hAnsi="맑은 고딕" w:eastAsia="맑은 고딕"/>
-          <w:b w:val="0"/>
-          <w:sz w:val="17"/>
-          <w:u w:val="none"/>
-        </w:rPr>
-        <w:t>&lt;조건&gt;</w:t>
-      </w:r>
-    </w:p>
-    <w:p>
-      <w:pPr>
-        <w:spacing w:before="0" w:after="0" w:line="336" w:lineRule="auto"/>
-        <w:ind w:left="40"/>
-        <w:snapToGrid w:val="0"/>
-        <w:pBdr>
-          <w:top w:val="single" w:sz="4" w:space="2" w:color="555555"/>
-          <w:left w:val="single" w:sz="4" w:space="2" w:color="555555"/>
-          <w:bottom w:val="single" w:sz="4" w:space="2" w:color="555555"/>
-          <w:right w:val="single" w:sz="4" w:space="2" w:color="555555"/>
-        </w:pBdr>
-        <w:shd w:val="clear" w:color="auto" w:fill="FFFFFF"/>
-      </w:pPr>
-      <w:r>
-        <w:rPr>
-          <w:rFonts w:ascii="맑은 고딕" w:hAnsi="맑은 고딕" w:eastAsia="맑은 고딕"/>
-          <w:b w:val="0"/>
-          <w:sz w:val="17"/>
-          <w:u w:val="none"/>
-        </w:rPr>
-        <w:t>1. involve 뒤에 동명사를 쓸 것</w:t>
-      </w:r>
-    </w:p>
-    <w:p>
-      <w:pPr>
-        <w:spacing w:before="0" w:after="0" w:line="336" w:lineRule="auto"/>
-        <w:ind w:left="40"/>
-        <w:snapToGrid w:val="0"/>
-        <w:pBdr>
-          <w:top w:val="single" w:sz="4" w:space="2" w:color="555555"/>
-          <w:left w:val="single" w:sz="4" w:space="2" w:color="555555"/>
-          <w:bottom w:val="single" w:sz="4" w:space="2" w:color="555555"/>
-          <w:right w:val="single" w:sz="4" w:space="2" w:color="555555"/>
-        </w:pBdr>
-        <w:shd w:val="clear" w:color="auto" w:fill="FFFFFF"/>
-      </w:pPr>
-      <w:r>
-        <w:rPr>
-          <w:rFonts w:ascii="맑은 고딕" w:hAnsi="맑은 고딕" w:eastAsia="맑은 고딕"/>
-          <w:b w:val="0"/>
-          <w:sz w:val="17"/>
-          <w:u w:val="none"/>
-        </w:rPr>
-        <w:t>2. '전치사 + 관계대명사'와 미래 수동태를 사용할 것</w:t>
-      </w:r>
-    </w:p>
-    <w:p>
-      <w:pPr>
-        <w:spacing w:before="0" w:after="60" w:line="336" w:lineRule="auto"/>
-        <w:ind w:left="40"/>
-        <w:snapToGrid w:val="0"/>
-        <w:pBdr>
-          <w:top w:val="single" w:sz="4" w:space="2" w:color="555555"/>
-          <w:left w:val="single" w:sz="4" w:space="2" w:color="555555"/>
-          <w:bottom w:val="single" w:sz="4" w:space="2" w:color="555555"/>
-          <w:right w:val="single" w:sz="4" w:space="2" w:color="555555"/>
-        </w:pBdr>
-        <w:shd w:val="clear" w:color="auto" w:fill="FFFFFF"/>
-      </w:pPr>
-      <w:r>
-        <w:rPr>
-          <w:rFonts w:ascii="맑은 고딕" w:hAnsi="맑은 고딕" w:eastAsia="맑은 고딕"/>
-          <w:b w:val="0"/>
-          <w:sz w:val="17"/>
-          <w:u w:val="none"/>
-        </w:rPr>
-        <w:t>3. &lt;보기&gt;의 어구를 모두 사용하되, 어형 변형이 필요한 것은 알맞게 바꿀 것</w:t>
-      </w:r>
-    </w:p>
-    <w:p>
-      <w:pPr>
-        <w:spacing w:before="0" w:after="40" w:line="360" w:lineRule="auto"/>
-        <w:snapToGrid w:val="0"/>
-      </w:pPr>
-      <w:r>
-        <w:rPr>
-          <w:rFonts w:ascii="맑은 고딕" w:hAnsi="맑은 고딕" w:eastAsia="맑은 고딕"/>
-          <w:b w:val="0"/>
-          <w:sz w:val="17"/>
-          <w:u w:val="none"/>
-        </w:rPr>
-        <w:t>→ ______________________________________________________________</w:t>
-      </w:r>
-    </w:p>
-    <w:p>
-      <w:pPr>
-        <w:spacing w:before="0" w:after="40" w:line="360" w:lineRule="auto"/>
-        <w:snapToGrid w:val="0"/>
-      </w:pPr>
-      <w:r>
-        <w:rPr>
-          <w:rFonts w:ascii="맑은 고딕" w:hAnsi="맑은 고딕" w:eastAsia="맑은 고딕"/>
-          <w:b w:val="0"/>
-          <w:sz w:val="17"/>
-          <w:u w:val="none"/>
-        </w:rPr>
-        <w:t>______________________________________________________________</w:t>
-      </w:r>
-    </w:p>
-    <w:p>
-      <w:pPr>
-        <w:keepNext/>
-        <w:spacing w:before="80" w:after="40" w:line="276" w:lineRule="auto"/>
-        <w:snapToGrid w:val="0"/>
-        <w:shd w:val="clear" w:color="auto" w:fill="8A3A12"/>
-      </w:pPr>
-      <w:r>
-        <w:rPr>
-          <w:rFonts w:ascii="맑은 고딕" w:hAnsi="맑은 고딕" w:eastAsia="맑은 고딕"/>
-          <w:b/>
-          <w:color w:val="FFFFFF"/>
-          <w:sz w:val="17"/>
-          <w:u w:val="none"/>
-        </w:rPr>
-        <w:t>서답형  38-서1 ~ 38-서1</w:t>
-      </w:r>
-    </w:p>
-    <w:p>
-      <w:pPr>
-        <w:keepNext/>
-        <w:spacing w:before="80" w:after="20" w:line="276" w:lineRule="auto"/>
-        <w:snapToGrid w:val="0"/>
-      </w:pPr>
-      <w:r>
-        <w:rPr>
-          <w:rFonts w:ascii="맑은 고딕" w:hAnsi="맑은 고딕" w:eastAsia="맑은 고딕"/>
-          <w:b/>
-          <w:sz w:val="17"/>
-          <w:u w:val="none"/>
-        </w:rPr>
-        <w:t>38-서1.</w:t>
-      </w:r>
-      <w:r>
-        <w:rPr>
-          <w:rFonts w:ascii="맑은 고딕" w:hAnsi="맑은 고딕" w:eastAsia="맑은 고딕"/>
-          <w:b w:val="0"/>
-          <w:sz w:val="17"/>
-          <w:u w:val="none"/>
-        </w:rPr>
-        <w:t xml:space="preserve"> 다음 글의 밑줄 친 ⓐ~ⓕ 중 어법상 </w:t>
-      </w:r>
-      <w:r>
-        <w:rPr>
-          <w:rFonts w:ascii="맑은 고딕" w:hAnsi="맑은 고딕" w:eastAsia="맑은 고딕"/>
-          <w:b/>
-          <w:sz w:val="17"/>
-          <w:u w:val="none"/>
-        </w:rPr>
-        <w:t>틀린 것 2개</w:t>
-      </w:r>
-      <w:r>
-        <w:rPr>
-          <w:rFonts w:ascii="맑은 고딕" w:hAnsi="맑은 고딕" w:eastAsia="맑은 고딕"/>
-          <w:b w:val="0"/>
-          <w:sz w:val="17"/>
-          <w:u w:val="none"/>
-        </w:rPr>
-        <w:t xml:space="preserve">를 찾아, 각각 </w:t>
-      </w:r>
-      <w:r>
-        <w:rPr>
-          <w:rFonts w:ascii="맑은 고딕" w:hAnsi="맑은 고딕" w:eastAsia="맑은 고딕"/>
-          <w:b/>
-          <w:sz w:val="17"/>
-          <w:u w:val="none"/>
-        </w:rPr>
-        <w:t>한 단어</w:t>
-      </w:r>
-      <w:r>
-        <w:rPr>
-          <w:rFonts w:ascii="맑은 고딕" w:hAnsi="맑은 고딕" w:eastAsia="맑은 고딕"/>
-          <w:b w:val="0"/>
-          <w:sz w:val="17"/>
-          <w:u w:val="none"/>
-        </w:rPr>
-        <w:t>로 고쳐 쓰시오. [4.0점]</w:t>
-      </w:r>
-    </w:p>
-    <w:p>
-      <w:pPr>
-        <w:spacing w:before="0" w:after="60" w:line="288" w:lineRule="auto"/>
-        <w:ind w:left="40"/>
-        <w:snapToGrid w:val="0"/>
-        <w:pBdr>
-          <w:top w:val="single" w:sz="4" w:space="2" w:color="999999"/>
-          <w:left w:val="single" w:sz="4" w:space="2" w:color="999999"/>
-          <w:bottom w:val="single" w:sz="4" w:space="2" w:color="999999"/>
-          <w:right w:val="single" w:sz="4" w:space="2" w:color="999999"/>
-        </w:pBdr>
-        <w:shd w:val="clear" w:color="auto" w:fill="F6F3EA"/>
-      </w:pPr>
-      <w:r>
-        <w:rPr>
-          <w:rFonts w:ascii="맑은 고딕" w:hAnsi="맑은 고딕" w:eastAsia="맑은 고딕"/>
-          <w:b w:val="0"/>
-          <w:sz w:val="17"/>
-          <w:u w:val="none"/>
-        </w:rPr>
-        <w:t>Nonlinear editing, on the other hand, is like ⓐusing a word processing program. The order of clips ⓑcan be changed at any time, and the editor can add new clips or cut out parts of clips at any point in the process without ⓒerase any other portion of the video, ⓓwhich makes it far ⓔmore flexible than linear editing, ⓕwhat is kind of like using a typewriter.</w:t>
-      </w:r>
-    </w:p>
-    <w:p>
-      <w:pPr>
-        <w:spacing w:before="0" w:after="40" w:line="360" w:lineRule="auto"/>
-        <w:snapToGrid w:val="0"/>
-      </w:pPr>
-      <w:r>
-        <w:rPr>
-          <w:rFonts w:ascii="맑은 고딕" w:hAnsi="맑은 고딕" w:eastAsia="맑은 고딕"/>
-          <w:b w:val="0"/>
-          <w:sz w:val="17"/>
-          <w:u w:val="none"/>
-        </w:rPr>
-        <w:t>(1) 기호 ______  →  ______________</w:t>
-      </w:r>
-    </w:p>
-    <w:p>
-      <w:pPr>
-        <w:spacing w:before="0" w:after="40" w:line="360" w:lineRule="auto"/>
-        <w:snapToGrid w:val="0"/>
-      </w:pPr>
-      <w:r>
-        <w:rPr>
-          <w:rFonts w:ascii="맑은 고딕" w:hAnsi="맑은 고딕" w:eastAsia="맑은 고딕"/>
-          <w:b w:val="0"/>
-          <w:sz w:val="17"/>
-          <w:u w:val="none"/>
-        </w:rPr>
-        <w:t>(2) 기호 ______  →  ______________</w:t>
-      </w:r>
-    </w:p>
-    <w:p>
-      <w:pPr>
-        <w:keepNext/>
-        <w:spacing w:before="80" w:after="40" w:line="276" w:lineRule="auto"/>
-        <w:snapToGrid w:val="0"/>
-        <w:shd w:val="clear" w:color="auto" w:fill="6B21A8"/>
-      </w:pPr>
-      <w:r>
-        <w:rPr>
-          <w:rFonts w:ascii="맑은 고딕" w:hAnsi="맑은 고딕" w:eastAsia="맑은 고딕"/>
-          <w:b/>
-          <w:color w:val="FFFFFF"/>
-          <w:sz w:val="17"/>
-          <w:u w:val="none"/>
-        </w:rPr>
-        <w:t>[지문 구조]  ※ 앞 문항을 모두 푼 뒤에 풀 것</w:t>
-      </w:r>
-    </w:p>
-    <w:p>
-      <w:pPr>
-        <w:keepNext/>
-        <w:spacing w:before="80" w:after="20" w:line="276" w:lineRule="auto"/>
-        <w:snapToGrid w:val="0"/>
-      </w:pPr>
-      <w:r>
-        <w:rPr>
-          <w:rFonts w:ascii="맑은 고딕" w:hAnsi="맑은 고딕" w:eastAsia="맑은 고딕"/>
-          <w:b/>
-          <w:sz w:val="17"/>
-          <w:u w:val="none"/>
-        </w:rPr>
-        <w:t>38-위치1.</w:t>
-      </w:r>
-      <w:r>
-        <w:rPr>
-          <w:rFonts w:ascii="맑은 고딕" w:hAnsi="맑은 고딕" w:eastAsia="맑은 고딕"/>
-          <w:b w:val="0"/>
-          <w:sz w:val="17"/>
-          <w:u w:val="none"/>
-        </w:rPr>
-        <w:t xml:space="preserve"> 글의 흐름으로 보아, 주어진 문장이 들어가기에 가장 적절한 곳은? [2.9점]</w:t>
-      </w:r>
-    </w:p>
-    <w:p>
-      <w:pPr>
-        <w:spacing w:before="0" w:after="0" w:line="336" w:lineRule="auto"/>
-        <w:ind w:left="40"/>
-        <w:snapToGrid w:val="0"/>
-        <w:pBdr>
-          <w:top w:val="single" w:sz="4" w:space="2" w:color="555555"/>
-          <w:left w:val="single" w:sz="4" w:space="2" w:color="555555"/>
-          <w:bottom w:val="single" w:sz="4" w:space="2" w:color="555555"/>
-          <w:right w:val="single" w:sz="4" w:space="2" w:color="555555"/>
-        </w:pBdr>
-        <w:shd w:val="clear" w:color="auto" w:fill="FFFFFF"/>
-      </w:pPr>
-      <w:r>
-        <w:rPr>
-          <w:rFonts w:ascii="맑은 고딕" w:hAnsi="맑은 고딕" w:eastAsia="맑은 고딕"/>
-          <w:b/>
-          <w:sz w:val="17"/>
-          <w:u w:val="none"/>
-        </w:rPr>
-        <w:t>조건 · 보기</w:t>
-      </w:r>
-    </w:p>
-    <w:p>
-      <w:pPr>
-        <w:spacing w:before="0" w:after="60" w:line="336" w:lineRule="auto"/>
-        <w:ind w:left="40"/>
-        <w:snapToGrid w:val="0"/>
-        <w:pBdr>
-          <w:top w:val="single" w:sz="4" w:space="2" w:color="555555"/>
-          <w:left w:val="single" w:sz="4" w:space="2" w:color="555555"/>
-          <w:bottom w:val="single" w:sz="4" w:space="2" w:color="555555"/>
-          <w:right w:val="single" w:sz="4" w:space="2" w:color="555555"/>
-        </w:pBdr>
-        <w:shd w:val="clear" w:color="auto" w:fill="FFFFFF"/>
-      </w:pPr>
-      <w:r>
-        <w:rPr>
-          <w:rFonts w:ascii="맑은 고딕" w:hAnsi="맑은 고딕" w:eastAsia="맑은 고딕"/>
-          <w:b w:val="0"/>
-          <w:sz w:val="17"/>
-          <w:u w:val="none"/>
-        </w:rPr>
-        <w:t>A typewriter offered no such freedom.</w:t>
-      </w:r>
-    </w:p>
-    <w:p>
-      <w:pPr>
-        <w:spacing w:before="0" w:after="60" w:line="288" w:lineRule="auto"/>
-        <w:ind w:left="40"/>
-        <w:snapToGrid w:val="0"/>
-        <w:pBdr>
-          <w:top w:val="single" w:sz="4" w:space="2" w:color="999999"/>
-          <w:left w:val="single" w:sz="4" w:space="2" w:color="999999"/>
-          <w:bottom w:val="single" w:sz="4" w:space="2" w:color="999999"/>
-          <w:right w:val="single" w:sz="4" w:space="2" w:color="999999"/>
-        </w:pBdr>
-        <w:shd w:val="clear" w:color="auto" w:fill="F6F3EA"/>
-      </w:pPr>
-      <w:r>
-        <w:rPr>
-          <w:rFonts w:ascii="맑은 고딕" w:hAnsi="맑은 고딕" w:eastAsia="맑은 고딕"/>
-          <w:b w:val="0"/>
-          <w:sz w:val="17"/>
-          <w:u w:val="none"/>
-        </w:rPr>
-        <w:t>Anyone who has written a long school paper has needed to go back and fix part of it. ( ① ) On a computer that is simple: you change any part at any time. ( ② ) A single correction meant retyping the paper from the first page. ( ③ ) Video editing splits along the same line. ( ④ ) Linear editing, like the typewriter, records the clips onto tape in their final order without a break, while nonlinear editing, like the word processor, lets clips be reordered, added, or trimmed at any stage. ( ⑤ ) The rest of the video is left exactly as it was.</w:t>
-      </w:r>
-    </w:p>
-    <w:p>
-      <w:pPr>
-        <w:keepNext/>
-        <w:spacing w:before="80" w:after="20" w:line="276" w:lineRule="auto"/>
-        <w:snapToGrid w:val="0"/>
-      </w:pPr>
-      <w:r>
-        <w:rPr>
-          <w:rFonts w:ascii="맑은 고딕" w:hAnsi="맑은 고딕" w:eastAsia="맑은 고딕"/>
-          <w:b/>
-          <w:sz w:val="17"/>
-          <w:u w:val="none"/>
-        </w:rPr>
-        <w:t>38-위치2.</w:t>
-      </w:r>
-      <w:r>
-        <w:rPr>
-          <w:rFonts w:ascii="맑은 고딕" w:hAnsi="맑은 고딕" w:eastAsia="맑은 고딕"/>
-          <w:b w:val="0"/>
-          <w:sz w:val="17"/>
-          <w:u w:val="none"/>
-        </w:rPr>
-        <w:t xml:space="preserve"> 주어진 글 다음에 이어질 글의 순서로 가장 적절한 것은? [2.8점]</w:t>
-      </w:r>
-    </w:p>
-    <w:p>
-      <w:pPr>
-        <w:spacing w:before="0" w:after="0" w:line="336" w:lineRule="auto"/>
-        <w:ind w:left="40"/>
-        <w:snapToGrid w:val="0"/>
-        <w:pBdr>
-          <w:top w:val="single" w:sz="4" w:space="2" w:color="555555"/>
-          <w:left w:val="single" w:sz="4" w:space="2" w:color="555555"/>
-          <w:bottom w:val="single" w:sz="4" w:space="2" w:color="555555"/>
-          <w:right w:val="single" w:sz="4" w:space="2" w:color="555555"/>
-        </w:pBdr>
-        <w:shd w:val="clear" w:color="auto" w:fill="FFFFFF"/>
-      </w:pPr>
-      <w:r>
-        <w:rPr>
-          <w:rFonts w:ascii="맑은 고딕" w:hAnsi="맑은 고딕" w:eastAsia="맑은 고딕"/>
-          <w:b/>
-          <w:sz w:val="17"/>
-          <w:u w:val="none"/>
-        </w:rPr>
-        <w:t>조건 · 보기</w:t>
-      </w:r>
-    </w:p>
-    <w:p>
-      <w:pPr>
-        <w:spacing w:before="0" w:after="60" w:line="336" w:lineRule="auto"/>
-        <w:ind w:left="40"/>
-        <w:snapToGrid w:val="0"/>
-        <w:pBdr>
-          <w:top w:val="single" w:sz="4" w:space="2" w:color="555555"/>
-          <w:left w:val="single" w:sz="4" w:space="2" w:color="555555"/>
-          <w:bottom w:val="single" w:sz="4" w:space="2" w:color="555555"/>
-          <w:right w:val="single" w:sz="4" w:space="2" w:color="555555"/>
-        </w:pBdr>
-        <w:shd w:val="clear" w:color="auto" w:fill="FFFFFF"/>
-      </w:pPr>
-      <w:r>
-        <w:rPr>
-          <w:rFonts w:ascii="맑은 고딕" w:hAnsi="맑은 고딕" w:eastAsia="맑은 고딕"/>
-          <w:b w:val="0"/>
-          <w:sz w:val="17"/>
-          <w:u w:val="none"/>
-        </w:rPr>
-        <w:t>Editing a long text is a very different job depending on the tool you use.</w:t>
-      </w:r>
-    </w:p>
-    <w:p>
-      <w:pPr>
-        <w:spacing w:before="0" w:after="60" w:line="288" w:lineRule="auto"/>
-        <w:ind w:left="40"/>
-        <w:snapToGrid w:val="0"/>
-        <w:pBdr>
-          <w:top w:val="single" w:sz="4" w:space="2" w:color="999999"/>
-          <w:left w:val="single" w:sz="4" w:space="2" w:color="999999"/>
-          <w:bottom w:val="single" w:sz="4" w:space="2" w:color="999999"/>
-          <w:right w:val="single" w:sz="4" w:space="2" w:color="999999"/>
-        </w:pBdr>
-        <w:shd w:val="clear" w:color="auto" w:fill="F6F3EA"/>
-      </w:pPr>
-      <w:r>
-        <w:rPr>
-          <w:rFonts w:ascii="맑은 고딕" w:hAnsi="맑은 고딕" w:eastAsia="맑은 고딕"/>
-          <w:b w:val="0"/>
-          <w:sz w:val="17"/>
-          <w:u w:val="none"/>
-        </w:rPr>
-        <w:t>(A) Nonlinear editing is the word processor of video: clips can be reordered, added, or cut at any point, and nothing else in the video is disturbed.</w:t>
-      </w:r>
-    </w:p>
-    <w:p>
-      <w:pPr>
-        <w:spacing w:before="0" w:after="60" w:line="288" w:lineRule="auto"/>
-        <w:ind w:left="40"/>
-        <w:snapToGrid w:val="0"/>
-        <w:pBdr>
-          <w:top w:val="single" w:sz="4" w:space="2" w:color="999999"/>
-          <w:left w:val="single" w:sz="4" w:space="2" w:color="999999"/>
-          <w:bottom w:val="single" w:sz="4" w:space="2" w:color="999999"/>
-          <w:right w:val="single" w:sz="4" w:space="2" w:color="999999"/>
-        </w:pBdr>
-        <w:shd w:val="clear" w:color="auto" w:fill="F6F3EA"/>
-      </w:pPr>
-      <w:r>
-        <w:rPr>
-          <w:rFonts w:ascii="맑은 고딕" w:hAnsi="맑은 고딕" w:eastAsia="맑은 고딕"/>
-          <w:b w:val="0"/>
-          <w:sz w:val="17"/>
-          <w:u w:val="none"/>
-        </w:rPr>
-        <w:t>(B) On a typewriter, one correction means starting again from the first page; on a computer, any part can be changed at any time.</w:t>
-      </w:r>
-    </w:p>
-    <w:p>
-      <w:pPr>
-        <w:spacing w:before="0" w:after="60" w:line="288" w:lineRule="auto"/>
-        <w:ind w:left="40"/>
-        <w:snapToGrid w:val="0"/>
-        <w:pBdr>
-          <w:top w:val="single" w:sz="4" w:space="2" w:color="999999"/>
-          <w:left w:val="single" w:sz="4" w:space="2" w:color="999999"/>
-          <w:bottom w:val="single" w:sz="4" w:space="2" w:color="999999"/>
-          <w:right w:val="single" w:sz="4" w:space="2" w:color="999999"/>
-        </w:pBdr>
-        <w:shd w:val="clear" w:color="auto" w:fill="F6F3EA"/>
-      </w:pPr>
-      <w:r>
-        <w:rPr>
-          <w:rFonts w:ascii="맑은 고딕" w:hAnsi="맑은 고딕" w:eastAsia="맑은 고딕"/>
-          <w:b w:val="0"/>
-          <w:sz w:val="17"/>
-          <w:u w:val="none"/>
-        </w:rPr>
-        <w:t>(C) Video editing offers the same contrast. Linear editing is the typewriter of video, recording every clip onto tape in its final order without stopping.</w:t>
+        <w:t>① ①    ② ②    ③ ③    ④ ④    ⑤ ⑤</w:t>
       </w:r>
     </w:p>
     <w:p>
@@ -4005,7 +4037,7 @@
           <w:sz w:val="15"/>
           <w:u w:val="none"/>
         </w:rPr>
-        <w:t xml:space="preserve"> 정답 ⑤</w:t>
+        <w:t xml:space="preserve"> 정답 ② — (a) ○ (b) ✕ (c) ○ (d) ○ (e) ✕</w:t>
       </w:r>
     </w:p>
     <w:p>
@@ -4030,7 +4062,7 @@
           <w:sz w:val="15"/>
           <w:u w:val="none"/>
         </w:rPr>
-        <w:t xml:space="preserve"> 정답 ④</w:t>
+        <w:t xml:space="preserve"> 정답 ④ — ⓑ necessarily → necessary / ⓓ which → in which / ⓔ use → using</w:t>
       </w:r>
     </w:p>
     <w:p>
@@ -4055,7 +4087,7 @@
           <w:sz w:val="15"/>
           <w:u w:val="none"/>
         </w:rPr>
-        <w:t xml:space="preserve"> 정답 ③</w:t>
+        <w:t xml:space="preserve"> 정답 ③ — easy · changed · cut</w:t>
       </w:r>
     </w:p>
     <w:p>
@@ -4080,7 +4112,7 @@
           <w:sz w:val="15"/>
           <w:u w:val="none"/>
         </w:rPr>
-        <w:t xml:space="preserve"> ④ fair → fairly</w:t>
+        <w:t xml:space="preserve"> 정답 ⑤</w:t>
       </w:r>
     </w:p>
     <w:p>
@@ -4130,7 +4162,7 @@
           <w:sz w:val="15"/>
           <w:u w:val="none"/>
         </w:rPr>
-        <w:t xml:space="preserve"> 정답 ①</w:t>
+        <w:t xml:space="preserve"> 정답 ⑤</w:t>
       </w:r>
     </w:p>
     <w:p>
@@ -4155,7 +4187,7 @@
           <w:sz w:val="15"/>
           <w:u w:val="none"/>
         </w:rPr>
-        <w:t xml:space="preserve"> ② (ⓐ, ⓑ, ⓒ)</w:t>
+        <w:t xml:space="preserve"> 정답 ②</w:t>
       </w:r>
     </w:p>
     <w:p>
@@ -4171,7 +4203,7 @@
           <w:sz w:val="15"/>
           <w:u w:val="none"/>
         </w:rPr>
-        <w:t>38-8</w:t>
+        <w:t>38-서1</w:t>
       </w:r>
       <w:r>
         <w:rPr>
@@ -4180,7 +4212,7 @@
           <w:sz w:val="15"/>
           <w:u w:val="none"/>
         </w:rPr>
-        <w:t xml:space="preserve"> 정답 ④</w:t>
+        <w:t xml:space="preserve"> (1) recorded  (2) final  (3) easily</w:t>
       </w:r>
     </w:p>
     <w:p>
@@ -4196,7 +4228,7 @@
           <w:sz w:val="15"/>
           <w:u w:val="none"/>
         </w:rPr>
-        <w:t>38-서1</w:t>
+        <w:t>38-서2</w:t>
       </w:r>
       <w:r>
         <w:rPr>
@@ -4205,7 +4237,7 @@
           <w:sz w:val="15"/>
           <w:u w:val="none"/>
         </w:rPr>
-        <w:t xml:space="preserve"> ⓒ erase → erasing / ⓕ what → which</w:t>
+        <w:t xml:space="preserve"> If you used a typewriter, you would have to start over from the very beginning.</w:t>
       </w:r>
     </w:p>
     <w:p>
@@ -4221,7 +4253,7 @@
           <w:sz w:val="15"/>
           <w:u w:val="none"/>
         </w:rPr>
-        <w:t>38-추1</w:t>
+        <w:t>38-8</w:t>
       </w:r>
       <w:r>
         <w:rPr>
@@ -4230,107 +4262,7 @@
           <w:sz w:val="15"/>
           <w:u w:val="none"/>
         </w:rPr>
-        <w:t xml:space="preserve"> (A) easier  (B) Similarly  (C) changed  (D) sequence</w:t>
-      </w:r>
-    </w:p>
-    <w:p>
-      <w:pPr>
-        <w:spacing w:before="0" w:after="0" w:line="259" w:lineRule="auto"/>
-        <w:ind w:left="160" w:hanging="160"/>
-        <w:snapToGrid w:val="0"/>
-      </w:pPr>
-      <w:r>
-        <w:rPr>
-          <w:rFonts w:ascii="맑은 고딕" w:hAnsi="맑은 고딕" w:eastAsia="맑은 고딕"/>
-          <w:b/>
-          <w:sz w:val="15"/>
-          <w:u w:val="none"/>
-        </w:rPr>
-        <w:t>38-추2</w:t>
-      </w:r>
-      <w:r>
-        <w:rPr>
-          <w:rFonts w:ascii="맑은 고딕" w:hAnsi="맑은 고딕" w:eastAsia="맑은 고딕"/>
-          <w:b w:val="0"/>
-          <w:sz w:val="15"/>
-          <w:u w:val="none"/>
-        </w:rPr>
-        <w:t xml:space="preserve"> (1) lengthy  (2) over  (3) portions  (4) out</w:t>
-      </w:r>
-    </w:p>
-    <w:p>
-      <w:pPr>
-        <w:spacing w:before="0" w:after="0" w:line="259" w:lineRule="auto"/>
-        <w:ind w:left="160" w:hanging="160"/>
-        <w:snapToGrid w:val="0"/>
-      </w:pPr>
-      <w:r>
-        <w:rPr>
-          <w:rFonts w:ascii="맑은 고딕" w:hAnsi="맑은 고딕" w:eastAsia="맑은 고딕"/>
-          <w:b/>
-          <w:sz w:val="15"/>
-          <w:u w:val="none"/>
-        </w:rPr>
-        <w:t>38-추3</w:t>
-      </w:r>
-      <w:r>
-        <w:rPr>
-          <w:rFonts w:ascii="맑은 고딕" w:hAnsi="맑은 고딕" w:eastAsia="맑은 고딕"/>
-          <w:b w:val="0"/>
-          <w:sz w:val="15"/>
-          <w:u w:val="none"/>
-        </w:rPr>
-        <w:t xml:space="preserve"> It involves recording all your video onto tape in the sequence in which it will finally be shown.</w:t>
-      </w:r>
-    </w:p>
-    <w:p>
-      <w:pPr>
-        <w:spacing w:before="0" w:after="0" w:line="259" w:lineRule="auto"/>
-        <w:ind w:left="160" w:hanging="160"/>
-        <w:snapToGrid w:val="0"/>
-      </w:pPr>
-      <w:r>
-        <w:rPr>
-          <w:rFonts w:ascii="맑은 고딕" w:hAnsi="맑은 고딕" w:eastAsia="맑은 고딕"/>
-          <w:b/>
-          <w:sz w:val="15"/>
-          <w:u w:val="none"/>
-        </w:rPr>
-        <w:t>38-위치1</w:t>
-      </w:r>
-      <w:r>
-        <w:rPr>
-          <w:rFonts w:ascii="맑은 고딕" w:hAnsi="맑은 고딕" w:eastAsia="맑은 고딕"/>
-          <w:b w:val="0"/>
-          <w:sz w:val="15"/>
-          <w:u w:val="none"/>
-        </w:rPr>
-        <w:t xml:space="preserve"> 정답 ②</w:t>
-      </w:r>
-    </w:p>
-    <w:p>
-      <w:pPr>
-        <w:spacing w:before="0" w:after="0" w:line="259" w:lineRule="auto"/>
-        <w:ind w:left="160" w:hanging="160"/>
-        <w:snapToGrid w:val="0"/>
-      </w:pPr>
-      <w:r>
-        <w:rPr>
-          <w:rFonts w:ascii="맑은 고딕" w:hAnsi="맑은 고딕" w:eastAsia="맑은 고딕"/>
-          <w:b/>
-          <w:sz w:val="15"/>
-          <w:u w:val="none"/>
-        </w:rPr>
-        <w:t>38-위치2</w:t>
-      </w:r>
-      <w:r>
-        <w:rPr>
-          <w:rFonts w:ascii="맑은 고딕" w:hAnsi="맑은 고딕" w:eastAsia="맑은 고딕"/>
-          <w:b w:val="0"/>
-          <w:sz w:val="15"/>
-          <w:u w:val="none"/>
-        </w:rPr>
-        <w:t xml:space="preserve"> 정답 ③</w:t>
+        <w:t xml:space="preserve"> 정답 ④</w:t>
       </w:r>
     </w:p>
     <w:p>
@@ -4371,7 +4303,7 @@
           <w:sz w:val="14"/>
           <w:u w:val="none"/>
         </w:rPr>
-        <w:t xml:space="preserve"> 자유로운 재배열은 </w:t>
+        <w:t xml:space="preserve"> </w:t>
       </w:r>
       <w:r>
         <w:rPr>
@@ -4380,7 +4312,7 @@
           <w:sz w:val="14"/>
           <w:u w:val="none"/>
         </w:rPr>
-        <w:t>비선형</w:t>
+        <w:t>(e) [부정 반전]</w:t>
       </w:r>
       <w:r>
         <w:rPr>
@@ -4389,7 +4321,43 @@
           <w:sz w:val="14"/>
           <w:u w:val="none"/>
         </w:rPr>
-        <w:t xml:space="preserve"> 편집의 특징이다. ⑤는 두 방식의 속성을 맞바꾼 주체 교차 오답(프린트 T/F 3번 축). ④의 '나머지는 손대지 않은 채(untouched)'는 원문 without erasing any other portion의 정확한 재진술.</w:t>
+        <w:t xml:space="preserve"> without erasing을 requires erasing으로 뒤집은 진술 — 실은 선형 편집의 특징. </w:t>
+      </w:r>
+      <w:r>
+        <w:rPr>
+          <w:rFonts w:ascii="맑은 고딕" w:hAnsi="맑은 고딕" w:eastAsia="맑은 고딕"/>
+          <w:b/>
+          <w:sz w:val="14"/>
+          <w:u w:val="none"/>
+        </w:rPr>
+        <w:t>(b)</w:t>
+      </w:r>
+      <w:r>
+        <w:rPr>
+          <w:rFonts w:ascii="맑은 고딕" w:hAnsi="맑은 고딕" w:eastAsia="맑은 고딕"/>
+          <w:b w:val="0"/>
+          <w:sz w:val="14"/>
+          <w:u w:val="none"/>
+        </w:rPr>
+        <w:t xml:space="preserve"> 두 방식은 ‘추가’가 아니라 ‘대조’. </w:t>
+      </w:r>
+      <w:r>
+        <w:rPr>
+          <w:rFonts w:ascii="맑은 고딕" w:hAnsi="맑은 고딕" w:eastAsia="맑은 고딕"/>
+          <w:b/>
+          <w:sz w:val="14"/>
+          <w:u w:val="none"/>
+        </w:rPr>
+        <w:t>(d)</w:t>
+      </w:r>
+      <w:r>
+        <w:rPr>
+          <w:rFonts w:ascii="맑은 고딕" w:hAnsi="맑은 고딕" w:eastAsia="맑은 고딕"/>
+          <w:b w:val="0"/>
+          <w:sz w:val="14"/>
+          <w:u w:val="none"/>
+        </w:rPr>
+        <w:t xml:space="preserve"> 옳은 진술이므로 고르면 ③. 틀린 것이 2개뿐이라는 점도 함정.</w:t>
       </w:r>
     </w:p>
     <w:p>
@@ -4414,7 +4382,7 @@
           <w:sz w:val="14"/>
           <w:u w:val="none"/>
         </w:rPr>
-        <w:t xml:space="preserve"> 비선형 편집에서는 '다른 어떤 것도 </w:t>
+        <w:t xml:space="preserve"> </w:t>
       </w:r>
       <w:r>
         <w:rPr>
@@ -4423,7 +4391,7 @@
           <w:sz w:val="14"/>
           <w:u w:val="none"/>
         </w:rPr>
-        <w:t>지워지지 않는다</w:t>
+        <w:t>ⓓ [완전한 절]</w:t>
       </w:r>
       <w:r>
         <w:rPr>
@@ -4432,7 +4400,25 @@
           <w:sz w:val="14"/>
           <w:u w:val="none"/>
         </w:rPr>
-        <w:t>(nothing else ... is erased)'. ④은 결과 반전(프린트 T/F 4번 축).</w:t>
+        <w:t xml:space="preserve"> which 뒤 it will finally be shown이 빠진 성분 없는 문장 — 관계대명사 단독 불가. </w:t>
+      </w:r>
+      <w:r>
+        <w:rPr>
+          <w:rFonts w:ascii="맑은 고딕" w:hAnsi="맑은 고딕" w:eastAsia="맑은 고딕"/>
+          <w:b/>
+          <w:sz w:val="14"/>
+          <w:u w:val="none"/>
+        </w:rPr>
+        <w:t>ⓑ [보어 자리]</w:t>
+      </w:r>
+      <w:r>
+        <w:rPr>
+          <w:rFonts w:ascii="맑은 고딕" w:hAnsi="맑은 고딕" w:eastAsia="맑은 고딕"/>
+          <w:b w:val="0"/>
+          <w:sz w:val="14"/>
+          <w:u w:val="none"/>
+        </w:rPr>
+        <w:t xml:space="preserve"> 부사처럼 보이게 만든 seed — ②는 ⓔ를 놓친 선지.</w:t>
       </w:r>
     </w:p>
     <w:p>
@@ -4457,7 +4443,7 @@
           <w:sz w:val="14"/>
           <w:u w:val="none"/>
         </w:rPr>
-        <w:t xml:space="preserve"> 비선형 편집에서 클립 순서는 언제든 </w:t>
+        <w:t xml:space="preserve"> </w:t>
       </w:r>
       <w:r>
         <w:rPr>
@@ -4466,7 +4452,7 @@
           <w:sz w:val="14"/>
           <w:u w:val="none"/>
         </w:rPr>
-        <w:t>바뀔</w:t>
+        <w:t>④ [한 끗]</w:t>
       </w:r>
       <w:r>
         <w:rPr>
@@ -4475,7 +4461,25 @@
           <w:sz w:val="14"/>
           <w:u w:val="none"/>
         </w:rPr>
-        <w:t>(원문 changed) 수 있다. fixed(고정된)는 워드 프로세서 비유 및 뒤의 add/cut out과 충돌하는 약한 반의어 오염. ① lengthy, ② without stopping, ④ add, ⑤ erasing은 프린트 표적 표현으로 적절.</w:t>
+        <w:t xml:space="preserve"> (A)(B)는 맞고 (C)만 cutting — 병렬 대상은 add(동사원형). </w:t>
+      </w:r>
+      <w:r>
+        <w:rPr>
+          <w:rFonts w:ascii="맑은 고딕" w:hAnsi="맑은 고딕" w:eastAsia="맑은 고딕"/>
+          <w:b/>
+          <w:sz w:val="14"/>
+          <w:u w:val="none"/>
+        </w:rPr>
+        <w:t>(B) fixed</w:t>
+      </w:r>
+      <w:r>
+        <w:rPr>
+          <w:rFonts w:ascii="맑은 고딕" w:hAnsi="맑은 고딕" w:eastAsia="맑은 고딕"/>
+          <w:b w:val="0"/>
+          <w:sz w:val="14"/>
+          <w:u w:val="none"/>
+        </w:rPr>
+        <w:t xml:space="preserve"> ‘고정된’ 순서는 선형 편집의 특징으로, at any time과 충돌.</w:t>
       </w:r>
     </w:p>
     <w:p>
@@ -4500,7 +4504,7 @@
           <w:sz w:val="14"/>
           <w:u w:val="none"/>
         </w:rPr>
-        <w:t xml:space="preserve"> 형용사 easy를 수식하므로 </w:t>
+        <w:t xml:space="preserve"> </w:t>
       </w:r>
       <w:r>
         <w:rPr>
@@ -4509,7 +4513,7 @@
           <w:sz w:val="14"/>
           <w:u w:val="none"/>
         </w:rPr>
-        <w:t>부사</w:t>
+        <w:t>⑤ [대상 swap]</w:t>
       </w:r>
       <w:r>
         <w:rPr>
@@ -4518,7 +4522,25 @@
           <w:sz w:val="14"/>
           <w:u w:val="none"/>
         </w:rPr>
-        <w:t xml:space="preserve"> fairly(꽤). ① project를 받는 주격 관계대명사, ② require + O + to부정사, ③ found it necessary to ~의 가목적어 it, ⑤ 전치사구는 옳다.</w:t>
+        <w:t xml:space="preserve"> 비선형의 특징(cut out parts of clips at any point)을 선형에 붙였다. </w:t>
+      </w:r>
+      <w:r>
+        <w:rPr>
+          <w:rFonts w:ascii="맑은 고딕" w:hAnsi="맑은 고딕" w:eastAsia="맑은 고딕"/>
+          <w:b/>
+          <w:sz w:val="14"/>
+          <w:u w:val="none"/>
+        </w:rPr>
+        <w:t>③</w:t>
+      </w:r>
+      <w:r>
+        <w:rPr>
+          <w:rFonts w:ascii="맑은 고딕" w:hAnsi="맑은 고딕" w:eastAsia="맑은 고딕"/>
+          <w:b w:val="0"/>
+          <w:sz w:val="14"/>
+          <w:u w:val="none"/>
+        </w:rPr>
+        <w:t xml:space="preserve"> in the sequence in which it will finally be shown의 환언 — 참.</w:t>
       </w:r>
     </w:p>
     <w:p>
@@ -4543,7 +4565,7 @@
           <w:sz w:val="14"/>
           <w:u w:val="none"/>
         </w:rPr>
-        <w:t xml:space="preserve"> 콜론 뒤가 '언제든 이동·추가·삭제, 나머지는 그대로'로 2단계 재진술 → 촬영 순서에서 </w:t>
+        <w:t xml:space="preserve"> </w:t>
       </w:r>
       <w:r>
         <w:rPr>
@@ -4552,7 +4574,7 @@
           <w:sz w:val="14"/>
           <w:u w:val="none"/>
         </w:rPr>
-        <w:t>해방</w:t>
+        <w:t>③ [과장]</w:t>
       </w:r>
       <w:r>
         <w:rPr>
@@ -4561,7 +4583,43 @@
           <w:sz w:val="14"/>
           <w:u w:val="none"/>
         </w:rPr>
-        <w:t>. ②과 ⑤는 선형 편집의 속성을 옮긴 최강 함정.</w:t>
+        <w:t xml:space="preserve"> 실수를 ‘쉽게 고칠’ 수 있을 뿐 실수가 없어지는 것은 아니다. </w:t>
+      </w:r>
+      <w:r>
+        <w:rPr>
+          <w:rFonts w:ascii="맑은 고딕" w:hAnsi="맑은 고딕" w:eastAsia="맑은 고딕"/>
+          <w:b/>
+          <w:sz w:val="14"/>
+          <w:u w:val="none"/>
+        </w:rPr>
+        <w:t>⑤ [소재 혼동]</w:t>
+      </w:r>
+      <w:r>
+        <w:rPr>
+          <w:rFonts w:ascii="맑은 고딕" w:hAnsi="맑은 고딕" w:eastAsia="맑은 고딕"/>
+          <w:b w:val="0"/>
+          <w:sz w:val="14"/>
+          <w:u w:val="none"/>
+        </w:rPr>
+        <w:t xml:space="preserve"> [A]의 글쓰기는 비유일 뿐 주제는 영상 편집, [B]는 음악. </w:t>
+      </w:r>
+      <w:r>
+        <w:rPr>
+          <w:rFonts w:ascii="맑은 고딕" w:hAnsi="맑은 고딕" w:eastAsia="맑은 고딕"/>
+          <w:b/>
+          <w:sz w:val="14"/>
+          <w:u w:val="none"/>
+        </w:rPr>
+        <w:t>②</w:t>
+      </w:r>
+      <w:r>
+        <w:rPr>
+          <w:rFonts w:ascii="맑은 고딕" w:hAnsi="맑은 고딕" w:eastAsia="맑은 고딕"/>
+          <w:b w:val="0"/>
+          <w:sz w:val="14"/>
+          <w:u w:val="none"/>
+        </w:rPr>
+        <w:t xml:space="preserve"> 두 글 모두 선호를 밝히지 않는다.</w:t>
       </w:r>
     </w:p>
     <w:p>
@@ -4586,7 +4644,61 @@
           <w:sz w:val="14"/>
           <w:u w:val="none"/>
         </w:rPr>
-        <w:t xml:space="preserve"> (A) 워드 프로세서는 '어디든(anywhere)' 수정 가능. (B) 클립을 이동·추가·다듬기 → rearranged. ② erased는 without disturbing the rest와 충돌하는 한 끗 오답.</w:t>
+        <w:t xml:space="preserve"> </w:t>
+      </w:r>
+      <w:r>
+        <w:rPr>
+          <w:rFonts w:ascii="맑은 고딕" w:hAnsi="맑은 고딕" w:eastAsia="맑은 고딕"/>
+          <w:b/>
+          <w:sz w:val="14"/>
+          <w:u w:val="none"/>
+        </w:rPr>
+        <w:t>② [도입부 함정]</w:t>
+      </w:r>
+      <w:r>
+        <w:rPr>
+          <w:rFonts w:ascii="맑은 고딕" w:hAnsi="맑은 고딕" w:eastAsia="맑은 고딕"/>
+          <w:b w:val="0"/>
+          <w:sz w:val="14"/>
+          <w:u w:val="none"/>
+        </w:rPr>
+        <w:t xml:space="preserve"> 학교 과제는 독자의 경험을 끌어오는 장치일 뿐. </w:t>
+      </w:r>
+      <w:r>
+        <w:rPr>
+          <w:rFonts w:ascii="맑은 고딕" w:hAnsi="맑은 고딕" w:eastAsia="맑은 고딕"/>
+          <w:b/>
+          <w:sz w:val="14"/>
+          <w:u w:val="none"/>
+        </w:rPr>
+        <w:t>①</w:t>
+      </w:r>
+      <w:r>
+        <w:rPr>
+          <w:rFonts w:ascii="맑은 고딕" w:hAnsi="맑은 고딕" w:eastAsia="맑은 고딕"/>
+          <w:b w:val="0"/>
+          <w:sz w:val="14"/>
+          <w:u w:val="none"/>
+        </w:rPr>
+        <w:t xml:space="preserve"> 타자기는 ‘불편함’의 예로 쓰였다. </w:t>
+      </w:r>
+      <w:r>
+        <w:rPr>
+          <w:rFonts w:ascii="맑은 고딕" w:hAnsi="맑은 고딕" w:eastAsia="맑은 고딕"/>
+          <w:b/>
+          <w:sz w:val="14"/>
+          <w:u w:val="none"/>
+        </w:rPr>
+        <w:t>④</w:t>
+      </w:r>
+      <w:r>
+        <w:rPr>
+          <w:rFonts w:ascii="맑은 고딕" w:hAnsi="맑은 고딕" w:eastAsia="맑은 고딕"/>
+          <w:b w:val="0"/>
+          <w:sz w:val="14"/>
+          <w:u w:val="none"/>
+        </w:rPr>
+        <w:t xml:space="preserve"> 본문에 없는 가치 판단.</w:t>
       </w:r>
     </w:p>
     <w:p>
@@ -4611,7 +4723,7 @@
           <w:sz w:val="14"/>
           <w:u w:val="none"/>
         </w:rPr>
-        <w:t xml:space="preserve"> ⓓ erases: 본문 without erasing. ⓔ 주체 교차: 워드 프로세서에 비유되는 것은 </w:t>
+        <w:t xml:space="preserve"> </w:t>
       </w:r>
       <w:r>
         <w:rPr>
@@ -4620,7 +4732,7 @@
           <w:sz w:val="14"/>
           <w:u w:val="none"/>
         </w:rPr>
-        <w:t>비선형</w:t>
+        <w:t>② [소재어 재사용 함정]</w:t>
       </w:r>
       <w:r>
         <w:rPr>
@@ -4629,7 +4741,7 @@
           <w:sz w:val="14"/>
           <w:u w:val="none"/>
         </w:rPr>
-        <w:t xml:space="preserve"> 편집. ⓒ는 순서·연속성 두 조건을 모두 담은 한 끗 선지.</w:t>
+        <w:t xml:space="preserve"> typewriter를 그대로 써서 자연스러워 보이지만 ‘역사’ 이야기. ②를 빼면 ① With a typewriter ↔ ③ With a computer의 평행 대조가 바로 이어진다.</w:t>
       </w:r>
     </w:p>
     <w:p>
@@ -4645,7 +4757,7 @@
           <w:sz w:val="14"/>
           <w:u w:val="none"/>
         </w:rPr>
-        <w:t>38-8</w:t>
+        <w:t>38-서1</w:t>
       </w:r>
       <w:r>
         <w:rPr>
@@ -4654,25 +4766,7 @@
           <w:sz w:val="14"/>
           <w:u w:val="none"/>
         </w:rPr>
-        <w:t xml:space="preserve"> &lt;B&gt;는 필름 프레임이 '재배열되거나 </w:t>
-      </w:r>
-      <w:r>
-        <w:rPr>
-          <w:rFonts w:ascii="맑은 고딕" w:hAnsi="맑은 고딕" w:eastAsia="맑은 고딕"/>
-          <w:b/>
-          <w:sz w:val="14"/>
-          <w:u w:val="none"/>
-        </w:rPr>
-        <w:t>부분적으로 지워질 수 없고</w:t>
-      </w:r>
-      <w:r>
-        <w:rPr>
-          <w:rFonts w:ascii="맑은 고딕" w:hAnsi="맑은 고딕" w:eastAsia="맑은 고딕"/>
-          <w:b w:val="0"/>
-          <w:sz w:val="14"/>
-          <w:u w:val="none"/>
-        </w:rPr>
-        <w:t>, 다시 찍을 수만 있다'고 했다. ④은 불가능을 가능으로 뒤집었다. ⑤는 두 지문의 공통 논리(다른 부분 무영향)를 짚은 한 끗 선지.</w:t>
+        <w:t xml:space="preserve"> (1) recording ✕ — 영상이 ‘녹화되는’ 수동. (2) finally ✕ — 명사 order 앞 형용사. (3) easy ✕ — 부사 자리. [채점] 각 1점.</w:t>
       </w:r>
     </w:p>
     <w:p>
@@ -4688,7 +4782,7 @@
           <w:sz w:val="14"/>
           <w:u w:val="none"/>
         </w:rPr>
-        <w:t>38-서1</w:t>
+        <w:t>38-서2</w:t>
       </w:r>
       <w:r>
         <w:rPr>
@@ -4697,7 +4791,7 @@
           <w:sz w:val="14"/>
           <w:u w:val="none"/>
         </w:rPr>
-        <w:t xml:space="preserve"> ⓒ without + </w:t>
+        <w:t xml:space="preserve"> </w:t>
       </w:r>
       <w:r>
         <w:rPr>
@@ -4706,7 +4800,7 @@
           <w:sz w:val="14"/>
           <w:u w:val="none"/>
         </w:rPr>
-        <w:t>동명사</w:t>
+        <w:t>If you use</w:t>
       </w:r>
       <w:r>
         <w:rPr>
@@ -4715,7 +4809,7 @@
           <w:sz w:val="14"/>
           <w:u w:val="none"/>
         </w:rPr>
-        <w:t xml:space="preserve"> erasing(프린트 A-6 표적). ⓕ 선행사 linear editing이 있으므로 계속적 용법 </w:t>
+        <w:t xml:space="preserve"> ✕ — 주절 would와 시제 불일치(가정법 과거). </w:t>
       </w:r>
       <w:r>
         <w:rPr>
@@ -4724,7 +4818,7 @@
           <w:sz w:val="14"/>
           <w:u w:val="none"/>
         </w:rPr>
-        <w:t>which</w:t>
+        <w:t>If you had used</w:t>
       </w:r>
       <w:r>
         <w:rPr>
@@ -4733,7 +4827,7 @@
           <w:sz w:val="14"/>
           <w:u w:val="none"/>
         </w:rPr>
-        <w:t>(what은 선행사 불포함). ⓐ like + 동명사, ⓑ 조동사 + 수동, ⓓ 앞 절 전체를 받는 which, ⓔ far + 비교급은 옳다.</w:t>
+        <w:t xml:space="preserve"> ✕ — 단어 추가 + 과거완료(가정법 과거완료). [채점] If절 시제 1.5 / 어순 1 / 단어 수·철자 0.5.</w:t>
       </w:r>
     </w:p>
     <w:p>
@@ -4749,7 +4843,7 @@
           <w:sz w:val="14"/>
           <w:u w:val="none"/>
         </w:rPr>
-        <w:t>38-추1</w:t>
+        <w:t>38-8</w:t>
       </w:r>
       <w:r>
         <w:rPr>
@@ -4758,7 +4852,7 @@
           <w:sz w:val="14"/>
           <w:u w:val="none"/>
         </w:rPr>
-        <w:t xml:space="preserve"> (A) than이 있으므로 </w:t>
+        <w:t xml:space="preserve"> </w:t>
       </w:r>
       <w:r>
         <w:rPr>
@@ -4767,7 +4861,7 @@
           <w:sz w:val="14"/>
           <w:u w:val="none"/>
         </w:rPr>
-        <w:t>비교급</w:t>
+        <w:t>⑤ [한 끗]</w:t>
       </w:r>
       <w:r>
         <w:rPr>
@@ -4776,161 +4870,7 @@
           <w:sz w:val="14"/>
           <w:u w:val="none"/>
         </w:rPr>
-        <w:t xml:space="preserve"> easier. (B) 문두 부사 Similarly(대문자). (C) let + O + be + </w:t>
-      </w:r>
-      <w:r>
-        <w:rPr>
-          <w:rFonts w:ascii="맑은 고딕" w:hAnsi="맑은 고딕" w:eastAsia="맑은 고딕"/>
-          <w:b/>
-          <w:sz w:val="14"/>
-          <w:u w:val="none"/>
-        </w:rPr>
-        <w:t>과거분사</w:t>
-      </w:r>
-      <w:r>
-        <w:rPr>
-          <w:rFonts w:ascii="맑은 고딕" w:hAnsi="맑은 고딕" w:eastAsia="맑은 고딕"/>
-          <w:b w:val="0"/>
-          <w:sz w:val="14"/>
-          <w:u w:val="none"/>
-        </w:rPr>
-        <w:t xml:space="preserve"> changed. (D) 명사 sequence(프린트 A-4 표적). erase·record는 프린트 요약 정답어 미끼.</w:t>
-      </w:r>
-    </w:p>
-    <w:p>
-      <w:pPr>
-        <w:spacing w:before="0" w:after="20" w:line="259" w:lineRule="auto"/>
-        <w:jc w:val="both"/>
-        <w:snapToGrid w:val="0"/>
-      </w:pPr>
-      <w:r>
-        <w:rPr>
-          <w:rFonts w:ascii="맑은 고딕" w:hAnsi="맑은 고딕" w:eastAsia="맑은 고딕"/>
-          <w:b/>
-          <w:sz w:val="14"/>
-          <w:u w:val="none"/>
-        </w:rPr>
-        <w:t>38-추2</w:t>
-      </w:r>
-      <w:r>
-        <w:rPr>
-          <w:rFonts w:ascii="맑은 고딕" w:hAnsi="맑은 고딕" w:eastAsia="맑은 고딕"/>
-          <w:b w:val="0"/>
-          <w:sz w:val="14"/>
-          <w:u w:val="none"/>
-        </w:rPr>
-        <w:t xml:space="preserve"> 프린트 A 표적 4행(1·2·3·6). (2) start over = 다시 시작하다. (3) portions 복수형. (4) cut out = 잘라내다.</w:t>
-      </w:r>
-    </w:p>
-    <w:p>
-      <w:pPr>
-        <w:spacing w:before="0" w:after="20" w:line="259" w:lineRule="auto"/>
-        <w:jc w:val="both"/>
-        <w:snapToGrid w:val="0"/>
-      </w:pPr>
-      <w:r>
-        <w:rPr>
-          <w:rFonts w:ascii="맑은 고딕" w:hAnsi="맑은 고딕" w:eastAsia="맑은 고딕"/>
-          <w:b/>
-          <w:sz w:val="14"/>
-          <w:u w:val="none"/>
-        </w:rPr>
-        <w:t>38-추3</w:t>
-      </w:r>
-      <w:r>
-        <w:rPr>
-          <w:rFonts w:ascii="맑은 고딕" w:hAnsi="맑은 고딕" w:eastAsia="맑은 고딕"/>
-          <w:b w:val="0"/>
-          <w:sz w:val="14"/>
-          <w:u w:val="none"/>
-        </w:rPr>
-        <w:t xml:space="preserve"> </w:t>
-      </w:r>
-      <w:r>
-        <w:rPr>
-          <w:rFonts w:ascii="맑은 고딕" w:hAnsi="맑은 고딕" w:eastAsia="맑은 고딕"/>
-          <w:b/>
-          <w:sz w:val="14"/>
-          <w:u w:val="none"/>
-        </w:rPr>
-        <w:t>조성 지점 3곳</w:t>
-      </w:r>
-      <w:r>
-        <w:rPr>
-          <w:rFonts w:ascii="맑은 고딕" w:hAnsi="맑은 고딕" w:eastAsia="맑은 고딕"/>
-          <w:b w:val="0"/>
-          <w:sz w:val="14"/>
-          <w:u w:val="none"/>
-        </w:rPr>
-        <w:t xml:space="preserve"> — involve → involves(주어 It), record → recording(involve + 동명사), show → </w:t>
-      </w:r>
-      <w:r>
-        <w:rPr>
-          <w:rFonts w:ascii="맑은 고딕" w:hAnsi="맑은 고딕" w:eastAsia="맑은 고딕"/>
-          <w:b/>
-          <w:sz w:val="14"/>
-          <w:u w:val="none"/>
-        </w:rPr>
-        <w:t>be shown</w:t>
-      </w:r>
-      <w:r>
-        <w:rPr>
-          <w:rFonts w:ascii="맑은 고딕" w:hAnsi="맑은 고딕" w:eastAsia="맑은 고딕"/>
-          <w:b w:val="0"/>
-          <w:sz w:val="14"/>
-          <w:u w:val="none"/>
-        </w:rPr>
-        <w:t>(will finally + 수동). in which = where(순서 안에서).</w:t>
-      </w:r>
-    </w:p>
-    <w:p>
-      <w:pPr>
-        <w:spacing w:before="0" w:after="20" w:line="259" w:lineRule="auto"/>
-        <w:jc w:val="both"/>
-        <w:snapToGrid w:val="0"/>
-      </w:pPr>
-      <w:r>
-        <w:rPr>
-          <w:rFonts w:ascii="맑은 고딕" w:hAnsi="맑은 고딕" w:eastAsia="맑은 고딕"/>
-          <w:b/>
-          <w:sz w:val="14"/>
-          <w:u w:val="none"/>
-        </w:rPr>
-        <w:t>38-위치1</w:t>
-      </w:r>
-      <w:r>
-        <w:rPr>
-          <w:rFonts w:ascii="맑은 고딕" w:hAnsi="맑은 고딕" w:eastAsia="맑은 고딕"/>
-          <w:b w:val="0"/>
-          <w:sz w:val="14"/>
-          <w:u w:val="none"/>
-        </w:rPr>
-        <w:t xml:space="preserve"> no such freedom의 such는 ② 앞 문장의 '언제든 어디든 수정'을 받고, ② 뒤 문장(첫 장부터 다시 타자)이 타자기의 불편을 구체화한다. ①은 아직 '자유'가 서술되기 전이라 such의 지시 대상이 없다.</w:t>
-      </w:r>
-    </w:p>
-    <w:p>
-      <w:pPr>
-        <w:spacing w:before="0" w:after="20" w:line="259" w:lineRule="auto"/>
-        <w:jc w:val="both"/>
-        <w:snapToGrid w:val="0"/>
-      </w:pPr>
-      <w:r>
-        <w:rPr>
-          <w:rFonts w:ascii="맑은 고딕" w:hAnsi="맑은 고딕" w:eastAsia="맑은 고딕"/>
-          <w:b/>
-          <w:sz w:val="14"/>
-          <w:u w:val="none"/>
-        </w:rPr>
-        <w:t>38-위치2</w:t>
-      </w:r>
-      <w:r>
-        <w:rPr>
-          <w:rFonts w:ascii="맑은 고딕" w:hAnsi="맑은 고딕" w:eastAsia="맑은 고딕"/>
-          <w:b w:val="0"/>
-          <w:sz w:val="14"/>
-          <w:u w:val="none"/>
-        </w:rPr>
-        <w:t xml:space="preserve"> 주어진 글(도구에 따라 다름) → (B) 타자기 vs 컴퓨터 대비 → (C) the same contrast로 영상 편집 도입 + 선형 → (A) 비선형으로 대비 완성. (C)의 the same contrast는 (B)의 대비가 먼저 있어야 성립.</w:t>
+        <w:t xml:space="preserve"> Linear editing 뒤에 두면 이미 영상 편집 이야기가 시작된 뒤라 The same이 받을 비교 대상이 어긋나고, It involves의 It(= Linear editing) 연결이 끊긴다.</w:t>
       </w:r>
     </w:p>
     <w:p>

--- a/shinmok1/pack/2509/H1MOGO25-09_38_SET.docx
+++ b/shinmok1/pack/2509/H1MOGO25-09_38_SET.docx
@@ -107,7 +107,7 @@
     </w:p>
     <w:p>
       <w:pPr>
-        <w:spacing w:before="0" w:after="20" w:line="360" w:lineRule="auto"/>
+        <w:spacing w:before="0" w:after="20" w:line="300" w:lineRule="auto"/>
         <w:jc w:val="both"/>
         <w:snapToGrid w:val="0"/>
       </w:pPr>
@@ -118,7 +118,7 @@
           <w:sz w:val="17"/>
           <w:u w:val="none"/>
         </w:rPr>
-        <w:t xml:space="preserve">Have you ever been working on a school project which </w:t>
+        <w:t xml:space="preserve">Have you ever been working on a school project </w:t>
       </w:r>
       <w:r>
         <w:rPr>
@@ -138,7 +138,7 @@
           <w:sz w:val="17"/>
           <w:u w:val="none"/>
         </w:rPr>
-        <w:t>[ required / was required ]</w:t>
+        <w:t>[ which / what ]</w:t>
       </w:r>
       <w:r>
         <w:rPr>
@@ -147,7 +147,7 @@
           <w:sz w:val="17"/>
           <w:u w:val="none"/>
         </w:rPr>
-        <w:t xml:space="preserve"> you to write a </w:t>
+        <w:t xml:space="preserve"> </w:t>
       </w:r>
       <w:r>
         <w:rPr>
@@ -167,7 +167,7 @@
           <w:sz w:val="17"/>
           <w:u w:val="none"/>
         </w:rPr>
-        <w:t>[ lengthy / brief ]</w:t>
+        <w:t>[ required / requiring ]</w:t>
       </w:r>
       <w:r>
         <w:rPr>
@@ -176,7 +176,7 @@
           <w:sz w:val="17"/>
           <w:u w:val="none"/>
         </w:rPr>
-        <w:t xml:space="preserve"> paper or story? If so, then you probably found it necessary </w:t>
+        <w:t xml:space="preserve"> you </w:t>
       </w:r>
       <w:r>
         <w:rPr>
@@ -196,7 +196,7 @@
           <w:sz w:val="17"/>
           <w:u w:val="none"/>
         </w:rPr>
-        <w:t>[ to correct / correcting ]</w:t>
+        <w:t>[ to write / writing ]</w:t>
       </w:r>
       <w:r>
         <w:rPr>
@@ -205,7 +205,7 @@
           <w:sz w:val="17"/>
           <w:u w:val="none"/>
         </w:rPr>
-        <w:t xml:space="preserve"> or edit certain </w:t>
+        <w:t xml:space="preserve"> a </w:t>
       </w:r>
       <w:r>
         <w:rPr>
@@ -221,11 +221,20 @@
       <w:r>
         <w:rPr>
           <w:rFonts w:ascii="맑은 고딕" w:hAnsi="맑은 고딕" w:eastAsia="맑은 고딕"/>
+          <w:b/>
+          <w:sz w:val="17"/>
+          <w:u w:val="none"/>
+        </w:rPr>
+        <w:t>[ lengthy / brief ]</w:t>
+      </w:r>
+      <w:r>
+        <w:rPr>
+          <w:rFonts w:ascii="맑은 고딕" w:hAnsi="맑은 고딕" w:eastAsia="맑은 고딕"/>
           <w:b w:val="0"/>
           <w:sz w:val="17"/>
           <w:u w:val="none"/>
         </w:rPr>
-        <w:t xml:space="preserve">p________ of your text. With a typewriter, you would have </w:t>
+        <w:t xml:space="preserve"> paper or story? If so, then you probably found </w:t>
       </w:r>
       <w:r>
         <w:rPr>
@@ -245,7 +254,7 @@
           <w:sz w:val="17"/>
           <w:u w:val="none"/>
         </w:rPr>
-        <w:t>[ to start / starting ]</w:t>
+        <w:t>[ it / that ]</w:t>
       </w:r>
       <w:r>
         <w:rPr>
@@ -254,7 +263,7 @@
           <w:sz w:val="17"/>
           <w:u w:val="none"/>
         </w:rPr>
-        <w:t xml:space="preserve"> over from the very </w:t>
+        <w:t xml:space="preserve"> </w:t>
       </w:r>
       <w:r>
         <w:rPr>
@@ -270,20 +279,11 @@
       <w:r>
         <w:rPr>
           <w:rFonts w:ascii="맑은 고딕" w:hAnsi="맑은 고딕" w:eastAsia="맑은 고딕"/>
-          <w:b/>
-          <w:sz w:val="17"/>
-          <w:u w:val="none"/>
-        </w:rPr>
-        <w:t>[ beginning / end ]</w:t>
-      </w:r>
-      <w:r>
-        <w:rPr>
-          <w:rFonts w:ascii="맑은 고딕" w:hAnsi="맑은 고딕" w:eastAsia="맑은 고딕"/>
           <w:b w:val="0"/>
           <w:sz w:val="17"/>
           <w:u w:val="none"/>
         </w:rPr>
-        <w:t xml:space="preserve">. With a computer, it’s fairly </w:t>
+        <w:t xml:space="preserve">________(necessity) </w:t>
       </w:r>
       <w:r>
         <w:rPr>
@@ -299,20 +299,11 @@
       <w:r>
         <w:rPr>
           <w:rFonts w:ascii="맑은 고딕" w:hAnsi="맑은 고딕" w:eastAsia="맑은 고딕"/>
-          <w:b/>
-          <w:sz w:val="17"/>
-          <w:u w:val="none"/>
-        </w:rPr>
-        <w:t>[ easy / hard ]</w:t>
-      </w:r>
-      <w:r>
-        <w:rPr>
-          <w:rFonts w:ascii="맑은 고딕" w:hAnsi="맑은 고딕" w:eastAsia="맑은 고딕"/>
           <w:b w:val="0"/>
           <w:sz w:val="17"/>
           <w:u w:val="none"/>
         </w:rPr>
-        <w:t xml:space="preserve"> to make changes at any time, and in any part of the text. The same </w:t>
+        <w:t xml:space="preserve">________(correct) or edit certain </w:t>
       </w:r>
       <w:r>
         <w:rPr>
@@ -328,20 +319,11 @@
       <w:r>
         <w:rPr>
           <w:rFonts w:ascii="맑은 고딕" w:hAnsi="맑은 고딕" w:eastAsia="맑은 고딕"/>
-          <w:b/>
-          <w:sz w:val="17"/>
-          <w:u w:val="none"/>
-        </w:rPr>
-        <w:t>[ is / are ]</w:t>
-      </w:r>
-      <w:r>
-        <w:rPr>
-          <w:rFonts w:ascii="맑은 고딕" w:hAnsi="맑은 고딕" w:eastAsia="맑은 고딕"/>
           <w:b w:val="0"/>
           <w:sz w:val="17"/>
           <w:u w:val="none"/>
         </w:rPr>
-        <w:t xml:space="preserve"> true of video </w:t>
+        <w:t xml:space="preserve">p________ of your text. With a </w:t>
       </w:r>
       <w:r>
         <w:rPr>
@@ -361,7 +343,7 @@
           <w:sz w:val="17"/>
           <w:u w:val="none"/>
         </w:rPr>
-        <w:t xml:space="preserve">e________. </w:t>
+        <w:t xml:space="preserve">t________, you </w:t>
       </w:r>
       <w:r>
         <w:rPr>
@@ -377,11 +359,20 @@
       <w:r>
         <w:rPr>
           <w:rFonts w:ascii="맑은 고딕" w:hAnsi="맑은 고딕" w:eastAsia="맑은 고딕"/>
+          <w:b/>
+          <w:sz w:val="17"/>
+          <w:u w:val="none"/>
+        </w:rPr>
+        <w:t>[ would have to / had to ]</w:t>
+      </w:r>
+      <w:r>
+        <w:rPr>
+          <w:rFonts w:ascii="맑은 고딕" w:hAnsi="맑은 고딕" w:eastAsia="맑은 고딕"/>
           <w:b w:val="0"/>
           <w:sz w:val="17"/>
           <w:u w:val="none"/>
         </w:rPr>
-        <w:t xml:space="preserve">________(line) editing is kind of like using a </w:t>
+        <w:t xml:space="preserve"> start over from the very beginning. With a computer, it's </w:t>
       </w:r>
       <w:r>
         <w:rPr>
@@ -397,11 +388,20 @@
       <w:r>
         <w:rPr>
           <w:rFonts w:ascii="맑은 고딕" w:hAnsi="맑은 고딕" w:eastAsia="맑은 고딕"/>
+          <w:b/>
+          <w:sz w:val="17"/>
+          <w:u w:val="none"/>
+        </w:rPr>
+        <w:t>[ fairly / fair ]</w:t>
+      </w:r>
+      <w:r>
+        <w:rPr>
+          <w:rFonts w:ascii="맑은 고딕" w:hAnsi="맑은 고딕" w:eastAsia="맑은 고딕"/>
           <w:b w:val="0"/>
           <w:sz w:val="17"/>
           <w:u w:val="none"/>
         </w:rPr>
-        <w:t xml:space="preserve">t________. It involves </w:t>
+        <w:t xml:space="preserve"> </w:t>
       </w:r>
       <w:r>
         <w:rPr>
@@ -421,7 +421,7 @@
           <w:sz w:val="17"/>
           <w:u w:val="none"/>
         </w:rPr>
-        <w:t>[ recording / to record ]</w:t>
+        <w:t>[ easy / difficult ]</w:t>
       </w:r>
       <w:r>
         <w:rPr>
@@ -430,7 +430,7 @@
           <w:sz w:val="17"/>
           <w:u w:val="none"/>
         </w:rPr>
-        <w:t xml:space="preserve"> all your video onto tape in the </w:t>
+        <w:t xml:space="preserve"> to make changes at any time, and in any part of the text. The same is true of video </w:t>
       </w:r>
       <w:r>
         <w:rPr>
@@ -450,7 +450,7 @@
           <w:sz w:val="17"/>
           <w:u w:val="none"/>
         </w:rPr>
-        <w:t xml:space="preserve">s________ in </w:t>
+        <w:t xml:space="preserve">e________. </w:t>
       </w:r>
       <w:r>
         <w:rPr>
@@ -466,20 +466,11 @@
       <w:r>
         <w:rPr>
           <w:rFonts w:ascii="맑은 고딕" w:hAnsi="맑은 고딕" w:eastAsia="맑은 고딕"/>
-          <w:b/>
-          <w:sz w:val="17"/>
-          <w:u w:val="none"/>
-        </w:rPr>
-        <w:t>[ which / that ]</w:t>
-      </w:r>
-      <w:r>
-        <w:rPr>
-          <w:rFonts w:ascii="맑은 고딕" w:hAnsi="맑은 고딕" w:eastAsia="맑은 고딕"/>
           <w:b w:val="0"/>
           <w:sz w:val="17"/>
           <w:u w:val="none"/>
         </w:rPr>
-        <w:t xml:space="preserve"> it will </w:t>
+        <w:t xml:space="preserve">L________ editing is kind of like </w:t>
       </w:r>
       <w:r>
         <w:rPr>
@@ -499,7 +490,7 @@
           <w:sz w:val="17"/>
           <w:u w:val="none"/>
         </w:rPr>
-        <w:t xml:space="preserve">________(final) be shown, one </w:t>
+        <w:t xml:space="preserve">________(use) a typewriter. It involves </w:t>
       </w:r>
       <w:r>
         <w:rPr>
@@ -519,7 +510,7 @@
           <w:sz w:val="17"/>
           <w:u w:val="none"/>
         </w:rPr>
-        <w:t xml:space="preserve">c________ after another, without </w:t>
+        <w:t xml:space="preserve">________(record) all your video onto tape in the </w:t>
       </w:r>
       <w:r>
         <w:rPr>
@@ -539,7 +530,7 @@
           <w:sz w:val="17"/>
           <w:u w:val="none"/>
         </w:rPr>
-        <w:t xml:space="preserve">________(stop). Nonlinear editing, on the other hand, is like </w:t>
+        <w:t xml:space="preserve">s________ in which it will finally </w:t>
       </w:r>
       <w:r>
         <w:rPr>
@@ -559,7 +550,7 @@
           <w:sz w:val="17"/>
           <w:u w:val="none"/>
         </w:rPr>
-        <w:t>[ using / use ]</w:t>
+        <w:t>[ be shown / show ]</w:t>
       </w:r>
       <w:r>
         <w:rPr>
@@ -568,7 +559,7 @@
           <w:sz w:val="17"/>
           <w:u w:val="none"/>
         </w:rPr>
-        <w:t xml:space="preserve"> a word </w:t>
+        <w:t xml:space="preserve">, one clip after another, without stopping. Nonlinear editing, </w:t>
       </w:r>
       <w:r>
         <w:rPr>
@@ -584,11 +575,20 @@
       <w:r>
         <w:rPr>
           <w:rFonts w:ascii="맑은 고딕" w:hAnsi="맑은 고딕" w:eastAsia="맑은 고딕"/>
+          <w:b/>
+          <w:sz w:val="17"/>
+          <w:u w:val="none"/>
+        </w:rPr>
+        <w:t>[ on the other hand / in other words ]</w:t>
+      </w:r>
+      <w:r>
+        <w:rPr>
+          <w:rFonts w:ascii="맑은 고딕" w:hAnsi="맑은 고딕" w:eastAsia="맑은 고딕"/>
           <w:b w:val="0"/>
           <w:sz w:val="17"/>
           <w:u w:val="none"/>
         </w:rPr>
-        <w:t xml:space="preserve">________(process) program. The order of clips can </w:t>
+        <w:t xml:space="preserve">, is like using a word processing program. The order of clips </w:t>
       </w:r>
       <w:r>
         <w:rPr>
@@ -608,7 +608,7 @@
           <w:sz w:val="17"/>
           <w:u w:val="none"/>
         </w:rPr>
-        <w:t>[ be changed / change ]</w:t>
+        <w:t>[ can be changed / can change ]</w:t>
       </w:r>
       <w:r>
         <w:rPr>
@@ -637,7 +637,7 @@
           <w:sz w:val="17"/>
           <w:u w:val="none"/>
         </w:rPr>
-        <w:t>[ erasing / erase ]</w:t>
+        <w:t>[ erasing / to erase ]</w:t>
       </w:r>
       <w:r>
         <w:rPr>
@@ -696,9 +696,62 @@
           <w:rFonts w:ascii="맑은 고딕" w:hAnsi="맑은 고딕" w:eastAsia="맑은 고딕"/>
           <w:b w:val="0"/>
           <w:sz w:val="17"/>
-          <w:u w:val="none"/>
-        </w:rPr>
-        <w:t xml:space="preserve">If so, then you probably found </w:t>
+          <w:u w:val="single"/>
+        </w:rPr>
+        <w:t>If so</w:t>
+      </w:r>
+      <w:r>
+        <w:rPr>
+          <w:rFonts w:ascii="맑은 고딕" w:hAnsi="맑은 고딕" w:eastAsia="맑은 고딕"/>
+          <w:b w:val="0"/>
+          <w:sz w:val="17"/>
+          <w:u w:val="none"/>
+        </w:rPr>
+        <w:t xml:space="preserve">, then you probably found it necessary to correct or edit certain portions of your text.  → 제시 교정: </w:t>
+      </w:r>
+      <w:r>
+        <w:rPr>
+          <w:rFonts w:ascii="맑은 고딕" w:hAnsi="맑은 고딕" w:eastAsia="맑은 고딕"/>
+          <w:b/>
+          <w:sz w:val="17"/>
+          <w:u w:val="none"/>
+        </w:rPr>
+        <w:t>If you have</w:t>
+      </w:r>
+      <w:r>
+        <w:rPr>
+          <w:rFonts w:ascii="맑은 고딕" w:hAnsi="맑은 고딕" w:eastAsia="맑은 고딕"/>
+          <w:b w:val="0"/>
+          <w:sz w:val="17"/>
+          <w:u w:val="none"/>
+        </w:rPr>
+        <w:t xml:space="preserve">  ( ○ / ✕ ) → ________</w:t>
+      </w:r>
+    </w:p>
+    <w:p>
+      <w:pPr>
+        <w:spacing w:before="0" w:after="20" w:line="276" w:lineRule="auto"/>
+        <w:snapToGrid w:val="0"/>
+      </w:pPr>
+      <w:r>
+        <w:rPr>
+          <w:rFonts w:ascii="맑은 고딕" w:hAnsi="맑은 고딕" w:eastAsia="맑은 고딕"/>
+          <w:b/>
+          <w:color w:val="C01F1F"/>
+          <w:sz w:val="17"/>
+          <w:u w:val="none"/>
+          <w:vertAlign w:val="superscript"/>
+        </w:rPr>
+        <w:t>23)</w:t>
+      </w:r>
+      <w:r>
+        <w:rPr>
+          <w:rFonts w:ascii="맑은 고딕" w:hAnsi="맑은 고딕" w:eastAsia="맑은 고딕"/>
+          <w:b w:val="0"/>
+          <w:sz w:val="17"/>
+          <w:u w:val="none"/>
+        </w:rPr>
+        <w:t xml:space="preserve">It involves recording all your video onto tape in the sequence </w:t>
       </w:r>
       <w:r>
         <w:rPr>
@@ -707,7 +760,7 @@
           <w:sz w:val="17"/>
           <w:u w:val="single"/>
         </w:rPr>
-        <w:t>it</w:t>
+        <w:t>in which</w:t>
       </w:r>
       <w:r>
         <w:rPr>
@@ -716,7 +769,7 @@
           <w:sz w:val="17"/>
           <w:u w:val="none"/>
         </w:rPr>
-        <w:t xml:space="preserve"> necessary to correct or edit certain portions of your text.  → 제시 교정: </w:t>
+        <w:t xml:space="preserve"> it will finally be shown …  → 제시 교정: </w:t>
       </w:r>
       <w:r>
         <w:rPr>
@@ -725,7 +778,7 @@
           <w:sz w:val="17"/>
           <w:u w:val="none"/>
         </w:rPr>
-        <w:t>this</w:t>
+        <w:t>which</w:t>
       </w:r>
       <w:r>
         <w:rPr>
@@ -751,16 +804,7 @@
           <w:u w:val="none"/>
           <w:vertAlign w:val="superscript"/>
         </w:rPr>
-        <w:t>23)</w:t>
-      </w:r>
-      <w:r>
-        <w:rPr>
-          <w:rFonts w:ascii="맑은 고딕" w:hAnsi="맑은 고딕" w:eastAsia="맑은 고딕"/>
-          <w:b w:val="0"/>
-          <w:sz w:val="17"/>
-          <w:u w:val="none"/>
-        </w:rPr>
-        <w:t xml:space="preserve">With a computer, it’s fairly easy to make changes at any time, and </w:t>
+        <w:t>24)</w:t>
       </w:r>
       <w:r>
         <w:rPr>
@@ -769,7 +813,7 @@
           <w:sz w:val="17"/>
           <w:u w:val="single"/>
         </w:rPr>
-        <w:t>in any part</w:t>
+        <w:t>The same is true of</w:t>
       </w:r>
       <w:r>
         <w:rPr>
@@ -778,7 +822,7 @@
           <w:sz w:val="17"/>
           <w:u w:val="none"/>
         </w:rPr>
-        <w:t xml:space="preserve"> of the text.  → 제시 교정: </w:t>
+        <w:t xml:space="preserve"> video editing.  → 제시 교정: </w:t>
       </w:r>
       <w:r>
         <w:rPr>
@@ -787,69 +831,7 @@
           <w:sz w:val="17"/>
           <w:u w:val="none"/>
         </w:rPr>
-        <w:t>anywhere</w:t>
-      </w:r>
-      <w:r>
-        <w:rPr>
-          <w:rFonts w:ascii="맑은 고딕" w:hAnsi="맑은 고딕" w:eastAsia="맑은 고딕"/>
-          <w:b w:val="0"/>
-          <w:sz w:val="17"/>
-          <w:u w:val="none"/>
-        </w:rPr>
-        <w:t xml:space="preserve">  ( ○ / ✕ ) → ________</w:t>
-      </w:r>
-    </w:p>
-    <w:p>
-      <w:pPr>
-        <w:spacing w:before="0" w:after="20" w:line="276" w:lineRule="auto"/>
-        <w:snapToGrid w:val="0"/>
-      </w:pPr>
-      <w:r>
-        <w:rPr>
-          <w:rFonts w:ascii="맑은 고딕" w:hAnsi="맑은 고딕" w:eastAsia="맑은 고딕"/>
-          <w:b/>
-          <w:color w:val="C01F1F"/>
-          <w:sz w:val="17"/>
-          <w:u w:val="none"/>
-          <w:vertAlign w:val="superscript"/>
-        </w:rPr>
-        <w:t>24)</w:t>
-      </w:r>
-      <w:r>
-        <w:rPr>
-          <w:rFonts w:ascii="맑은 고딕" w:hAnsi="맑은 고딕" w:eastAsia="맑은 고딕"/>
-          <w:b w:val="0"/>
-          <w:sz w:val="17"/>
-          <w:u w:val="none"/>
-        </w:rPr>
-        <w:t xml:space="preserve">Nonlinear editing, </w:t>
-      </w:r>
-      <w:r>
-        <w:rPr>
-          <w:rFonts w:ascii="맑은 고딕" w:hAnsi="맑은 고딕" w:eastAsia="맑은 고딕"/>
-          <w:b w:val="0"/>
-          <w:sz w:val="17"/>
-          <w:u w:val="single"/>
-        </w:rPr>
-        <w:t>on the other hand</w:t>
-      </w:r>
-      <w:r>
-        <w:rPr>
-          <w:rFonts w:ascii="맑은 고딕" w:hAnsi="맑은 고딕" w:eastAsia="맑은 고딕"/>
-          <w:b w:val="0"/>
-          <w:sz w:val="17"/>
-          <w:u w:val="none"/>
-        </w:rPr>
-        <w:t xml:space="preserve">, is like using a word processing program.  → 제시 교정: </w:t>
-      </w:r>
-      <w:r>
-        <w:rPr>
-          <w:rFonts w:ascii="맑은 고딕" w:hAnsi="맑은 고딕" w:eastAsia="맑은 고딕"/>
-          <w:b/>
-          <w:sz w:val="17"/>
-          <w:u w:val="none"/>
-        </w:rPr>
-        <w:t>by contrast</w:t>
+        <w:t>This also applies to</w:t>
       </w:r>
       <w:r>
         <w:rPr>
@@ -910,7 +892,7 @@
           <w:sz w:val="17"/>
           <w:u w:val="none"/>
         </w:rPr>
-        <w:t>타자기로는 맨 처음부터 다시 시작해야 할 것이다.</w:t>
+        <w:t>컴퓨터라면 언제든, 글의 어느 부분이든 바꾸기가 꽤 쉽다.</w:t>
       </w:r>
     </w:p>
     <w:p>
@@ -927,7 +909,7 @@
           <w:sz w:val="17"/>
           <w:u w:val="none"/>
         </w:rPr>
-        <w:t>with / a typewriter / you / would / have / to start / over / the very beginning / begin</w:t>
+        <w:t>a computer / easy / with / it's / fairly / in any part / at any time / and / of the text / difficult / to make changes</w:t>
       </w:r>
     </w:p>
     <w:p>
@@ -962,7 +944,7 @@
           <w:sz w:val="17"/>
           <w:u w:val="none"/>
         </w:rPr>
-        <w:t>클립의 순서는 언제든 바뀔 수 있다.</w:t>
+        <w:t>클립의 순서는 언제든 바꿀 수 있고, 편집자는 영상의 다른 부분을 지우지 않고도 과정 중 어느 시점에서든 새 클립을 추가하거나 클립의 일부를 잘라낼 수 있다.</w:t>
       </w:r>
     </w:p>
     <w:p>
@@ -979,7 +961,7 @@
           <w:sz w:val="17"/>
           <w:u w:val="none"/>
         </w:rPr>
-        <w:t>the order / of clips / can / be / change / at / time / every</w:t>
+        <w:t>can / of clips / change / and / the order / the editor / can / at any time / be / add / or / parts of clips / cut out / new clips / at any point / any other portion / without / erase / in the process / of the video / with</w:t>
       </w:r>
     </w:p>
     <w:p>
@@ -1040,7 +1022,7 @@
           <w:sz w:val="17"/>
           <w:u w:val="none"/>
         </w:rPr>
-        <w:t>선형 편집은 타자기를 사용하는 것과 비슷하다.</w:t>
+        <w:t>그것은 모든 영상을, 최종적으로 보여질 순서대로, 멈추지 않고 클립 하나하나를 차례로 테이프에 녹화하는 것을 포함한다.</w:t>
       </w:r>
     </w:p>
     <w:p>
@@ -1057,7 +1039,7 @@
           <w:sz w:val="17"/>
           <w:u w:val="none"/>
         </w:rPr>
-        <w:t>linear editing / is / kind of / like / use / a typewriter</w:t>
+        <w:t>in the sequence / record / involves / it / all your video / onto tape / in which / will finally / it / be shown / one clip after another / without stopping</w:t>
       </w:r>
     </w:p>
     <w:p>
@@ -1114,11 +1096,20 @@
       <w:r>
         <w:rPr>
           <w:rFonts w:ascii="맑은 고딕" w:hAnsi="맑은 고딕" w:eastAsia="맑은 고딕"/>
+          <w:b w:val="0"/>
+          <w:sz w:val="17"/>
+          <w:u w:val="none"/>
+        </w:rPr>
+        <w:t xml:space="preserve">If </w:t>
+      </w:r>
+      <w:r>
+        <w:rPr>
+          <w:rFonts w:ascii="맑은 고딕" w:hAnsi="맑은 고딕" w:eastAsia="맑은 고딕"/>
           <w:b/>
           <w:sz w:val="17"/>
           <w:u w:val="none"/>
         </w:rPr>
-        <w:t>If so</w:t>
+        <w:t>so</w:t>
       </w:r>
       <w:r>
         <w:rPr>
@@ -1127,7 +1118,7 @@
           <w:sz w:val="17"/>
           <w:u w:val="none"/>
         </w:rPr>
-        <w:t xml:space="preserve"> — so가 대신하는 내용을 우리말로: ______________________________________</w:t>
+        <w:t>, then you probably found it necessary … — so가 가리키는 내용을 우리말로: ____________________________________________</w:t>
       </w:r>
     </w:p>
     <w:p>
@@ -1162,7 +1153,7 @@
           <w:sz w:val="17"/>
           <w:u w:val="none"/>
         </w:rPr>
-        <w:t xml:space="preserve"> is true of video editing — The same이 가리키는 내용을 우리말로: ______________________________________</w:t>
+        <w:t xml:space="preserve"> is true of video editing. — The same이 가리키는 내용을 우리말로: ____________________________________________</w:t>
       </w:r>
     </w:p>
     <w:p>
@@ -1184,29 +1175,20 @@
       <w:r>
         <w:rPr>
           <w:rFonts w:ascii="맑은 고딕" w:hAnsi="맑은 고딕" w:eastAsia="맑은 고딕"/>
+          <w:b/>
+          <w:sz w:val="17"/>
+          <w:u w:val="none"/>
+        </w:rPr>
+        <w:t>It</w:t>
+      </w:r>
+      <w:r>
+        <w:rPr>
+          <w:rFonts w:ascii="맑은 고딕" w:hAnsi="맑은 고딕" w:eastAsia="맑은 고딕"/>
           <w:b w:val="0"/>
           <w:sz w:val="17"/>
           <w:u w:val="none"/>
         </w:rPr>
-        <w:t xml:space="preserve">the sequence in which </w:t>
-      </w:r>
-      <w:r>
-        <w:rPr>
-          <w:rFonts w:ascii="맑은 고딕" w:hAnsi="맑은 고딕" w:eastAsia="맑은 고딕"/>
-          <w:b/>
-          <w:sz w:val="17"/>
-          <w:u w:val="none"/>
-        </w:rPr>
-        <w:t>it</w:t>
-      </w:r>
-      <w:r>
-        <w:rPr>
-          <w:rFonts w:ascii="맑은 고딕" w:hAnsi="맑은 고딕" w:eastAsia="맑은 고딕"/>
-          <w:b w:val="0"/>
-          <w:sz w:val="17"/>
-          <w:u w:val="none"/>
-        </w:rPr>
-        <w:t xml:space="preserve"> will finally be shown — it이 가리키는 말(2단어): ______________</w:t>
+        <w:t xml:space="preserve"> involves recording all your video onto tape — It이 가리키는 말(2단어): ______________</w:t>
       </w:r>
     </w:p>
     <w:p>
@@ -1232,7 +1214,7 @@
           <w:sz w:val="17"/>
           <w:u w:val="none"/>
         </w:rPr>
-        <w:t xml:space="preserve">like using </w:t>
+        <w:t xml:space="preserve">in which </w:t>
       </w:r>
       <w:r>
         <w:rPr>
@@ -1241,7 +1223,7 @@
           <w:sz w:val="17"/>
           <w:u w:val="none"/>
         </w:rPr>
-        <w:t>a word processing program</w:t>
+        <w:t>it</w:t>
       </w:r>
       <w:r>
         <w:rPr>
@@ -1250,7 +1232,7 @@
           <w:sz w:val="17"/>
           <w:u w:val="none"/>
         </w:rPr>
-        <w:t xml:space="preserve"> — 앞 단락에서 같은 역할을 하는 말(1단어): ______________</w:t>
+        <w:t xml:space="preserve"> will finally be shown — it이 가리키는 말을 본문에서(3단어): ______________________</w:t>
       </w:r>
     </w:p>
     <w:p>
@@ -1281,7 +1263,7 @@
     </w:p>
     <w:p>
       <w:pPr>
-        <w:spacing w:before="0" w:after="20" w:line="360" w:lineRule="auto"/>
+        <w:spacing w:before="0" w:after="20" w:line="300" w:lineRule="auto"/>
         <w:jc w:val="both"/>
         <w:snapToGrid w:val="0"/>
       </w:pPr>
@@ -1292,7 +1274,7 @@
           <w:sz w:val="17"/>
           <w:u w:val="none"/>
         </w:rPr>
-        <w:t xml:space="preserve">Cooking from a recipe card versus a cooking app shows a similar contrast. With a printed card, a cook who </w:t>
+        <w:t xml:space="preserve">Photography went through the same change. With a roll of film, every shot was fixed the moment the shutter clicked: a photographer </w:t>
       </w:r>
       <w:r>
         <w:rPr>
@@ -1312,7 +1294,7 @@
           <w:sz w:val="17"/>
           <w:u w:val="none"/>
         </w:rPr>
-        <w:t>[ wants / want ]</w:t>
+        <w:t>[ who / which ]</w:t>
       </w:r>
       <w:r>
         <w:rPr>
@@ -1321,7 +1303,7 @@
           <w:sz w:val="17"/>
           <w:u w:val="none"/>
         </w:rPr>
-        <w:t xml:space="preserve"> to double the recipe must recalculate every amount by hand. An app, by contrast, lets the cook </w:t>
+        <w:t xml:space="preserve"> misjudged the light had no choice but to shoot again, and the pictures stayed in the order in which they had been taken. A digital camera stores each picture as a separate file, </w:t>
       </w:r>
       <w:r>
         <w:rPr>
@@ -1341,7 +1323,7 @@
           <w:sz w:val="17"/>
           <w:u w:val="none"/>
         </w:rPr>
-        <w:t>[ change / to change ]</w:t>
+        <w:t>[ allowing / allowed ]</w:t>
       </w:r>
       <w:r>
         <w:rPr>
@@ -1350,7 +1332,7 @@
           <w:sz w:val="17"/>
           <w:u w:val="none"/>
         </w:rPr>
-        <w:t xml:space="preserve"> the number of servings at any point, and every quantity </w:t>
+        <w:t xml:space="preserve"> the photographer to delete, brighten, or reorder images at any stage. The film camera is the typewriter of pictures, and the digital camera </w:t>
       </w:r>
       <w:r>
         <w:rPr>
@@ -1370,7 +1352,7 @@
           <w:sz w:val="17"/>
           <w:u w:val="none"/>
         </w:rPr>
-        <w:t>[ updates / update ]</w:t>
+        <w:t>[ is / are ]</w:t>
       </w:r>
       <w:r>
         <w:rPr>
@@ -1379,7 +1361,7 @@
           <w:sz w:val="17"/>
           <w:u w:val="none"/>
         </w:rPr>
-        <w:t xml:space="preserve"> at once.</w:t>
+        <w:t xml:space="preserve"> their word processor.</w:t>
       </w:r>
     </w:p>
     <w:p>
@@ -1431,7 +1413,7 @@
           <w:sz w:val="17"/>
           <w:u w:val="none"/>
         </w:rPr>
-        <w:t>Unlike linear editing, nonlinear editing lets the editor change the order of clips at any t____________.</w:t>
+        <w:t>Unlike linear editing, nonlinear editing lets you change the order of clips and edit any part at any time, like using a word p____________.</w:t>
       </w:r>
     </w:p>
     <w:p>
@@ -1483,7 +1465,7 @@
           <w:sz w:val="17"/>
           <w:u w:val="single"/>
         </w:rPr>
-        <w:t>틀린</w:t>
+        <w:t>옳은</w:t>
       </w:r>
       <w:r>
         <w:rPr>
@@ -1492,7 +1474,7 @@
           <w:sz w:val="17"/>
           <w:u w:val="none"/>
         </w:rPr>
-        <w:t xml:space="preserve"> 것만을 있는 대로 고른 것은? [3.0점]</w:t>
+        <w:t xml:space="preserve"> 것만을 있는 대로 고른 것은? [3.3점]</w:t>
       </w:r>
     </w:p>
     <w:p>
@@ -1515,43 +1497,7 @@
           <w:sz w:val="17"/>
           <w:u w:val="none"/>
         </w:rPr>
-        <w:t>Have you ever been working on a school project which required you to write a ⓐ</w:t>
-      </w:r>
-      <w:r>
-        <w:rPr>
-          <w:rFonts w:ascii="맑은 고딕" w:hAnsi="맑은 고딕" w:eastAsia="맑은 고딕"/>
-          <w:b w:val="0"/>
-          <w:sz w:val="17"/>
-          <w:u w:val="single"/>
-        </w:rPr>
-        <w:t>lengthy</w:t>
-      </w:r>
-      <w:r>
-        <w:rPr>
-          <w:rFonts w:ascii="맑은 고딕" w:hAnsi="맑은 고딕" w:eastAsia="맑은 고딕"/>
-          <w:b w:val="0"/>
-          <w:sz w:val="17"/>
-          <w:u w:val="none"/>
-        </w:rPr>
-        <w:t xml:space="preserve"> paper or story? If so, then you probably found it necessary to correct or edit certain portions of your text. With a typewriter, you would have to start over from the very beginning. With a computer, it's fairly easy to make changes at any time, and in any part of the text. The same is true of video editing. Linear editing is kind of like using a typewriter. It involves recording all your video onto tape in the ⓑ</w:t>
-      </w:r>
-      <w:r>
-        <w:rPr>
-          <w:rFonts w:ascii="맑은 고딕" w:hAnsi="맑은 고딕" w:eastAsia="맑은 고딕"/>
-          <w:b w:val="0"/>
-          <w:sz w:val="17"/>
-          <w:u w:val="single"/>
-        </w:rPr>
-        <w:t>sequence</w:t>
-      </w:r>
-      <w:r>
-        <w:rPr>
-          <w:rFonts w:ascii="맑은 고딕" w:hAnsi="맑은 고딕" w:eastAsia="맑은 고딕"/>
-          <w:b w:val="0"/>
-          <w:sz w:val="17"/>
-          <w:u w:val="none"/>
-        </w:rPr>
-        <w:t xml:space="preserve"> in which it will finally be shown, one clip after another, without stopping. Nonlinear editing, (A) ________, is like using a word processing program. The order of clips can be changed at any time, and the editor can add new clips or cut out parts of clips at any point in the process without erasing any other portion of the video.</w:t>
+        <w:t>Think back to a school assignment that asked you to produce a long essay or story. Most likely you found (ⓐ) [it / that] necessary to fix or rework some parts of what you had written. Had you been using a typewriter, the only option would have been to begin again from page one. On a computer, however, you can alter any section whenever you like with little trouble. The same holds for editing video. Linear editing works much as a typewriter does: the whole video is laid down on tape in the exact order in which viewers will eventually watch it, clip by clip, with no pauses. Nonlinear editing, by contrast, resembles working in a word processor. Clips can be reordered whenever the editor wishes, and new material can be inserted or unwanted sections removed at any stage without wiping out anything else in the video.</w:t>
       </w:r>
     </w:p>
     <w:p>
@@ -1597,7 +1543,7 @@
           <w:sz w:val="17"/>
           <w:u w:val="none"/>
         </w:rPr>
-        <w:t>(a) The writer compares two kinds of video editing to two ways of writing.</w:t>
+        <w:t>(A) The typewriter and the computer are introduced as examples of two different ways of correcting a text.</w:t>
       </w:r>
     </w:p>
     <w:p>
@@ -1620,7 +1566,7 @@
           <w:sz w:val="17"/>
           <w:u w:val="none"/>
         </w:rPr>
-        <w:t>(b) The appropriate expression for (A) is ‘in addition’.</w:t>
+        <w:t>(B) ‘that’ is the right choice for (ⓐ), because it introduces the clause ‘necessary to fix …’.</w:t>
       </w:r>
     </w:p>
     <w:p>
@@ -1643,7 +1589,1300 @@
           <w:sz w:val="17"/>
           <w:u w:val="none"/>
         </w:rPr>
-        <w:t>(c) ⓐ ‘lengthy’ can be replaced by ‘long’.</w:t>
+        <w:t>(C) The sentence ‘The same holds for editing video.’ means that editing video has little in common with editing a text.</w:t>
+      </w:r>
+    </w:p>
+    <w:p>
+      <w:pPr>
+        <w:spacing w:before="0" w:after="60" w:line="288" w:lineRule="auto"/>
+        <w:ind w:left="40"/>
+        <w:snapToGrid w:val="0"/>
+        <w:pBdr>
+          <w:top w:val="single" w:sz="4" w:space="2" w:color="9B6BD0"/>
+          <w:left w:val="single" w:sz="4" w:space="2" w:color="9B6BD0"/>
+          <w:bottom w:val="single" w:sz="4" w:space="2" w:color="9B6BD0"/>
+          <w:right w:val="single" w:sz="4" w:space="2" w:color="9B6BD0"/>
+        </w:pBdr>
+        <w:shd w:val="clear" w:color="auto" w:fill="FAF5FF"/>
+      </w:pPr>
+      <w:r>
+        <w:rPr>
+          <w:rFonts w:ascii="맑은 고딕" w:hAnsi="맑은 고딕" w:eastAsia="맑은 고딕"/>
+          <w:b w:val="0"/>
+          <w:sz w:val="17"/>
+          <w:u w:val="none"/>
+        </w:rPr>
+        <w:t>(D) In the summary ‘Nonlinear editing allows an editor to change the order of clips without erasing anything else’, ‘to change’ is correctly used after ‘allows an editor’.</w:t>
+      </w:r>
+    </w:p>
+    <w:p>
+      <w:pPr>
+        <w:spacing w:before="0" w:after="20" w:line="276" w:lineRule="auto"/>
+        <w:ind w:left="80"/>
+        <w:snapToGrid w:val="0"/>
+      </w:pPr>
+      <w:r>
+        <w:rPr>
+          <w:rFonts w:ascii="맑은 고딕" w:hAnsi="맑은 고딕" w:eastAsia="맑은 고딕"/>
+          <w:b w:val="0"/>
+          <w:sz w:val="17"/>
+          <w:u w:val="none"/>
+        </w:rPr>
+        <w:t>① (A), (B)    ② (B), (C)    ③ (A), (C), (D)    ④ (A), (D)    ⑤ (B), (D)</w:t>
+      </w:r>
+    </w:p>
+    <w:p>
+      <w:pPr>
+        <w:keepNext/>
+        <w:spacing w:before="80" w:after="20" w:line="276" w:lineRule="auto"/>
+        <w:snapToGrid w:val="0"/>
+      </w:pPr>
+      <w:r>
+        <w:rPr>
+          <w:rFonts w:ascii="맑은 고딕" w:hAnsi="맑은 고딕" w:eastAsia="맑은 고딕"/>
+          <w:b/>
+          <w:sz w:val="17"/>
+          <w:u w:val="none"/>
+        </w:rPr>
+        <w:t>38-2.</w:t>
+      </w:r>
+      <w:r>
+        <w:rPr>
+          <w:rFonts w:ascii="맑은 고딕" w:hAnsi="맑은 고딕" w:eastAsia="맑은 고딕"/>
+          <w:b w:val="0"/>
+          <w:sz w:val="17"/>
+          <w:u w:val="none"/>
+        </w:rPr>
+        <w:t xml:space="preserve"> 다음 대화를 읽고 두 학생이 정리한 표의 내용 중, 본문 및 대화와 일치하지 </w:t>
+      </w:r>
+      <w:r>
+        <w:rPr>
+          <w:rFonts w:ascii="맑은 고딕" w:hAnsi="맑은 고딕" w:eastAsia="맑은 고딕"/>
+          <w:b w:val="0"/>
+          <w:sz w:val="17"/>
+          <w:u w:val="single"/>
+        </w:rPr>
+        <w:t>않는</w:t>
+      </w:r>
+      <w:r>
+        <w:rPr>
+          <w:rFonts w:ascii="맑은 고딕" w:hAnsi="맑은 고딕" w:eastAsia="맑은 고딕"/>
+          <w:b w:val="0"/>
+          <w:sz w:val="17"/>
+          <w:u w:val="none"/>
+        </w:rPr>
+        <w:t xml:space="preserve"> 것은? [3.3점]</w:t>
+      </w:r>
+    </w:p>
+    <w:p>
+      <w:pPr>
+        <w:spacing w:before="0" w:after="0" w:line="288" w:lineRule="auto"/>
+        <w:ind w:left="40"/>
+        <w:snapToGrid w:val="0"/>
+        <w:pBdr>
+          <w:top w:val="single" w:sz="4" w:space="2" w:color="999999"/>
+          <w:left w:val="single" w:sz="4" w:space="2" w:color="999999"/>
+          <w:bottom w:val="single" w:sz="4" w:space="2" w:color="999999"/>
+          <w:right w:val="single" w:sz="4" w:space="2" w:color="999999"/>
+        </w:pBdr>
+        <w:shd w:val="clear" w:color="auto" w:fill="F6F3EA"/>
+      </w:pPr>
+      <w:r>
+        <w:rPr>
+          <w:rFonts w:ascii="맑은 고딕" w:hAnsi="맑은 고딕" w:eastAsia="맑은 고딕"/>
+          <w:b w:val="0"/>
+          <w:sz w:val="17"/>
+          <w:u w:val="none"/>
+        </w:rPr>
+        <w:t>하준: 이 글은 영상 편집을 글쓰기 도구에 비유하네. 선형 편집은 타자기, 비선형 편집은 워드 프로세서.</w:t>
+      </w:r>
+    </w:p>
+    <w:p>
+      <w:pPr>
+        <w:spacing w:before="0" w:after="0" w:line="288" w:lineRule="auto"/>
+        <w:ind w:left="40"/>
+        <w:snapToGrid w:val="0"/>
+        <w:pBdr>
+          <w:top w:val="single" w:sz="4" w:space="2" w:color="999999"/>
+          <w:left w:val="single" w:sz="4" w:space="2" w:color="999999"/>
+          <w:bottom w:val="single" w:sz="4" w:space="2" w:color="999999"/>
+          <w:right w:val="single" w:sz="4" w:space="2" w:color="999999"/>
+        </w:pBdr>
+        <w:shd w:val="clear" w:color="auto" w:fill="F6F3EA"/>
+      </w:pPr>
+      <w:r>
+        <w:rPr>
+          <w:rFonts w:ascii="맑은 고딕" w:hAnsi="맑은 고딕" w:eastAsia="맑은 고딕"/>
+          <w:b w:val="0"/>
+          <w:sz w:val="17"/>
+          <w:u w:val="none"/>
+        </w:rPr>
+        <w:t>서연: 맞아. 타자기로 쓴 글을 고치려면 맨 처음부터 다시 쳐야 하잖아. 선형 편집도 그래 — 모든 영상을 최종 순서대로, 멈추지 않고 클립 하나씩 테이프에 녹화해.</w:t>
+      </w:r>
+    </w:p>
+    <w:p>
+      <w:pPr>
+        <w:spacing w:before="0" w:after="0" w:line="288" w:lineRule="auto"/>
+        <w:ind w:left="40"/>
+        <w:snapToGrid w:val="0"/>
+        <w:pBdr>
+          <w:top w:val="single" w:sz="4" w:space="2" w:color="999999"/>
+          <w:left w:val="single" w:sz="4" w:space="2" w:color="999999"/>
+          <w:bottom w:val="single" w:sz="4" w:space="2" w:color="999999"/>
+          <w:right w:val="single" w:sz="4" w:space="2" w:color="999999"/>
+        </w:pBdr>
+        <w:shd w:val="clear" w:color="auto" w:fill="F6F3EA"/>
+      </w:pPr>
+      <w:r>
+        <w:rPr>
+          <w:rFonts w:ascii="맑은 고딕" w:hAnsi="맑은 고딕" w:eastAsia="맑은 고딕"/>
+          <w:b w:val="0"/>
+          <w:sz w:val="17"/>
+          <w:u w:val="none"/>
+        </w:rPr>
+        <w:t>하준: 그러니까 중간을 고치려면 처음부터 다시 해야 하는 거지?</w:t>
+      </w:r>
+    </w:p>
+    <w:p>
+      <w:pPr>
+        <w:spacing w:before="0" w:after="0" w:line="288" w:lineRule="auto"/>
+        <w:ind w:left="40"/>
+        <w:snapToGrid w:val="0"/>
+        <w:pBdr>
+          <w:top w:val="single" w:sz="4" w:space="2" w:color="999999"/>
+          <w:left w:val="single" w:sz="4" w:space="2" w:color="999999"/>
+          <w:bottom w:val="single" w:sz="4" w:space="2" w:color="999999"/>
+          <w:right w:val="single" w:sz="4" w:space="2" w:color="999999"/>
+        </w:pBdr>
+        <w:shd w:val="clear" w:color="auto" w:fill="F6F3EA"/>
+      </w:pPr>
+      <w:r>
+        <w:rPr>
+          <w:rFonts w:ascii="맑은 고딕" w:hAnsi="맑은 고딕" w:eastAsia="맑은 고딕"/>
+          <w:b w:val="0"/>
+          <w:sz w:val="17"/>
+          <w:u w:val="none"/>
+        </w:rPr>
+        <w:t>서연: 응. 반면 비선형 편집은 컴퓨터로 글을 고치는 것과 같아서, 클립 순서를 언제든 바꿀 수 있어.</w:t>
+      </w:r>
+    </w:p>
+    <w:p>
+      <w:pPr>
+        <w:spacing w:before="0" w:after="0" w:line="288" w:lineRule="auto"/>
+        <w:ind w:left="40"/>
+        <w:snapToGrid w:val="0"/>
+        <w:pBdr>
+          <w:top w:val="single" w:sz="4" w:space="2" w:color="999999"/>
+          <w:left w:val="single" w:sz="4" w:space="2" w:color="999999"/>
+          <w:bottom w:val="single" w:sz="4" w:space="2" w:color="999999"/>
+          <w:right w:val="single" w:sz="4" w:space="2" w:color="999999"/>
+        </w:pBdr>
+        <w:shd w:val="clear" w:color="auto" w:fill="F6F3EA"/>
+      </w:pPr>
+      <w:r>
+        <w:rPr>
+          <w:rFonts w:ascii="맑은 고딕" w:hAnsi="맑은 고딕" w:eastAsia="맑은 고딕"/>
+          <w:b w:val="0"/>
+          <w:sz w:val="17"/>
+          <w:u w:val="none"/>
+        </w:rPr>
+        <w:t>하준: 새 클립을 끼워 넣거나 일부를 잘라내는 것도 과정 중 어느 시점에서든 가능하고.</w:t>
+      </w:r>
+    </w:p>
+    <w:p>
+      <w:pPr>
+        <w:spacing w:before="0" w:after="0" w:line="288" w:lineRule="auto"/>
+        <w:ind w:left="40"/>
+        <w:snapToGrid w:val="0"/>
+        <w:pBdr>
+          <w:top w:val="single" w:sz="4" w:space="2" w:color="999999"/>
+          <w:left w:val="single" w:sz="4" w:space="2" w:color="999999"/>
+          <w:bottom w:val="single" w:sz="4" w:space="2" w:color="999999"/>
+          <w:right w:val="single" w:sz="4" w:space="2" w:color="999999"/>
+        </w:pBdr>
+        <w:shd w:val="clear" w:color="auto" w:fill="F6F3EA"/>
+      </w:pPr>
+      <w:r>
+        <w:rPr>
+          <w:rFonts w:ascii="맑은 고딕" w:hAnsi="맑은 고딕" w:eastAsia="맑은 고딕"/>
+          <w:b w:val="0"/>
+          <w:sz w:val="17"/>
+          <w:u w:val="none"/>
+        </w:rPr>
+        <w:t>서연: 그리고 그렇게 해도 영상의 다른 부분은 지워지지 않아.</w:t>
+      </w:r>
+    </w:p>
+    <w:p>
+      <w:pPr>
+        <w:spacing w:before="0" w:after="0" w:line="288" w:lineRule="auto"/>
+        <w:ind w:left="40"/>
+        <w:snapToGrid w:val="0"/>
+        <w:pBdr>
+          <w:top w:val="single" w:sz="4" w:space="2" w:color="999999"/>
+          <w:left w:val="single" w:sz="4" w:space="2" w:color="999999"/>
+          <w:bottom w:val="single" w:sz="4" w:space="2" w:color="999999"/>
+          <w:right w:val="single" w:sz="4" w:space="2" w:color="999999"/>
+        </w:pBdr>
+        <w:shd w:val="clear" w:color="auto" w:fill="F6F3EA"/>
+      </w:pPr>
+      <w:r>
+        <w:rPr>
+          <w:rFonts w:ascii="맑은 고딕" w:hAnsi="맑은 고딕" w:eastAsia="맑은 고딕"/>
+          <w:b w:val="0"/>
+          <w:sz w:val="17"/>
+          <w:u w:val="none"/>
+        </w:rPr>
+        <w:t>하준: 그럼 두 방식의 공통점은 뭘까?</w:t>
+      </w:r>
+    </w:p>
+    <w:p>
+      <w:pPr>
+        <w:spacing w:before="0" w:after="0" w:line="288" w:lineRule="auto"/>
+        <w:ind w:left="40"/>
+        <w:snapToGrid w:val="0"/>
+        <w:pBdr>
+          <w:top w:val="single" w:sz="4" w:space="2" w:color="999999"/>
+          <w:left w:val="single" w:sz="4" w:space="2" w:color="999999"/>
+          <w:bottom w:val="single" w:sz="4" w:space="2" w:color="999999"/>
+          <w:right w:val="single" w:sz="4" w:space="2" w:color="999999"/>
+        </w:pBdr>
+        <w:shd w:val="clear" w:color="auto" w:fill="F6F3EA"/>
+      </w:pPr>
+      <w:r>
+        <w:rPr>
+          <w:rFonts w:ascii="맑은 고딕" w:hAnsi="맑은 고딕" w:eastAsia="맑은 고딕"/>
+          <w:b w:val="0"/>
+          <w:sz w:val="17"/>
+          <w:u w:val="none"/>
+        </w:rPr>
+        <w:t>서연: 둘 다 영상을 편집하는 방식이라는 것 — 글을 쓰고 고치는 일에 비유된다는 점도 같지.</w:t>
+      </w:r>
+    </w:p>
+    <w:p>
+      <w:pPr>
+        <w:spacing w:before="0" w:after="60" w:line="288" w:lineRule="auto"/>
+        <w:ind w:left="40"/>
+        <w:snapToGrid w:val="0"/>
+        <w:pBdr>
+          <w:top w:val="single" w:sz="4" w:space="2" w:color="999999"/>
+          <w:left w:val="single" w:sz="4" w:space="2" w:color="999999"/>
+          <w:bottom w:val="single" w:sz="4" w:space="2" w:color="999999"/>
+          <w:right w:val="single" w:sz="4" w:space="2" w:color="999999"/>
+        </w:pBdr>
+        <w:shd w:val="clear" w:color="auto" w:fill="F6F3EA"/>
+      </w:pPr>
+      <w:r>
+        <w:rPr>
+          <w:rFonts w:ascii="맑은 고딕" w:hAnsi="맑은 고딕" w:eastAsia="맑은 고딕"/>
+          <w:b w:val="0"/>
+          <w:sz w:val="17"/>
+          <w:u w:val="none"/>
+        </w:rPr>
+        <w:t>하준: 좋아, 표로 정리해 보자.</w:t>
+      </w:r>
+    </w:p>
+    <w:p>
+      <w:pPr>
+        <w:spacing w:before="0" w:after="0" w:line="288" w:lineRule="auto"/>
+        <w:ind w:left="40"/>
+        <w:snapToGrid w:val="0"/>
+        <w:pBdr>
+          <w:top w:val="single" w:sz="4" w:space="2" w:color="555555"/>
+          <w:left w:val="single" w:sz="4" w:space="2" w:color="555555"/>
+          <w:bottom w:val="single" w:sz="4" w:space="2" w:color="555555"/>
+          <w:right w:val="single" w:sz="4" w:space="2" w:color="555555"/>
+        </w:pBdr>
+        <w:shd w:val="clear" w:color="auto" w:fill="FFFFFF"/>
+      </w:pPr>
+      <w:r>
+        <w:rPr>
+          <w:rFonts w:ascii="맑은 고딕" w:hAnsi="맑은 고딕" w:eastAsia="맑은 고딕"/>
+          <w:b w:val="0"/>
+          <w:sz w:val="17"/>
+          <w:u w:val="none"/>
+        </w:rPr>
+        <w:t>항목  |  Linear editing  |  Nonlinear editing</w:t>
+      </w:r>
+    </w:p>
+    <w:p>
+      <w:pPr>
+        <w:spacing w:before="0" w:after="0" w:line="288" w:lineRule="auto"/>
+        <w:ind w:left="40"/>
+        <w:snapToGrid w:val="0"/>
+        <w:pBdr>
+          <w:top w:val="single" w:sz="4" w:space="2" w:color="555555"/>
+          <w:left w:val="single" w:sz="4" w:space="2" w:color="555555"/>
+          <w:bottom w:val="single" w:sz="4" w:space="2" w:color="555555"/>
+          <w:right w:val="single" w:sz="4" w:space="2" w:color="555555"/>
+        </w:pBdr>
+        <w:shd w:val="clear" w:color="auto" w:fill="FFFFFF"/>
+      </w:pPr>
+      <w:r>
+        <w:rPr>
+          <w:rFonts w:ascii="맑은 고딕" w:hAnsi="맑은 고딕" w:eastAsia="맑은 고딕"/>
+          <w:b w:val="0"/>
+          <w:sz w:val="17"/>
+          <w:u w:val="none"/>
+        </w:rPr>
+        <w:t>① 비유  |  타자기  |  워드 프로세서 프로그램</w:t>
+      </w:r>
+    </w:p>
+    <w:p>
+      <w:pPr>
+        <w:spacing w:before="0" w:after="0" w:line="288" w:lineRule="auto"/>
+        <w:ind w:left="40"/>
+        <w:snapToGrid w:val="0"/>
+        <w:pBdr>
+          <w:top w:val="single" w:sz="4" w:space="2" w:color="555555"/>
+          <w:left w:val="single" w:sz="4" w:space="2" w:color="555555"/>
+          <w:bottom w:val="single" w:sz="4" w:space="2" w:color="555555"/>
+          <w:right w:val="single" w:sz="4" w:space="2" w:color="555555"/>
+        </w:pBdr>
+        <w:shd w:val="clear" w:color="auto" w:fill="FFFFFF"/>
+      </w:pPr>
+      <w:r>
+        <w:rPr>
+          <w:rFonts w:ascii="맑은 고딕" w:hAnsi="맑은 고딕" w:eastAsia="맑은 고딕"/>
+          <w:b w:val="0"/>
+          <w:sz w:val="17"/>
+          <w:u w:val="none"/>
+        </w:rPr>
+        <w:t>② 녹화·순서  |  클립 순서를 언제든 바꿀 수 있음  |  최종 순서대로 멈추지 않고 녹화</w:t>
+      </w:r>
+    </w:p>
+    <w:p>
+      <w:pPr>
+        <w:spacing w:before="0" w:after="0" w:line="288" w:lineRule="auto"/>
+        <w:ind w:left="40"/>
+        <w:snapToGrid w:val="0"/>
+        <w:pBdr>
+          <w:top w:val="single" w:sz="4" w:space="2" w:color="555555"/>
+          <w:left w:val="single" w:sz="4" w:space="2" w:color="555555"/>
+          <w:bottom w:val="single" w:sz="4" w:space="2" w:color="555555"/>
+          <w:right w:val="single" w:sz="4" w:space="2" w:color="555555"/>
+        </w:pBdr>
+        <w:shd w:val="clear" w:color="auto" w:fill="FFFFFF"/>
+      </w:pPr>
+      <w:r>
+        <w:rPr>
+          <w:rFonts w:ascii="맑은 고딕" w:hAnsi="맑은 고딕" w:eastAsia="맑은 고딕"/>
+          <w:b w:val="0"/>
+          <w:sz w:val="17"/>
+          <w:u w:val="none"/>
+        </w:rPr>
+        <w:t>③ 중간 수정  |  처음부터 다시 해야 함  |  과정 중 어느 시점에서든 가능</w:t>
+      </w:r>
+    </w:p>
+    <w:p>
+      <w:pPr>
+        <w:spacing w:before="0" w:after="0" w:line="288" w:lineRule="auto"/>
+        <w:ind w:left="40"/>
+        <w:snapToGrid w:val="0"/>
+        <w:pBdr>
+          <w:top w:val="single" w:sz="4" w:space="2" w:color="555555"/>
+          <w:left w:val="single" w:sz="4" w:space="2" w:color="555555"/>
+          <w:bottom w:val="single" w:sz="4" w:space="2" w:color="555555"/>
+          <w:right w:val="single" w:sz="4" w:space="2" w:color="555555"/>
+        </w:pBdr>
+        <w:shd w:val="clear" w:color="auto" w:fill="FFFFFF"/>
+      </w:pPr>
+      <w:r>
+        <w:rPr>
+          <w:rFonts w:ascii="맑은 고딕" w:hAnsi="맑은 고딕" w:eastAsia="맑은 고딕"/>
+          <w:b w:val="0"/>
+          <w:sz w:val="17"/>
+          <w:u w:val="none"/>
+        </w:rPr>
+        <w:t>④ 추가·삭제의 영향  |  다른 부분까지 다시 녹화  |  다른 부분은 지워지지 않음</w:t>
+      </w:r>
+    </w:p>
+    <w:p>
+      <w:pPr>
+        <w:spacing w:before="0" w:after="60" w:line="288" w:lineRule="auto"/>
+        <w:ind w:left="40"/>
+        <w:snapToGrid w:val="0"/>
+        <w:pBdr>
+          <w:top w:val="single" w:sz="4" w:space="2" w:color="555555"/>
+          <w:left w:val="single" w:sz="4" w:space="2" w:color="555555"/>
+          <w:bottom w:val="single" w:sz="4" w:space="2" w:color="555555"/>
+          <w:right w:val="single" w:sz="4" w:space="2" w:color="555555"/>
+        </w:pBdr>
+        <w:shd w:val="clear" w:color="auto" w:fill="FFFFFF"/>
+      </w:pPr>
+      <w:r>
+        <w:rPr>
+          <w:rFonts w:ascii="맑은 고딕" w:hAnsi="맑은 고딕" w:eastAsia="맑은 고딕"/>
+          <w:b w:val="0"/>
+          <w:sz w:val="17"/>
+          <w:u w:val="none"/>
+        </w:rPr>
+        <w:t>⑤ 공통점  |  영상 편집 방식 · 글쓰기 도구에 비유됨  |  영상 편집 방식 · 글쓰기 도구에 비유됨</w:t>
+      </w:r>
+    </w:p>
+    <w:p>
+      <w:pPr>
+        <w:spacing w:before="0" w:after="20" w:line="276" w:lineRule="auto"/>
+        <w:ind w:left="80"/>
+        <w:snapToGrid w:val="0"/>
+      </w:pPr>
+      <w:r>
+        <w:rPr>
+          <w:rFonts w:ascii="맑은 고딕" w:hAnsi="맑은 고딕" w:eastAsia="맑은 고딕"/>
+          <w:b w:val="0"/>
+          <w:sz w:val="17"/>
+          <w:u w:val="none"/>
+        </w:rPr>
+        <w:t>① ①    ② ②    ③ ③    ④ ④    ⑤ ⑤</w:t>
+      </w:r>
+    </w:p>
+    <w:p>
+      <w:pPr>
+        <w:keepNext/>
+        <w:spacing w:before="80" w:after="20" w:line="276" w:lineRule="auto"/>
+        <w:snapToGrid w:val="0"/>
+      </w:pPr>
+      <w:r>
+        <w:rPr>
+          <w:rFonts w:ascii="맑은 고딕" w:hAnsi="맑은 고딕" w:eastAsia="맑은 고딕"/>
+          <w:b/>
+          <w:sz w:val="17"/>
+          <w:u w:val="none"/>
+        </w:rPr>
+        <w:t>38-3.</w:t>
+      </w:r>
+      <w:r>
+        <w:rPr>
+          <w:rFonts w:ascii="맑은 고딕" w:hAnsi="맑은 고딕" w:eastAsia="맑은 고딕"/>
+          <w:b w:val="0"/>
+          <w:sz w:val="17"/>
+          <w:u w:val="none"/>
+        </w:rPr>
+        <w:t xml:space="preserve"> 다음 글의 빈칸에 들어갈 말로 가장 적절한 것은? [3.1점]</w:t>
+      </w:r>
+    </w:p>
+    <w:p>
+      <w:pPr>
+        <w:spacing w:before="0" w:after="60" w:line="288" w:lineRule="auto"/>
+        <w:ind w:left="40"/>
+        <w:snapToGrid w:val="0"/>
+        <w:pBdr>
+          <w:top w:val="single" w:sz="4" w:space="2" w:color="999999"/>
+          <w:left w:val="single" w:sz="4" w:space="2" w:color="999999"/>
+          <w:bottom w:val="single" w:sz="4" w:space="2" w:color="999999"/>
+          <w:right w:val="single" w:sz="4" w:space="2" w:color="999999"/>
+        </w:pBdr>
+        <w:shd w:val="clear" w:color="auto" w:fill="F6F3EA"/>
+      </w:pPr>
+      <w:r>
+        <w:rPr>
+          <w:rFonts w:ascii="맑은 고딕" w:hAnsi="맑은 고딕" w:eastAsia="맑은 고딕"/>
+          <w:b w:val="0"/>
+          <w:sz w:val="17"/>
+          <w:u w:val="none"/>
+        </w:rPr>
+        <w:t>Have you ever been working on a school project which required you to write a lengthy paper or story? If so, then you probably found it necessary to correct or edit certain portions of your text. Had you been using a typewriter, the only option would have been to begin again from page one. With a computer, it's fairly easy to ____________________________. The same is true of video editing. Linear editing is kind of like using a typewriter. It involves recording all your video onto tape in the sequence in which it will finally be shown, one clip after another, without stopping. Nonlinear editing, on the other hand, is like using a word processing program. The order of clips can be changed at any time, and the editor can add new clips or cut out parts of clips at any point in the process without erasing any other portion of the video.</w:t>
+      </w:r>
+    </w:p>
+    <w:p>
+      <w:pPr>
+        <w:spacing w:before="0" w:after="0" w:line="269" w:lineRule="auto"/>
+        <w:ind w:left="180" w:hanging="180"/>
+        <w:snapToGrid w:val="0"/>
+      </w:pPr>
+      <w:r>
+        <w:rPr>
+          <w:rFonts w:ascii="맑은 고딕" w:hAnsi="맑은 고딕" w:eastAsia="맑은 고딕"/>
+          <w:b w:val="0"/>
+          <w:sz w:val="17"/>
+          <w:u w:val="none"/>
+        </w:rPr>
+        <w:t>① revise any section whenever you want without starting again</w:t>
+      </w:r>
+    </w:p>
+    <w:p>
+      <w:pPr>
+        <w:spacing w:before="0" w:after="0" w:line="269" w:lineRule="auto"/>
+        <w:ind w:left="180" w:hanging="180"/>
+        <w:snapToGrid w:val="0"/>
+      </w:pPr>
+      <w:r>
+        <w:rPr>
+          <w:rFonts w:ascii="맑은 고딕" w:hAnsi="맑은 고딕" w:eastAsia="맑은 고딕"/>
+          <w:b w:val="0"/>
+          <w:sz w:val="17"/>
+          <w:u w:val="none"/>
+        </w:rPr>
+        <w:t>② write a much longer paper than you could with a typewriter</w:t>
+      </w:r>
+    </w:p>
+    <w:p>
+      <w:pPr>
+        <w:spacing w:before="0" w:after="0" w:line="269" w:lineRule="auto"/>
+        <w:ind w:left="180" w:hanging="180"/>
+        <w:snapToGrid w:val="0"/>
+      </w:pPr>
+      <w:r>
+        <w:rPr>
+          <w:rFonts w:ascii="맑은 고딕" w:hAnsi="맑은 고딕" w:eastAsia="맑은 고딕"/>
+          <w:b w:val="0"/>
+          <w:sz w:val="17"/>
+          <w:u w:val="none"/>
+        </w:rPr>
+        <w:t>③ avoid making mistakes in the first place</w:t>
+      </w:r>
+    </w:p>
+    <w:p>
+      <w:pPr>
+        <w:spacing w:before="0" w:after="0" w:line="269" w:lineRule="auto"/>
+        <w:ind w:left="180" w:hanging="180"/>
+        <w:snapToGrid w:val="0"/>
+      </w:pPr>
+      <w:r>
+        <w:rPr>
+          <w:rFonts w:ascii="맑은 고딕" w:hAnsi="맑은 고딕" w:eastAsia="맑은 고딕"/>
+          <w:b w:val="0"/>
+          <w:sz w:val="17"/>
+          <w:u w:val="none"/>
+        </w:rPr>
+        <w:t>④ print several copies of the same text</w:t>
+      </w:r>
+    </w:p>
+    <w:p>
+      <w:pPr>
+        <w:spacing w:before="0" w:after="0" w:line="269" w:lineRule="auto"/>
+        <w:ind w:left="180" w:hanging="180"/>
+        <w:snapToGrid w:val="0"/>
+      </w:pPr>
+      <w:r>
+        <w:rPr>
+          <w:rFonts w:ascii="맑은 고딕" w:hAnsi="맑은 고딕" w:eastAsia="맑은 고딕"/>
+          <w:b w:val="0"/>
+          <w:sz w:val="17"/>
+          <w:u w:val="none"/>
+        </w:rPr>
+        <w:t>⑤ keep every version of the text in the right order</w:t>
+      </w:r>
+    </w:p>
+    <w:p>
+      <w:pPr>
+        <w:keepNext/>
+        <w:spacing w:before="80" w:after="20" w:line="276" w:lineRule="auto"/>
+        <w:snapToGrid w:val="0"/>
+      </w:pPr>
+      <w:r>
+        <w:rPr>
+          <w:rFonts w:ascii="맑은 고딕" w:hAnsi="맑은 고딕" w:eastAsia="맑은 고딕"/>
+          <w:b/>
+          <w:sz w:val="17"/>
+          <w:u w:val="none"/>
+        </w:rPr>
+        <w:t>38-4.</w:t>
+      </w:r>
+      <w:r>
+        <w:rPr>
+          <w:rFonts w:ascii="맑은 고딕" w:hAnsi="맑은 고딕" w:eastAsia="맑은 고딕"/>
+          <w:b w:val="0"/>
+          <w:sz w:val="17"/>
+          <w:u w:val="none"/>
+        </w:rPr>
+        <w:t xml:space="preserve"> [A]와 [B]를 읽고 이해한 것으로 가장 적절한 것은? [3.2점]</w:t>
+      </w:r>
+    </w:p>
+    <w:p>
+      <w:pPr>
+        <w:spacing w:before="0" w:after="60" w:line="288" w:lineRule="auto"/>
+        <w:ind w:left="40"/>
+        <w:snapToGrid w:val="0"/>
+        <w:pBdr>
+          <w:top w:val="single" w:sz="4" w:space="2" w:color="999999"/>
+          <w:left w:val="single" w:sz="4" w:space="2" w:color="999999"/>
+          <w:bottom w:val="single" w:sz="4" w:space="2" w:color="999999"/>
+          <w:right w:val="single" w:sz="4" w:space="2" w:color="999999"/>
+        </w:pBdr>
+        <w:shd w:val="clear" w:color="auto" w:fill="F6F3EA"/>
+      </w:pPr>
+      <w:r>
+        <w:rPr>
+          <w:rFonts w:ascii="맑은 고딕" w:hAnsi="맑은 고딕" w:eastAsia="맑은 고딕"/>
+          <w:b w:val="0"/>
+          <w:sz w:val="17"/>
+          <w:u w:val="none"/>
+        </w:rPr>
+        <w:t>[A] The same holds for editing video. Linear editing works much as a typewriter does: the whole video is laid down on tape in the exact order in which viewers will eventually watch it, clip by clip, with no pauses. Nonlinear editing, by contrast, resembles working in a word processor. Clips can be reordered whenever the editor wishes, and new material can be inserted or unwanted sections removed at any stage without wiping out anything else in the video.</w:t>
+      </w:r>
+    </w:p>
+    <w:p>
+      <w:pPr>
+        <w:spacing w:before="0" w:after="60" w:line="288" w:lineRule="auto"/>
+        <w:ind w:left="40"/>
+        <w:snapToGrid w:val="0"/>
+        <w:pBdr>
+          <w:top w:val="single" w:sz="4" w:space="2" w:color="6B7FB8"/>
+          <w:left w:val="single" w:sz="4" w:space="2" w:color="6B7FB8"/>
+          <w:bottom w:val="single" w:sz="4" w:space="2" w:color="6B7FB8"/>
+          <w:right w:val="single" w:sz="4" w:space="2" w:color="6B7FB8"/>
+        </w:pBdr>
+        <w:shd w:val="clear" w:color="auto" w:fill="EEF2FF"/>
+      </w:pPr>
+      <w:r>
+        <w:rPr>
+          <w:rFonts w:ascii="맑은 고딕" w:hAnsi="맑은 고딕" w:eastAsia="맑은 고딕"/>
+          <w:b w:val="0"/>
+          <w:sz w:val="17"/>
+          <w:u w:val="none"/>
+        </w:rPr>
+        <w:t>[B] Photography went through the same change. With a roll of film, every shot was fixed the moment the shutter clicked: a photographer who misjudged the light had no choice but to shoot again, and the pictures stayed in the order in which they had been taken. A digital camera stores each picture as a separate file, allowing the photographer to delete, brighten, or reorder images at any stage. The film camera is the typewriter of pictures, and the digital camera is their word processor.</w:t>
+      </w:r>
+    </w:p>
+    <w:p>
+      <w:pPr>
+        <w:spacing w:before="0" w:after="0" w:line="269" w:lineRule="auto"/>
+        <w:ind w:left="180" w:hanging="180"/>
+        <w:snapToGrid w:val="0"/>
+      </w:pPr>
+      <w:r>
+        <w:rPr>
+          <w:rFonts w:ascii="맑은 고딕" w:hAnsi="맑은 고딕" w:eastAsia="맑은 고딕"/>
+          <w:b w:val="0"/>
+          <w:sz w:val="17"/>
+          <w:u w:val="none"/>
+        </w:rPr>
+        <w:t>① [A] praises linear editing for its speed, while [B] praises film for the quality of its pictures.</w:t>
+      </w:r>
+    </w:p>
+    <w:p>
+      <w:pPr>
+        <w:spacing w:before="0" w:after="0" w:line="269" w:lineRule="auto"/>
+        <w:ind w:left="180" w:hanging="180"/>
+        <w:snapToGrid w:val="0"/>
+      </w:pPr>
+      <w:r>
+        <w:rPr>
+          <w:rFonts w:ascii="맑은 고딕" w:hAnsi="맑은 고딕" w:eastAsia="맑은 고딕"/>
+          <w:b w:val="0"/>
+          <w:sz w:val="17"/>
+          <w:u w:val="none"/>
+        </w:rPr>
+        <w:t>② Both texts claim that the older method always produces worse results than the newer one.</w:t>
+      </w:r>
+    </w:p>
+    <w:p>
+      <w:pPr>
+        <w:spacing w:before="0" w:after="0" w:line="269" w:lineRule="auto"/>
+        <w:ind w:left="180" w:hanging="180"/>
+        <w:snapToGrid w:val="0"/>
+      </w:pPr>
+      <w:r>
+        <w:rPr>
+          <w:rFonts w:ascii="맑은 고딕" w:hAnsi="맑은 고딕" w:eastAsia="맑은 고딕"/>
+          <w:b w:val="0"/>
+          <w:sz w:val="17"/>
+          <w:u w:val="none"/>
+        </w:rPr>
+        <w:t>③ Both texts contrast a method in which the order is fixed from the start with one that allows changes at any stage.</w:t>
+      </w:r>
+    </w:p>
+    <w:p>
+      <w:pPr>
+        <w:spacing w:before="0" w:after="0" w:line="269" w:lineRule="auto"/>
+        <w:ind w:left="180" w:hanging="180"/>
+        <w:snapToGrid w:val="0"/>
+      </w:pPr>
+      <w:r>
+        <w:rPr>
+          <w:rFonts w:ascii="맑은 고딕" w:hAnsi="맑은 고딕" w:eastAsia="맑은 고딕"/>
+          <w:b w:val="0"/>
+          <w:sz w:val="17"/>
+          <w:u w:val="none"/>
+        </w:rPr>
+        <w:t>④ [B] explains that digital cameras became popular because photographers stopped making mistakes.</w:t>
+      </w:r>
+    </w:p>
+    <w:p>
+      <w:pPr>
+        <w:spacing w:before="0" w:after="0" w:line="269" w:lineRule="auto"/>
+        <w:ind w:left="180" w:hanging="180"/>
+        <w:snapToGrid w:val="0"/>
+      </w:pPr>
+      <w:r>
+        <w:rPr>
+          <w:rFonts w:ascii="맑은 고딕" w:hAnsi="맑은 고딕" w:eastAsia="맑은 고딕"/>
+          <w:b w:val="0"/>
+          <w:sz w:val="17"/>
+          <w:u w:val="none"/>
+        </w:rPr>
+        <w:t>⑤ [A] says nonlinear editing records clips in their final order, and [B] says film pictures can be reordered later.</w:t>
+      </w:r>
+    </w:p>
+    <w:p>
+      <w:pPr>
+        <w:keepNext/>
+        <w:spacing w:before="80" w:after="20" w:line="276" w:lineRule="auto"/>
+        <w:snapToGrid w:val="0"/>
+      </w:pPr>
+      <w:r>
+        <w:rPr>
+          <w:rFonts w:ascii="맑은 고딕" w:hAnsi="맑은 고딕" w:eastAsia="맑은 고딕"/>
+          <w:b/>
+          <w:sz w:val="17"/>
+          <w:u w:val="none"/>
+        </w:rPr>
+        <w:t>38-5.</w:t>
+      </w:r>
+      <w:r>
+        <w:rPr>
+          <w:rFonts w:ascii="맑은 고딕" w:hAnsi="맑은 고딕" w:eastAsia="맑은 고딕"/>
+          <w:b w:val="0"/>
+          <w:sz w:val="17"/>
+          <w:u w:val="none"/>
+        </w:rPr>
+        <w:t xml:space="preserve"> According to the passage, which of the following is </w:t>
+      </w:r>
+      <w:r>
+        <w:rPr>
+          <w:rFonts w:ascii="맑은 고딕" w:hAnsi="맑은 고딕" w:eastAsia="맑은 고딕"/>
+          <w:b w:val="0"/>
+          <w:sz w:val="17"/>
+          <w:u w:val="single"/>
+        </w:rPr>
+        <w:t>NOT</w:t>
+      </w:r>
+      <w:r>
+        <w:rPr>
+          <w:rFonts w:ascii="맑은 고딕" w:hAnsi="맑은 고딕" w:eastAsia="맑은 고딕"/>
+          <w:b w:val="0"/>
+          <w:sz w:val="17"/>
+          <w:u w:val="none"/>
+        </w:rPr>
+        <w:t xml:space="preserve"> true? [2.9점]</w:t>
+      </w:r>
+    </w:p>
+    <w:p>
+      <w:pPr>
+        <w:spacing w:before="0" w:after="60" w:line="288" w:lineRule="auto"/>
+        <w:ind w:left="40"/>
+        <w:snapToGrid w:val="0"/>
+        <w:pBdr>
+          <w:top w:val="single" w:sz="4" w:space="2" w:color="999999"/>
+          <w:left w:val="single" w:sz="4" w:space="2" w:color="999999"/>
+          <w:bottom w:val="single" w:sz="4" w:space="2" w:color="999999"/>
+          <w:right w:val="single" w:sz="4" w:space="2" w:color="999999"/>
+        </w:pBdr>
+        <w:shd w:val="clear" w:color="auto" w:fill="F6F3EA"/>
+      </w:pPr>
+      <w:r>
+        <w:rPr>
+          <w:rFonts w:ascii="맑은 고딕" w:hAnsi="맑은 고딕" w:eastAsia="맑은 고딕"/>
+          <w:b w:val="0"/>
+          <w:sz w:val="17"/>
+          <w:u w:val="none"/>
+        </w:rPr>
+        <w:t>Think back to a school assignment that asked you to produce a long essay or story. Most likely you discovered that some parts of what you had written needed fixing or reworking. Had you been using a typewriter, the only option would have been to begin again from page one. On a computer, however, you can alter any section whenever you like with little trouble. The same holds for editing video. Linear editing works much as a typewriter does: the whole video is laid down on tape in the exact order in which viewers will eventually watch it, clip by clip, with no pauses. Nonlinear editing, by contrast, resembles working in a word processor. Clips can be reordered whenever the editor wishes, and new material can be inserted or unwanted sections removed at any stage without wiping out anything else in the video.</w:t>
+      </w:r>
+    </w:p>
+    <w:p>
+      <w:pPr>
+        <w:spacing w:before="0" w:after="0" w:line="269" w:lineRule="auto"/>
+        <w:ind w:left="180" w:hanging="180"/>
+        <w:snapToGrid w:val="0"/>
+      </w:pPr>
+      <w:r>
+        <w:rPr>
+          <w:rFonts w:ascii="맑은 고딕" w:hAnsi="맑은 고딕" w:eastAsia="맑은 고딕"/>
+          <w:b w:val="0"/>
+          <w:sz w:val="17"/>
+          <w:u w:val="none"/>
+        </w:rPr>
+        <w:t>① Fixing part of a text on a typewriter meant starting the whole thing again.</w:t>
+      </w:r>
+    </w:p>
+    <w:p>
+      <w:pPr>
+        <w:spacing w:before="0" w:after="0" w:line="269" w:lineRule="auto"/>
+        <w:ind w:left="180" w:hanging="180"/>
+        <w:snapToGrid w:val="0"/>
+      </w:pPr>
+      <w:r>
+        <w:rPr>
+          <w:rFonts w:ascii="맑은 고딕" w:hAnsi="맑은 고딕" w:eastAsia="맑은 고딕"/>
+          <w:b w:val="0"/>
+          <w:sz w:val="17"/>
+          <w:u w:val="none"/>
+        </w:rPr>
+        <w:t>② A computer lets a writer change any part of a text at any time.</w:t>
+      </w:r>
+    </w:p>
+    <w:p>
+      <w:pPr>
+        <w:spacing w:before="0" w:after="0" w:line="269" w:lineRule="auto"/>
+        <w:ind w:left="180" w:hanging="180"/>
+        <w:snapToGrid w:val="0"/>
+      </w:pPr>
+      <w:r>
+        <w:rPr>
+          <w:rFonts w:ascii="맑은 고딕" w:hAnsi="맑은 고딕" w:eastAsia="맑은 고딕"/>
+          <w:b w:val="0"/>
+          <w:sz w:val="17"/>
+          <w:u w:val="none"/>
+        </w:rPr>
+        <w:t>③ In linear editing, clips are recorded in the order in which they will be watched.</w:t>
+      </w:r>
+    </w:p>
+    <w:p>
+      <w:pPr>
+        <w:spacing w:before="0" w:after="0" w:line="269" w:lineRule="auto"/>
+        <w:ind w:left="180" w:hanging="180"/>
+        <w:snapToGrid w:val="0"/>
+      </w:pPr>
+      <w:r>
+        <w:rPr>
+          <w:rFonts w:ascii="맑은 고딕" w:hAnsi="맑은 고딕" w:eastAsia="맑은 고딕"/>
+          <w:b w:val="0"/>
+          <w:sz w:val="17"/>
+          <w:u w:val="none"/>
+        </w:rPr>
+        <w:t>④ Nonlinear editing is compared to using a word processor.</w:t>
+      </w:r>
+    </w:p>
+    <w:p>
+      <w:pPr>
+        <w:spacing w:before="0" w:after="0" w:line="269" w:lineRule="auto"/>
+        <w:ind w:left="180" w:hanging="180"/>
+        <w:snapToGrid w:val="0"/>
+      </w:pPr>
+      <w:r>
+        <w:rPr>
+          <w:rFonts w:ascii="맑은 고딕" w:hAnsi="맑은 고딕" w:eastAsia="맑은 고딕"/>
+          <w:b w:val="0"/>
+          <w:sz w:val="17"/>
+          <w:u w:val="none"/>
+        </w:rPr>
+        <w:t>⑤ Linear editing lets an editor insert a new clip in the middle without touching the rest of the video.</w:t>
+      </w:r>
+    </w:p>
+    <w:p>
+      <w:pPr>
+        <w:keepNext/>
+        <w:spacing w:before="80" w:after="20" w:line="276" w:lineRule="auto"/>
+        <w:snapToGrid w:val="0"/>
+      </w:pPr>
+      <w:r>
+        <w:rPr>
+          <w:rFonts w:ascii="맑은 고딕" w:hAnsi="맑은 고딕" w:eastAsia="맑은 고딕"/>
+          <w:b/>
+          <w:sz w:val="17"/>
+          <w:u w:val="none"/>
+        </w:rPr>
+        <w:t>38-6.</w:t>
+      </w:r>
+      <w:r>
+        <w:rPr>
+          <w:rFonts w:ascii="맑은 고딕" w:hAnsi="맑은 고딕" w:eastAsia="맑은 고딕"/>
+          <w:b w:val="0"/>
+          <w:sz w:val="17"/>
+          <w:u w:val="none"/>
+        </w:rPr>
+        <w:t xml:space="preserve"> 다음 글을 읽고 답할 수 </w:t>
+      </w:r>
+      <w:r>
+        <w:rPr>
+          <w:rFonts w:ascii="맑은 고딕" w:hAnsi="맑은 고딕" w:eastAsia="맑은 고딕"/>
+          <w:b w:val="0"/>
+          <w:sz w:val="17"/>
+          <w:u w:val="single"/>
+        </w:rPr>
+        <w:t>없는</w:t>
+      </w:r>
+      <w:r>
+        <w:rPr>
+          <w:rFonts w:ascii="맑은 고딕" w:hAnsi="맑은 고딕" w:eastAsia="맑은 고딕"/>
+          <w:b w:val="0"/>
+          <w:sz w:val="17"/>
+          <w:u w:val="none"/>
+        </w:rPr>
+        <w:t xml:space="preserve"> 질문은? [2.7점]</w:t>
+      </w:r>
+    </w:p>
+    <w:p>
+      <w:pPr>
+        <w:spacing w:before="0" w:after="60" w:line="288" w:lineRule="auto"/>
+        <w:ind w:left="40"/>
+        <w:snapToGrid w:val="0"/>
+        <w:pBdr>
+          <w:top w:val="single" w:sz="4" w:space="2" w:color="999999"/>
+          <w:left w:val="single" w:sz="4" w:space="2" w:color="999999"/>
+          <w:bottom w:val="single" w:sz="4" w:space="2" w:color="999999"/>
+          <w:right w:val="single" w:sz="4" w:space="2" w:color="999999"/>
+        </w:pBdr>
+        <w:shd w:val="clear" w:color="auto" w:fill="F6F3EA"/>
+      </w:pPr>
+      <w:r>
+        <w:rPr>
+          <w:rFonts w:ascii="맑은 고딕" w:hAnsi="맑은 고딕" w:eastAsia="맑은 고딕"/>
+          <w:b w:val="0"/>
+          <w:sz w:val="17"/>
+          <w:u w:val="none"/>
+        </w:rPr>
+        <w:t>Think back to a school assignment that asked you to produce a long essay or story. Most likely you discovered that some parts of what you had written needed fixing or reworking. Had you been using a typewriter, the only option would have been to begin again from page one. On a computer, however, you can alter any section whenever you like with little trouble. The same holds for editing video. Linear editing works much as a typewriter does: the whole video is laid down on tape in the exact order in which viewers will eventually watch it, clip by clip, with no pauses. Nonlinear editing, by contrast, resembles working in a word processor. Clips can be reordered whenever the editor wishes, and new material can be inserted or unwanted sections removed at any stage without wiping out anything else in the video.</w:t>
+      </w:r>
+    </w:p>
+    <w:p>
+      <w:pPr>
+        <w:spacing w:before="0" w:after="0" w:line="269" w:lineRule="auto"/>
+        <w:ind w:left="180" w:hanging="180"/>
+        <w:snapToGrid w:val="0"/>
+      </w:pPr>
+      <w:r>
+        <w:rPr>
+          <w:rFonts w:ascii="맑은 고딕" w:hAnsi="맑은 고딕" w:eastAsia="맑은 고딕"/>
+          <w:b w:val="0"/>
+          <w:sz w:val="17"/>
+          <w:u w:val="none"/>
+        </w:rPr>
+        <w:t>① What did a writer using a typewriter have to do in order to fix part of a text?</w:t>
+      </w:r>
+    </w:p>
+    <w:p>
+      <w:pPr>
+        <w:spacing w:before="0" w:after="0" w:line="269" w:lineRule="auto"/>
+        <w:ind w:left="180" w:hanging="180"/>
+        <w:snapToGrid w:val="0"/>
+      </w:pPr>
+      <w:r>
+        <w:rPr>
+          <w:rFonts w:ascii="맑은 고딕" w:hAnsi="맑은 고딕" w:eastAsia="맑은 고딕"/>
+          <w:b w:val="0"/>
+          <w:sz w:val="17"/>
+          <w:u w:val="none"/>
+        </w:rPr>
+        <w:t>② What is linear editing compared to?</w:t>
+      </w:r>
+    </w:p>
+    <w:p>
+      <w:pPr>
+        <w:spacing w:before="0" w:after="0" w:line="269" w:lineRule="auto"/>
+        <w:ind w:left="180" w:hanging="180"/>
+        <w:snapToGrid w:val="0"/>
+      </w:pPr>
+      <w:r>
+        <w:rPr>
+          <w:rFonts w:ascii="맑은 고딕" w:hAnsi="맑은 고딕" w:eastAsia="맑은 고딕"/>
+          <w:b w:val="0"/>
+          <w:sz w:val="17"/>
+          <w:u w:val="none"/>
+        </w:rPr>
+        <w:t>③ Which word processing program is best for editing a long paper?</w:t>
+      </w:r>
+    </w:p>
+    <w:p>
+      <w:pPr>
+        <w:spacing w:before="0" w:after="0" w:line="269" w:lineRule="auto"/>
+        <w:ind w:left="180" w:hanging="180"/>
+        <w:snapToGrid w:val="0"/>
+      </w:pPr>
+      <w:r>
+        <w:rPr>
+          <w:rFonts w:ascii="맑은 고딕" w:hAnsi="맑은 고딕" w:eastAsia="맑은 고딕"/>
+          <w:b w:val="0"/>
+          <w:sz w:val="17"/>
+          <w:u w:val="none"/>
+        </w:rPr>
+        <w:t>④ In what order is the video recorded in linear editing?</w:t>
+      </w:r>
+    </w:p>
+    <w:p>
+      <w:pPr>
+        <w:spacing w:before="0" w:after="0" w:line="269" w:lineRule="auto"/>
+        <w:ind w:left="180" w:hanging="180"/>
+        <w:snapToGrid w:val="0"/>
+      </w:pPr>
+      <w:r>
+        <w:rPr>
+          <w:rFonts w:ascii="맑은 고딕" w:hAnsi="맑은 고딕" w:eastAsia="맑은 고딕"/>
+          <w:b w:val="0"/>
+          <w:sz w:val="17"/>
+          <w:u w:val="none"/>
+        </w:rPr>
+        <w:t>⑤ What can a nonlinear editor do without erasing other parts of the video?</w:t>
+      </w:r>
+    </w:p>
+    <w:p>
+      <w:pPr>
+        <w:keepNext/>
+        <w:spacing w:before="80" w:after="20" w:line="276" w:lineRule="auto"/>
+        <w:snapToGrid w:val="0"/>
+      </w:pPr>
+      <w:r>
+        <w:rPr>
+          <w:rFonts w:ascii="맑은 고딕" w:hAnsi="맑은 고딕" w:eastAsia="맑은 고딕"/>
+          <w:b/>
+          <w:sz w:val="17"/>
+          <w:u w:val="none"/>
+        </w:rPr>
+        <w:t>38-7.</w:t>
+      </w:r>
+      <w:r>
+        <w:rPr>
+          <w:rFonts w:ascii="맑은 고딕" w:hAnsi="맑은 고딕" w:eastAsia="맑은 고딕"/>
+          <w:b w:val="0"/>
+          <w:sz w:val="17"/>
+          <w:u w:val="none"/>
+        </w:rPr>
+        <w:t xml:space="preserve"> 다음 글의 밑줄 친 부분 중, 문맥상 낱말의 쓰임이 적절하지 </w:t>
+      </w:r>
+      <w:r>
+        <w:rPr>
+          <w:rFonts w:ascii="맑은 고딕" w:hAnsi="맑은 고딕" w:eastAsia="맑은 고딕"/>
+          <w:b w:val="0"/>
+          <w:sz w:val="17"/>
+          <w:u w:val="single"/>
+        </w:rPr>
+        <w:t>않은</w:t>
+      </w:r>
+      <w:r>
+        <w:rPr>
+          <w:rFonts w:ascii="맑은 고딕" w:hAnsi="맑은 고딕" w:eastAsia="맑은 고딕"/>
+          <w:b w:val="0"/>
+          <w:sz w:val="17"/>
+          <w:u w:val="none"/>
+        </w:rPr>
+        <w:t xml:space="preserve"> 것은? [3.0점]</w:t>
+      </w:r>
+    </w:p>
+    <w:p>
+      <w:pPr>
+        <w:spacing w:before="0" w:after="60" w:line="288" w:lineRule="auto"/>
+        <w:ind w:left="40"/>
+        <w:snapToGrid w:val="0"/>
+        <w:pBdr>
+          <w:top w:val="single" w:sz="4" w:space="2" w:color="999999"/>
+          <w:left w:val="single" w:sz="4" w:space="2" w:color="999999"/>
+          <w:bottom w:val="single" w:sz="4" w:space="2" w:color="999999"/>
+          <w:right w:val="single" w:sz="4" w:space="2" w:color="999999"/>
+        </w:pBdr>
+        <w:shd w:val="clear" w:color="auto" w:fill="F6F3EA"/>
+      </w:pPr>
+      <w:r>
+        <w:rPr>
+          <w:rFonts w:ascii="맑은 고딕" w:hAnsi="맑은 고딕" w:eastAsia="맑은 고딕"/>
+          <w:b w:val="0"/>
+          <w:sz w:val="17"/>
+          <w:u w:val="none"/>
+        </w:rPr>
+        <w:t>Have you ever been working on a school project which required you to write a ①</w:t>
+      </w:r>
+      <w:r>
+        <w:rPr>
+          <w:rFonts w:ascii="맑은 고딕" w:hAnsi="맑은 고딕" w:eastAsia="맑은 고딕"/>
+          <w:b w:val="0"/>
+          <w:sz w:val="17"/>
+          <w:u w:val="single"/>
+        </w:rPr>
+        <w:t>lengthy</w:t>
+      </w:r>
+      <w:r>
+        <w:rPr>
+          <w:rFonts w:ascii="맑은 고딕" w:hAnsi="맑은 고딕" w:eastAsia="맑은 고딕"/>
+          <w:b w:val="0"/>
+          <w:sz w:val="17"/>
+          <w:u w:val="none"/>
+        </w:rPr>
+        <w:t xml:space="preserve"> paper or story? If so, then you probably found it ②</w:t>
+      </w:r>
+      <w:r>
+        <w:rPr>
+          <w:rFonts w:ascii="맑은 고딕" w:hAnsi="맑은 고딕" w:eastAsia="맑은 고딕"/>
+          <w:b w:val="0"/>
+          <w:sz w:val="17"/>
+          <w:u w:val="single"/>
+        </w:rPr>
+        <w:t>necessary</w:t>
+      </w:r>
+      <w:r>
+        <w:rPr>
+          <w:rFonts w:ascii="맑은 고딕" w:hAnsi="맑은 고딕" w:eastAsia="맑은 고딕"/>
+          <w:b w:val="0"/>
+          <w:sz w:val="17"/>
+          <w:u w:val="none"/>
+        </w:rPr>
+        <w:t xml:space="preserve"> to correct or edit certain portions of your text. Had you been using a typewriter, the only option would have been to begin again from page one. On a computer, however, you can alter any section whenever you like with little trouble. The same is true of video editing. Linear editing is kind of like using a typewriter. It involves recording all your video onto tape in the ③</w:t>
+      </w:r>
+      <w:r>
+        <w:rPr>
+          <w:rFonts w:ascii="맑은 고딕" w:hAnsi="맑은 고딕" w:eastAsia="맑은 고딕"/>
+          <w:b w:val="0"/>
+          <w:sz w:val="17"/>
+          <w:u w:val="single"/>
+        </w:rPr>
+        <w:t>sequence</w:t>
+      </w:r>
+      <w:r>
+        <w:rPr>
+          <w:rFonts w:ascii="맑은 고딕" w:hAnsi="맑은 고딕" w:eastAsia="맑은 고딕"/>
+          <w:b w:val="0"/>
+          <w:sz w:val="17"/>
+          <w:u w:val="none"/>
+        </w:rPr>
+        <w:t xml:space="preserve"> in which it will finally be shown, one clip after another, without stopping. Nonlinear editing, ④</w:t>
+      </w:r>
+      <w:r>
+        <w:rPr>
+          <w:rFonts w:ascii="맑은 고딕" w:hAnsi="맑은 고딕" w:eastAsia="맑은 고딕"/>
+          <w:b w:val="0"/>
+          <w:sz w:val="17"/>
+          <w:u w:val="single"/>
+        </w:rPr>
+        <w:t>on the other hand</w:t>
+      </w:r>
+      <w:r>
+        <w:rPr>
+          <w:rFonts w:ascii="맑은 고딕" w:hAnsi="맑은 고딕" w:eastAsia="맑은 고딕"/>
+          <w:b w:val="0"/>
+          <w:sz w:val="17"/>
+          <w:u w:val="none"/>
+        </w:rPr>
+        <w:t>, is like using a word processing program. The order of clips can be changed at any time, and the editor can add new clips or cut out parts of clips at any point in the process without ⑤</w:t>
+      </w:r>
+      <w:r>
+        <w:rPr>
+          <w:rFonts w:ascii="맑은 고딕" w:hAnsi="맑은 고딕" w:eastAsia="맑은 고딕"/>
+          <w:b w:val="0"/>
+          <w:sz w:val="17"/>
+          <w:u w:val="single"/>
+        </w:rPr>
+        <w:t>preserving</w:t>
+      </w:r>
+      <w:r>
+        <w:rPr>
+          <w:rFonts w:ascii="맑은 고딕" w:hAnsi="맑은 고딕" w:eastAsia="맑은 고딕"/>
+          <w:b w:val="0"/>
+          <w:sz w:val="17"/>
+          <w:u w:val="none"/>
+        </w:rPr>
+        <w:t xml:space="preserve"> any other portion of the video.</w:t>
+      </w:r>
+    </w:p>
+    <w:p>
+      <w:pPr>
+        <w:spacing w:before="0" w:after="20" w:line="276" w:lineRule="auto"/>
+        <w:ind w:left="80"/>
+        <w:snapToGrid w:val="0"/>
+      </w:pPr>
+      <w:r>
+        <w:rPr>
+          <w:rFonts w:ascii="맑은 고딕" w:hAnsi="맑은 고딕" w:eastAsia="맑은 고딕"/>
+          <w:b w:val="0"/>
+          <w:sz w:val="17"/>
+          <w:u w:val="none"/>
+        </w:rPr>
+        <w:t>① ①    ② ②    ③ ③    ④ ④    ⑤ ⑤</w:t>
+      </w:r>
+    </w:p>
+    <w:p>
+      <w:pPr>
+        <w:keepNext/>
+        <w:spacing w:before="80" w:after="40" w:line="276" w:lineRule="auto"/>
+        <w:snapToGrid w:val="0"/>
+        <w:shd w:val="clear" w:color="auto" w:fill="8A3A12"/>
+      </w:pPr>
+      <w:r>
+        <w:rPr>
+          <w:rFonts w:ascii="맑은 고딕" w:hAnsi="맑은 고딕" w:eastAsia="맑은 고딕"/>
+          <w:b/>
+          <w:color w:val="FFFFFF"/>
+          <w:sz w:val="17"/>
+          <w:u w:val="none"/>
+        </w:rPr>
+        <w:t>서답형  38-서1 ~ 38-서2</w:t>
+      </w:r>
+    </w:p>
+    <w:p>
+      <w:pPr>
+        <w:keepNext/>
+        <w:spacing w:before="80" w:after="20" w:line="276" w:lineRule="auto"/>
+        <w:snapToGrid w:val="0"/>
+      </w:pPr>
+      <w:r>
+        <w:rPr>
+          <w:rFonts w:ascii="맑은 고딕" w:hAnsi="맑은 고딕" w:eastAsia="맑은 고딕"/>
+          <w:b/>
+          <w:sz w:val="17"/>
+          <w:u w:val="none"/>
+        </w:rPr>
+        <w:t>38-서1.</w:t>
+      </w:r>
+      <w:r>
+        <w:rPr>
+          <w:rFonts w:ascii="맑은 고딕" w:hAnsi="맑은 고딕" w:eastAsia="맑은 고딕"/>
+          <w:b w:val="0"/>
+          <w:sz w:val="17"/>
+          <w:u w:val="none"/>
+        </w:rPr>
+        <w:t xml:space="preserve"> 다음 글의 밑줄 친 문장과 같은 뜻이 되도록 &lt;보기&gt;의 표현을 모두 사용하여 &lt;조건&gt;에 맞게 영작하시오. [3점] [3.0점]</w:t>
+      </w:r>
+    </w:p>
+    <w:p>
+      <w:pPr>
+        <w:spacing w:before="0" w:after="60" w:line="288" w:lineRule="auto"/>
+        <w:ind w:left="40"/>
+        <w:snapToGrid w:val="0"/>
+        <w:pBdr>
+          <w:top w:val="single" w:sz="4" w:space="2" w:color="999999"/>
+          <w:left w:val="single" w:sz="4" w:space="2" w:color="999999"/>
+          <w:bottom w:val="single" w:sz="4" w:space="2" w:color="999999"/>
+          <w:right w:val="single" w:sz="4" w:space="2" w:color="999999"/>
+        </w:pBdr>
+        <w:shd w:val="clear" w:color="auto" w:fill="F6F3EA"/>
+      </w:pPr>
+      <w:r>
+        <w:rPr>
+          <w:rFonts w:ascii="맑은 고딕" w:hAnsi="맑은 고딕" w:eastAsia="맑은 고딕"/>
+          <w:b w:val="0"/>
+          <w:sz w:val="17"/>
+          <w:u w:val="none"/>
+        </w:rPr>
+        <w:t xml:space="preserve">If so, then you probably found it necessary to correct or edit certain portions of your text. </w:t>
+      </w:r>
+      <w:r>
+        <w:rPr>
+          <w:rFonts w:ascii="맑은 고딕" w:hAnsi="맑은 고딕" w:eastAsia="맑은 고딕"/>
+          <w:b w:val="0"/>
+          <w:sz w:val="17"/>
+          <w:u w:val="single"/>
+        </w:rPr>
+        <w:t>With a typewriter, you would have to start over from the very beginning.</w:t>
+      </w:r>
+    </w:p>
+    <w:p>
+      <w:pPr>
+        <w:spacing w:before="0" w:after="60" w:line="288" w:lineRule="auto"/>
+        <w:ind w:left="40"/>
+        <w:snapToGrid w:val="0"/>
+        <w:pBdr>
+          <w:top w:val="single" w:sz="4" w:space="2" w:color="9B6BD0"/>
+          <w:left w:val="single" w:sz="4" w:space="2" w:color="9B6BD0"/>
+          <w:bottom w:val="single" w:sz="4" w:space="2" w:color="9B6BD0"/>
+          <w:right w:val="single" w:sz="4" w:space="2" w:color="9B6BD0"/>
+        </w:pBdr>
+        <w:shd w:val="clear" w:color="auto" w:fill="FAF5FF"/>
+      </w:pPr>
+      <w:r>
+        <w:rPr>
+          <w:rFonts w:ascii="맑은 고딕" w:hAnsi="맑은 고딕" w:eastAsia="맑은 고딕"/>
+          <w:b/>
+          <w:sz w:val="17"/>
+          <w:u w:val="none"/>
+        </w:rPr>
+        <w:t>&lt;보 기&gt;</w:t>
+      </w:r>
+      <w:r>
+        <w:rPr>
+          <w:rFonts w:ascii="맑은 고딕" w:hAnsi="맑은 고딕" w:eastAsia="맑은 고딕"/>
+          <w:b w:val="0"/>
+          <w:sz w:val="17"/>
+          <w:u w:val="none"/>
+        </w:rPr>
+        <w:t xml:space="preserve"> if / you / used / a typewriter / you / would / have to / start over / from / the very beginning</w:t>
       </w:r>
     </w:p>
     <w:p>
@@ -1662,11 +2901,103 @@
       <w:r>
         <w:rPr>
           <w:rFonts w:ascii="맑은 고딕" w:hAnsi="맑은 고딕" w:eastAsia="맑은 고딕"/>
+          <w:b/>
+          <w:sz w:val="17"/>
+          <w:u w:val="none"/>
+        </w:rPr>
+        <w:t>&lt;조 건&gt;</w:t>
+      </w:r>
+    </w:p>
+    <w:p>
+      <w:pPr>
+        <w:spacing w:before="0" w:after="0" w:line="288" w:lineRule="auto"/>
+        <w:ind w:left="40"/>
+        <w:snapToGrid w:val="0"/>
+        <w:pBdr>
+          <w:top w:val="single" w:sz="4" w:space="2" w:color="9B6BD0"/>
+          <w:left w:val="single" w:sz="4" w:space="2" w:color="9B6BD0"/>
+          <w:bottom w:val="single" w:sz="4" w:space="2" w:color="9B6BD0"/>
+          <w:right w:val="single" w:sz="4" w:space="2" w:color="9B6BD0"/>
+        </w:pBdr>
+        <w:shd w:val="clear" w:color="auto" w:fill="FAF5FF"/>
+      </w:pPr>
+      <w:r>
+        <w:rPr>
+          <w:rFonts w:ascii="맑은 고딕" w:hAnsi="맑은 고딕" w:eastAsia="맑은 고딕"/>
           <w:b w:val="0"/>
           <w:sz w:val="17"/>
           <w:u w:val="none"/>
         </w:rPr>
-        <w:t>(d) ⓑ ‘sequence’ refers to the order in which the clips will be shown.</w:t>
+        <w:t>1. Use ALL the expressions in the box, each only once.</w:t>
+      </w:r>
+    </w:p>
+    <w:p>
+      <w:pPr>
+        <w:spacing w:before="0" w:after="0" w:line="288" w:lineRule="auto"/>
+        <w:ind w:left="40"/>
+        <w:snapToGrid w:val="0"/>
+        <w:pBdr>
+          <w:top w:val="single" w:sz="4" w:space="2" w:color="9B6BD0"/>
+          <w:left w:val="single" w:sz="4" w:space="2" w:color="9B6BD0"/>
+          <w:bottom w:val="single" w:sz="4" w:space="2" w:color="9B6BD0"/>
+          <w:right w:val="single" w:sz="4" w:space="2" w:color="9B6BD0"/>
+        </w:pBdr>
+        <w:shd w:val="clear" w:color="auto" w:fill="FAF5FF"/>
+      </w:pPr>
+      <w:r>
+        <w:rPr>
+          <w:rFonts w:ascii="맑은 고딕" w:hAnsi="맑은 고딕" w:eastAsia="맑은 고딕"/>
+          <w:b w:val="0"/>
+          <w:sz w:val="17"/>
+          <w:u w:val="none"/>
+        </w:rPr>
+        <w:t>2. Do NOT change the form of any word, and do NOT add any other words.</w:t>
+      </w:r>
+    </w:p>
+    <w:p>
+      <w:pPr>
+        <w:spacing w:before="0" w:after="0" w:line="288" w:lineRule="auto"/>
+        <w:ind w:left="40"/>
+        <w:snapToGrid w:val="0"/>
+        <w:pBdr>
+          <w:top w:val="single" w:sz="4" w:space="2" w:color="9B6BD0"/>
+          <w:left w:val="single" w:sz="4" w:space="2" w:color="9B6BD0"/>
+          <w:bottom w:val="single" w:sz="4" w:space="2" w:color="9B6BD0"/>
+          <w:right w:val="single" w:sz="4" w:space="2" w:color="9B6BD0"/>
+        </w:pBdr>
+        <w:shd w:val="clear" w:color="auto" w:fill="FAF5FF"/>
+      </w:pPr>
+      <w:r>
+        <w:rPr>
+          <w:rFonts w:ascii="맑은 고딕" w:hAnsi="맑은 고딕" w:eastAsia="맑은 고딕"/>
+          <w:b w:val="0"/>
+          <w:sz w:val="17"/>
+          <w:u w:val="none"/>
+        </w:rPr>
+        <w:t>3. Rewrite the phrase ‘With a typewriter’ as an if-clause in the second conditional (가정법 과거).</w:t>
+      </w:r>
+    </w:p>
+    <w:p>
+      <w:pPr>
+        <w:spacing w:before="0" w:after="0" w:line="288" w:lineRule="auto"/>
+        <w:ind w:left="40"/>
+        <w:snapToGrid w:val="0"/>
+        <w:pBdr>
+          <w:top w:val="single" w:sz="4" w:space="2" w:color="9B6BD0"/>
+          <w:left w:val="single" w:sz="4" w:space="2" w:color="9B6BD0"/>
+          <w:bottom w:val="single" w:sz="4" w:space="2" w:color="9B6BD0"/>
+          <w:right w:val="single" w:sz="4" w:space="2" w:color="9B6BD0"/>
+        </w:pBdr>
+        <w:shd w:val="clear" w:color="auto" w:fill="FAF5FF"/>
+      </w:pPr>
+      <w:r>
+        <w:rPr>
+          <w:rFonts w:ascii="맑은 고딕" w:hAnsi="맑은 고딕" w:eastAsia="맑은 고딕"/>
+          <w:b w:val="0"/>
+          <w:sz w:val="17"/>
+          <w:u w:val="none"/>
+        </w:rPr>
+        <w:t>4. Write 16 words in total (count “have to” as two words and “start over” as two words).</w:t>
       </w:r>
     </w:p>
     <w:p>
@@ -1689,13 +3020,12 @@
           <w:sz w:val="17"/>
           <w:u w:val="none"/>
         </w:rPr>
-        <w:t>(e) In nonlinear editing, adding a new clip requires erasing other parts of the video.</w:t>
+        <w:t>5. 답안지에 소문항 번호를 정확하게 기입할 것</w:t>
       </w:r>
     </w:p>
     <w:p>
       <w:pPr>
-        <w:spacing w:before="0" w:after="20" w:line="276" w:lineRule="auto"/>
-        <w:ind w:left="80"/>
+        <w:spacing w:before="0" w:after="40" w:line="360" w:lineRule="auto"/>
         <w:snapToGrid w:val="0"/>
       </w:pPr>
       <w:r>
@@ -1705,7 +3035,7 @@
           <w:sz w:val="17"/>
           <w:u w:val="none"/>
         </w:rPr>
-        <w:t>① (a), (b)    ② (b), (e)    ③ (b), (d), (e)    ④ (c), (e)    ⑤ (a), (c), (d)</w:t>
+        <w:t>⇒ If ________________________________________________________________________ .</w:t>
       </w:r>
     </w:p>
     <w:p>
@@ -1721,7 +3051,7 @@
           <w:sz w:val="17"/>
           <w:u w:val="none"/>
         </w:rPr>
-        <w:t>38-2.</w:t>
+        <w:t>38-서2.</w:t>
       </w:r>
       <w:r>
         <w:rPr>
@@ -1730,7 +3060,7 @@
           <w:sz w:val="17"/>
           <w:u w:val="none"/>
         </w:rPr>
-        <w:t xml:space="preserve"> 다음 글의 밑줄 친 ⓐ ~ ⓕ 중, 어법상 </w:t>
+        <w:t xml:space="preserve"> 다음 글을 읽고, 두 질문에 대한 답을 각각 </w:t>
       </w:r>
       <w:r>
         <w:rPr>
@@ -1739,7 +3069,7 @@
           <w:sz w:val="17"/>
           <w:u w:val="single"/>
         </w:rPr>
-        <w:t>틀린</w:t>
+        <w:t>완전한 영어 문장</w:t>
       </w:r>
       <w:r>
         <w:rPr>
@@ -1748,7 +3078,7 @@
           <w:sz w:val="17"/>
           <w:u w:val="none"/>
         </w:rPr>
-        <w:t xml:space="preserve"> 것을 모두 고른 것은? [3.2점]</w:t>
+        <w:t>으로 쓰시오. (본문의 표현을 활용할 수 있음) [각 1.5점, 총 3점] [3.0점]</w:t>
       </w:r>
     </w:p>
     <w:p>
@@ -1771,156 +3101,30 @@
           <w:sz w:val="17"/>
           <w:u w:val="none"/>
         </w:rPr>
-        <w:t>Have you ever been working on a school project which required you ⓐ</w:t>
-      </w:r>
+        <w:t>Think back to a school assignment that asked you to produce a long essay or story. Most likely you discovered that some parts of what you had written needed fixing or reworking. Had you been using a typewriter, the only option would have been to begin again from page one. On a computer, however, you can alter any section whenever you like with little trouble. The same holds for editing video. Linear editing works much as a typewriter does: the whole video is laid down on tape in the exact order in which viewers will eventually watch it, clip by clip, with no pauses. Nonlinear editing, by contrast, resembles working in a word processor. Clips can be reordered whenever the editor wishes, and new material can be inserted or unwanted sections removed at any stage without wiping out anything else in the video.</w:t>
+      </w:r>
+    </w:p>
+    <w:p>
+      <w:pPr>
+        <w:spacing w:before="0" w:after="0" w:line="288" w:lineRule="auto"/>
+        <w:ind w:left="40"/>
+        <w:snapToGrid w:val="0"/>
+        <w:pBdr>
+          <w:top w:val="single" w:sz="4" w:space="2" w:color="999999"/>
+          <w:left w:val="single" w:sz="4" w:space="2" w:color="999999"/>
+          <w:bottom w:val="single" w:sz="4" w:space="2" w:color="999999"/>
+          <w:right w:val="single" w:sz="4" w:space="2" w:color="999999"/>
+        </w:pBdr>
+        <w:shd w:val="clear" w:color="auto" w:fill="F6F3EA"/>
+      </w:pPr>
       <w:r>
         <w:rPr>
           <w:rFonts w:ascii="맑은 고딕" w:hAnsi="맑은 고딕" w:eastAsia="맑은 고딕"/>
           <w:b w:val="0"/>
           <w:sz w:val="17"/>
-          <w:u w:val="single"/>
-        </w:rPr>
-        <w:t>to write</w:t>
-      </w:r>
-      <w:r>
-        <w:rPr>
-          <w:rFonts w:ascii="맑은 고딕" w:hAnsi="맑은 고딕" w:eastAsia="맑은 고딕"/>
-          <w:b w:val="0"/>
-          <w:sz w:val="17"/>
-          <w:u w:val="none"/>
-        </w:rPr>
-        <w:t xml:space="preserve"> a lengthy paper or story? If so, then you probably found it ⓑ</w:t>
-      </w:r>
-      <w:r>
-        <w:rPr>
-          <w:rFonts w:ascii="맑은 고딕" w:hAnsi="맑은 고딕" w:eastAsia="맑은 고딕"/>
-          <w:b w:val="0"/>
-          <w:sz w:val="17"/>
-          <w:u w:val="single"/>
-        </w:rPr>
-        <w:t>necessarily</w:t>
-      </w:r>
-      <w:r>
-        <w:rPr>
-          <w:rFonts w:ascii="맑은 고딕" w:hAnsi="맑은 고딕" w:eastAsia="맑은 고딕"/>
-          <w:b w:val="0"/>
-          <w:sz w:val="17"/>
-          <w:u w:val="none"/>
-        </w:rPr>
-        <w:t xml:space="preserve"> to correct or edit certain portions of your text. With a typewriter, you would ⓒ</w:t>
-      </w:r>
-      <w:r>
-        <w:rPr>
-          <w:rFonts w:ascii="맑은 고딕" w:hAnsi="맑은 고딕" w:eastAsia="맑은 고딕"/>
-          <w:b w:val="0"/>
-          <w:sz w:val="17"/>
-          <w:u w:val="single"/>
-        </w:rPr>
-        <w:t>have to start</w:t>
-      </w:r>
-      <w:r>
-        <w:rPr>
-          <w:rFonts w:ascii="맑은 고딕" w:hAnsi="맑은 고딕" w:eastAsia="맑은 고딕"/>
-          <w:b w:val="0"/>
-          <w:sz w:val="17"/>
-          <w:u w:val="none"/>
-        </w:rPr>
-        <w:t xml:space="preserve"> over from the very beginning. With a computer, it's fairly easy to make changes at any time, and in any part of the text. The same is true of video editing. Linear editing is kind of like ⓔ</w:t>
-      </w:r>
-      <w:r>
-        <w:rPr>
-          <w:rFonts w:ascii="맑은 고딕" w:hAnsi="맑은 고딕" w:eastAsia="맑은 고딕"/>
-          <w:b w:val="0"/>
-          <w:sz w:val="17"/>
-          <w:u w:val="single"/>
-        </w:rPr>
-        <w:t>use</w:t>
-      </w:r>
-      <w:r>
-        <w:rPr>
-          <w:rFonts w:ascii="맑은 고딕" w:hAnsi="맑은 고딕" w:eastAsia="맑은 고딕"/>
-          <w:b w:val="0"/>
-          <w:sz w:val="17"/>
-          <w:u w:val="none"/>
-        </w:rPr>
-        <w:t xml:space="preserve"> a typewriter. It involves recording all your video onto tape in the sequence ⓓ</w:t>
-      </w:r>
-      <w:r>
-        <w:rPr>
-          <w:rFonts w:ascii="맑은 고딕" w:hAnsi="맑은 고딕" w:eastAsia="맑은 고딕"/>
-          <w:b w:val="0"/>
-          <w:sz w:val="17"/>
-          <w:u w:val="single"/>
-        </w:rPr>
-        <w:t>which</w:t>
-      </w:r>
-      <w:r>
-        <w:rPr>
-          <w:rFonts w:ascii="맑은 고딕" w:hAnsi="맑은 고딕" w:eastAsia="맑은 고딕"/>
-          <w:b w:val="0"/>
-          <w:sz w:val="17"/>
-          <w:u w:val="none"/>
-        </w:rPr>
-        <w:t xml:space="preserve"> it will finally be shown, one clip after another, without stopping. Nonlinear editing, on the other hand, is like using a word processing program. The order of clips can be changed at any time, and the editor can add new clips or cut out parts of clips at any point in the process without ⓕ</w:t>
-      </w:r>
-      <w:r>
-        <w:rPr>
-          <w:rFonts w:ascii="맑은 고딕" w:hAnsi="맑은 고딕" w:eastAsia="맑은 고딕"/>
-          <w:b w:val="0"/>
-          <w:sz w:val="17"/>
-          <w:u w:val="single"/>
-        </w:rPr>
-        <w:t>erasing</w:t>
-      </w:r>
-      <w:r>
-        <w:rPr>
-          <w:rFonts w:ascii="맑은 고딕" w:hAnsi="맑은 고딕" w:eastAsia="맑은 고딕"/>
-          <w:b w:val="0"/>
-          <w:sz w:val="17"/>
-          <w:u w:val="none"/>
-        </w:rPr>
-        <w:t xml:space="preserve"> any other portion of the video.</w:t>
-      </w:r>
-    </w:p>
-    <w:p>
-      <w:pPr>
-        <w:spacing w:before="0" w:after="20" w:line="276" w:lineRule="auto"/>
-        <w:ind w:left="80"/>
-        <w:snapToGrid w:val="0"/>
-      </w:pPr>
-      <w:r>
-        <w:rPr>
-          <w:rFonts w:ascii="맑은 고딕" w:hAnsi="맑은 고딕" w:eastAsia="맑은 고딕"/>
-          <w:b w:val="0"/>
-          <w:sz w:val="17"/>
-          <w:u w:val="none"/>
-        </w:rPr>
-        <w:t>① ⓐ, ⓒ    ② ⓑ, ⓓ    ③ ⓒ, ⓔ, ⓕ    ④ ⓑ, ⓓ, ⓔ    ⑤ ⓐ, ⓓ, ⓕ</w:t>
-      </w:r>
-    </w:p>
-    <w:p>
-      <w:pPr>
-        <w:keepNext/>
-        <w:spacing w:before="80" w:after="20" w:line="276" w:lineRule="auto"/>
-        <w:snapToGrid w:val="0"/>
-      </w:pPr>
-      <w:r>
-        <w:rPr>
-          <w:rFonts w:ascii="맑은 고딕" w:hAnsi="맑은 고딕" w:eastAsia="맑은 고딕"/>
-          <w:b/>
-          <w:sz w:val="17"/>
-          <w:u w:val="none"/>
-        </w:rPr>
-        <w:t>38-3.</w:t>
-      </w:r>
-      <w:r>
-        <w:rPr>
-          <w:rFonts w:ascii="맑은 고딕" w:hAnsi="맑은 고딕" w:eastAsia="맑은 고딕"/>
-          <w:b w:val="0"/>
-          <w:sz w:val="17"/>
-          <w:u w:val="none"/>
-        </w:rPr>
-        <w:t xml:space="preserve"> 다음 글의 (A), (B), (C)의 각 괄호 안에서 문맥과 어법에 맞는 표현으로 가장 적절한 것은? [2.9점]</w:t>
+          <w:u w:val="none"/>
+        </w:rPr>
+        <w:t>Q1. According to the passage, what would a writer have to do to fix part of a text typed on a typewriter?</w:t>
       </w:r>
     </w:p>
     <w:p>
@@ -1943,14 +3147,44 @@
           <w:sz w:val="17"/>
           <w:u w:val="none"/>
         </w:rPr>
-        <w:t>Have you ever been working on a school project which required you to write a lengthy paper or story? If so, then you probably found it necessary to correct or edit certain portions of your text. With a typewriter, you would have to start over from the very beginning. With a computer, it's fairly (A) [easy / difficult] to make changes at any time, and in any part of the text. The same is true of video editing. Linear editing is kind of like using a typewriter. It involves recording all your video onto tape in the sequence in which it will finally be shown, one clip after another, without stopping. Nonlinear editing, on the other hand, is like using a word processing program. The order of clips can be (B) [changed / fixed] at any time, and the editor can add new clips or (C) [cut / cutting] out parts of clips at any point in the process without erasing any other portion of the video.</w:t>
+        <w:t>Q2. In linear editing, in what order is the video recorded onto the tape, and what is this method compared to?</w:t>
       </w:r>
     </w:p>
     <w:p>
       <w:pPr>
-        <w:spacing w:before="0" w:after="0" w:line="269" w:lineRule="auto"/>
-        <w:ind w:left="180" w:hanging="180"/>
+        <w:spacing w:before="0" w:after="0" w:line="288" w:lineRule="auto"/>
+        <w:ind w:left="40"/>
         <w:snapToGrid w:val="0"/>
+        <w:pBdr>
+          <w:top w:val="single" w:sz="4" w:space="2" w:color="9B6BD0"/>
+          <w:left w:val="single" w:sz="4" w:space="2" w:color="9B6BD0"/>
+          <w:bottom w:val="single" w:sz="4" w:space="2" w:color="9B6BD0"/>
+          <w:right w:val="single" w:sz="4" w:space="2" w:color="9B6BD0"/>
+        </w:pBdr>
+        <w:shd w:val="clear" w:color="auto" w:fill="FAF5FF"/>
+      </w:pPr>
+      <w:r>
+        <w:rPr>
+          <w:rFonts w:ascii="맑은 고딕" w:hAnsi="맑은 고딕" w:eastAsia="맑은 고딕"/>
+          <w:b/>
+          <w:sz w:val="17"/>
+          <w:u w:val="none"/>
+        </w:rPr>
+        <w:t>&lt;조 건&gt;</w:t>
+      </w:r>
+    </w:p>
+    <w:p>
+      <w:pPr>
+        <w:spacing w:before="0" w:after="0" w:line="288" w:lineRule="auto"/>
+        <w:ind w:left="40"/>
+        <w:snapToGrid w:val="0"/>
+        <w:pBdr>
+          <w:top w:val="single" w:sz="4" w:space="2" w:color="9B6BD0"/>
+          <w:left w:val="single" w:sz="4" w:space="2" w:color="9B6BD0"/>
+          <w:bottom w:val="single" w:sz="4" w:space="2" w:color="9B6BD0"/>
+          <w:right w:val="single" w:sz="4" w:space="2" w:color="9B6BD0"/>
+        </w:pBdr>
+        <w:shd w:val="clear" w:color="auto" w:fill="FAF5FF"/>
       </w:pPr>
       <w:r>
         <w:rPr>
@@ -1959,14 +3193,21 @@
           <w:sz w:val="17"/>
           <w:u w:val="none"/>
         </w:rPr>
-        <w:t>① (A) difficult  (B) changed  (C) cut</w:t>
+        <w:t>1. 각 답은 한 문장 이상의 완전한 영어 문장으로 쓸 것 (주어 + 동사)</w:t>
       </w:r>
     </w:p>
     <w:p>
       <w:pPr>
-        <w:spacing w:before="0" w:after="0" w:line="269" w:lineRule="auto"/>
-        <w:ind w:left="180" w:hanging="180"/>
+        <w:spacing w:before="0" w:after="60" w:line="288" w:lineRule="auto"/>
+        <w:ind w:left="40"/>
         <w:snapToGrid w:val="0"/>
+        <w:pBdr>
+          <w:top w:val="single" w:sz="4" w:space="2" w:color="9B6BD0"/>
+          <w:left w:val="single" w:sz="4" w:space="2" w:color="9B6BD0"/>
+          <w:bottom w:val="single" w:sz="4" w:space="2" w:color="9B6BD0"/>
+          <w:right w:val="single" w:sz="4" w:space="2" w:color="9B6BD0"/>
+        </w:pBdr>
+        <w:shd w:val="clear" w:color="auto" w:fill="FAF5FF"/>
       </w:pPr>
       <w:r>
         <w:rPr>
@@ -1975,13 +3216,12 @@
           <w:sz w:val="17"/>
           <w:u w:val="none"/>
         </w:rPr>
-        <w:t>② (A) easy  (B) fixed  (C) cutting</w:t>
+        <w:t>2. 답안지에 소문항 번호를 정확하게 기입할 것  예) 2-Q1 2-Q2</w:t>
       </w:r>
     </w:p>
     <w:p>
       <w:pPr>
-        <w:spacing w:before="0" w:after="0" w:line="269" w:lineRule="auto"/>
-        <w:ind w:left="180" w:hanging="180"/>
+        <w:spacing w:before="0" w:after="40" w:line="360" w:lineRule="auto"/>
         <w:snapToGrid w:val="0"/>
       </w:pPr>
       <w:r>
@@ -1991,39 +3231,27 @@
           <w:sz w:val="17"/>
           <w:u w:val="none"/>
         </w:rPr>
-        <w:t>③ (A) easy  (B) changed  (C) cut</w:t>
+        <w:t>Q1 ⇒ ____________________________________________________________</w:t>
+        <w:br/>
+        <w:t>Q2 ⇒ ____________________________________________________________</w:t>
       </w:r>
     </w:p>
     <w:p>
       <w:pPr>
-        <w:spacing w:before="0" w:after="0" w:line="269" w:lineRule="auto"/>
-        <w:ind w:left="180" w:hanging="180"/>
+        <w:keepNext/>
+        <w:spacing w:before="80" w:after="40" w:line="276" w:lineRule="auto"/>
         <w:snapToGrid w:val="0"/>
-      </w:pPr>
-      <w:r>
-        <w:rPr>
-          <w:rFonts w:ascii="맑은 고딕" w:hAnsi="맑은 고딕" w:eastAsia="맑은 고딕"/>
-          <w:b w:val="0"/>
+        <w:shd w:val="clear" w:color="auto" w:fill="6B21A8"/>
+      </w:pPr>
+      <w:r>
+        <w:rPr>
+          <w:rFonts w:ascii="맑은 고딕" w:hAnsi="맑은 고딕" w:eastAsia="맑은 고딕"/>
+          <w:b/>
+          <w:color w:val="FFFFFF"/>
           <w:sz w:val="17"/>
           <w:u w:val="none"/>
         </w:rPr>
-        <w:t>④ (A) easy  (B) changed  (C) cutting</w:t>
-      </w:r>
-    </w:p>
-    <w:p>
-      <w:pPr>
-        <w:spacing w:before="0" w:after="0" w:line="269" w:lineRule="auto"/>
-        <w:ind w:left="180" w:hanging="180"/>
-        <w:snapToGrid w:val="0"/>
-      </w:pPr>
-      <w:r>
-        <w:rPr>
-          <w:rFonts w:ascii="맑은 고딕" w:hAnsi="맑은 고딕" w:eastAsia="맑은 고딕"/>
-          <w:b w:val="0"/>
-          <w:sz w:val="17"/>
-          <w:u w:val="none"/>
-        </w:rPr>
-        <w:t>⑤ (A) difficult  (B) fixed  (C) cut</w:t>
+        <w:t>[지문 구조]  ※ 앞 문항을 모두 푼 뒤에 풀 것</w:t>
       </w:r>
     </w:p>
     <w:p>
@@ -2039,7 +3267,7 @@
           <w:sz w:val="17"/>
           <w:u w:val="none"/>
         </w:rPr>
-        <w:t>38-4.</w:t>
+        <w:t>38-8.</w:t>
       </w:r>
       <w:r>
         <w:rPr>
@@ -2048,25 +3276,30 @@
           <w:sz w:val="17"/>
           <w:u w:val="none"/>
         </w:rPr>
-        <w:t xml:space="preserve"> According to the passage, which of the following is </w:t>
-      </w:r>
+        <w:t xml:space="preserve"> 글의 흐름으로 보아, 주어진 문장이 들어가기에 가장 적절한 곳은? [2.5점]</w:t>
+      </w:r>
+    </w:p>
+    <w:p>
+      <w:pPr>
+        <w:spacing w:before="0" w:after="60" w:line="288" w:lineRule="auto"/>
+        <w:ind w:left="40"/>
+        <w:snapToGrid w:val="0"/>
+        <w:pBdr>
+          <w:top w:val="single" w:sz="4" w:space="2" w:color="C99B4E"/>
+          <w:left w:val="single" w:sz="4" w:space="2" w:color="C99B4E"/>
+          <w:bottom w:val="single" w:sz="4" w:space="2" w:color="C99B4E"/>
+          <w:right w:val="single" w:sz="4" w:space="2" w:color="C99B4E"/>
+        </w:pBdr>
+        <w:shd w:val="clear" w:color="auto" w:fill="FFF8E1"/>
+      </w:pPr>
       <w:r>
         <w:rPr>
           <w:rFonts w:ascii="맑은 고딕" w:hAnsi="맑은 고딕" w:eastAsia="맑은 고딕"/>
           <w:b w:val="0"/>
           <w:sz w:val="17"/>
-          <w:u w:val="single"/>
-        </w:rPr>
-        <w:t>NOT</w:t>
-      </w:r>
-      <w:r>
-        <w:rPr>
-          <w:rFonts w:ascii="맑은 고딕" w:hAnsi="맑은 고딕" w:eastAsia="맑은 고딕"/>
-          <w:b w:val="0"/>
-          <w:sz w:val="17"/>
-          <w:u w:val="none"/>
-        </w:rPr>
-        <w:t xml:space="preserve"> true? [2.7점]</w:t>
+          <w:u w:val="none"/>
+        </w:rPr>
+        <w:t>Linear editing is kind of like using a typewriter.</w:t>
       </w:r>
     </w:p>
     <w:p>
@@ -2089,970 +3322,7 @@
           <w:sz w:val="17"/>
           <w:u w:val="none"/>
         </w:rPr>
-        <w:t>Have you ever been working on a school project which required you to write a lengthy paper or story? If so, then you probably found it necessary to correct or edit certain portions of your text. With a typewriter, you would have to start over from the very beginning. With a computer, it's fairly easy to make changes at any time, and in any part of the text. The same is true of video editing. Linear editing is kind of like using a typewriter. It involves recording all your video onto tape in the sequence in which it will finally be shown, one clip after another, without stopping. Nonlinear editing, on the other hand, is like using a word processing program. The order of clips can be changed at any time, and the editor can add new clips or cut out parts of clips at any point in the process without erasing any other portion of the video.</w:t>
-      </w:r>
-    </w:p>
-    <w:p>
-      <w:pPr>
-        <w:spacing w:before="0" w:after="0" w:line="269" w:lineRule="auto"/>
-        <w:ind w:left="180" w:hanging="180"/>
-        <w:snapToGrid w:val="0"/>
-      </w:pPr>
-      <w:r>
-        <w:rPr>
-          <w:rFonts w:ascii="맑은 고딕" w:hAnsi="맑은 고딕" w:eastAsia="맑은 고딕"/>
-          <w:b w:val="0"/>
-          <w:sz w:val="17"/>
-          <w:u w:val="none"/>
-        </w:rPr>
-        <w:t>① With a typewriter, correcting a text could mean starting again from the beginning.</w:t>
-      </w:r>
-    </w:p>
-    <w:p>
-      <w:pPr>
-        <w:spacing w:before="0" w:after="0" w:line="269" w:lineRule="auto"/>
-        <w:ind w:left="180" w:hanging="180"/>
-        <w:snapToGrid w:val="0"/>
-      </w:pPr>
-      <w:r>
-        <w:rPr>
-          <w:rFonts w:ascii="맑은 고딕" w:hAnsi="맑은 고딕" w:eastAsia="맑은 고딕"/>
-          <w:b w:val="0"/>
-          <w:sz w:val="17"/>
-          <w:u w:val="none"/>
-        </w:rPr>
-        <w:t>② A computer makes it fairly easy to change any part of a text.</w:t>
-      </w:r>
-    </w:p>
-    <w:p>
-      <w:pPr>
-        <w:spacing w:before="0" w:after="0" w:line="269" w:lineRule="auto"/>
-        <w:ind w:left="180" w:hanging="180"/>
-        <w:snapToGrid w:val="0"/>
-      </w:pPr>
-      <w:r>
-        <w:rPr>
-          <w:rFonts w:ascii="맑은 고딕" w:hAnsi="맑은 고딕" w:eastAsia="맑은 고딕"/>
-          <w:b w:val="0"/>
-          <w:sz w:val="17"/>
-          <w:u w:val="none"/>
-        </w:rPr>
-        <w:t>③ Linear editing records clips onto tape in the order in which they will be shown.</w:t>
-      </w:r>
-    </w:p>
-    <w:p>
-      <w:pPr>
-        <w:spacing w:before="0" w:after="0" w:line="269" w:lineRule="auto"/>
-        <w:ind w:left="180" w:hanging="180"/>
-        <w:snapToGrid w:val="0"/>
-      </w:pPr>
-      <w:r>
-        <w:rPr>
-          <w:rFonts w:ascii="맑은 고딕" w:hAnsi="맑은 고딕" w:eastAsia="맑은 고딕"/>
-          <w:b w:val="0"/>
-          <w:sz w:val="17"/>
-          <w:u w:val="none"/>
-        </w:rPr>
-        <w:t>④ In nonlinear editing, the order of clips can be changed at any time.</w:t>
-      </w:r>
-    </w:p>
-    <w:p>
-      <w:pPr>
-        <w:spacing w:before="0" w:after="0" w:line="269" w:lineRule="auto"/>
-        <w:ind w:left="180" w:hanging="180"/>
-        <w:snapToGrid w:val="0"/>
-      </w:pPr>
-      <w:r>
-        <w:rPr>
-          <w:rFonts w:ascii="맑은 고딕" w:hAnsi="맑은 고딕" w:eastAsia="맑은 고딕"/>
-          <w:b w:val="0"/>
-          <w:sz w:val="17"/>
-          <w:u w:val="none"/>
-        </w:rPr>
-        <w:t>⑤ In linear editing, the editor can freely cut out parts of clips in the middle of the process.</w:t>
-      </w:r>
-    </w:p>
-    <w:p>
-      <w:pPr>
-        <w:keepNext/>
-        <w:spacing w:before="80" w:after="20" w:line="276" w:lineRule="auto"/>
-        <w:snapToGrid w:val="0"/>
-      </w:pPr>
-      <w:r>
-        <w:rPr>
-          <w:rFonts w:ascii="맑은 고딕" w:hAnsi="맑은 고딕" w:eastAsia="맑은 고딕"/>
-          <w:b/>
-          <w:sz w:val="17"/>
-          <w:u w:val="none"/>
-        </w:rPr>
-        <w:t>38-5.</w:t>
-      </w:r>
-      <w:r>
-        <w:rPr>
-          <w:rFonts w:ascii="맑은 고딕" w:hAnsi="맑은 고딕" w:eastAsia="맑은 고딕"/>
-          <w:b w:val="0"/>
-          <w:sz w:val="17"/>
-          <w:u w:val="none"/>
-        </w:rPr>
-        <w:t xml:space="preserve"> [A]와 [B]를 읽고 이해한 것으로 가장 적절한 것은? [3.3점]</w:t>
-      </w:r>
-    </w:p>
-    <w:p>
-      <w:pPr>
-        <w:spacing w:before="0" w:after="60" w:line="288" w:lineRule="auto"/>
-        <w:ind w:left="40"/>
-        <w:snapToGrid w:val="0"/>
-        <w:pBdr>
-          <w:top w:val="single" w:sz="4" w:space="2" w:color="999999"/>
-          <w:left w:val="single" w:sz="4" w:space="2" w:color="999999"/>
-          <w:bottom w:val="single" w:sz="4" w:space="2" w:color="999999"/>
-          <w:right w:val="single" w:sz="4" w:space="2" w:color="999999"/>
-        </w:pBdr>
-        <w:shd w:val="clear" w:color="auto" w:fill="F6F3EA"/>
-      </w:pPr>
-      <w:r>
-        <w:rPr>
-          <w:rFonts w:ascii="맑은 고딕" w:hAnsi="맑은 고딕" w:eastAsia="맑은 고딕"/>
-          <w:b w:val="0"/>
-          <w:sz w:val="17"/>
-          <w:u w:val="none"/>
-        </w:rPr>
-        <w:t>[A] Linear editing is kind of like using a typewriter. It involves recording all your video onto tape in the sequence in which it will finally be shown, one clip after another, without stopping. Nonlinear editing, on the other hand, is like using a word processing program. The order of clips can be changed at any time, and the editor can add new clips or cut out parts of clips at any point in the process without erasing any other portion of the video.</w:t>
-      </w:r>
-    </w:p>
-    <w:p>
-      <w:pPr>
-        <w:spacing w:before="0" w:after="60" w:line="288" w:lineRule="auto"/>
-        <w:ind w:left="40"/>
-        <w:snapToGrid w:val="0"/>
-        <w:pBdr>
-          <w:top w:val="single" w:sz="4" w:space="2" w:color="6B7FB8"/>
-          <w:left w:val="single" w:sz="4" w:space="2" w:color="6B7FB8"/>
-          <w:bottom w:val="single" w:sz="4" w:space="2" w:color="6B7FB8"/>
-          <w:right w:val="single" w:sz="4" w:space="2" w:color="6B7FB8"/>
-        </w:pBdr>
-        <w:shd w:val="clear" w:color="auto" w:fill="EEF2FF"/>
-      </w:pPr>
-      <w:r>
-        <w:rPr>
-          <w:rFonts w:ascii="맑은 고딕" w:hAnsi="맑은 고딕" w:eastAsia="맑은 고딕"/>
-          <w:b w:val="0"/>
-          <w:sz w:val="17"/>
-          <w:u w:val="none"/>
-        </w:rPr>
-        <w:t>[B] Early musicians recorded a song in a single take: if one player made a mistake near the end, the whole band had to play the song again from the start. Today, each instrument is recorded on a separate track, so a producer can fix one wrong note, move a guitar part, or add a new voice without touching the rest of the song.</w:t>
-      </w:r>
-    </w:p>
-    <w:p>
-      <w:pPr>
-        <w:spacing w:before="0" w:after="0" w:line="269" w:lineRule="auto"/>
-        <w:ind w:left="180" w:hanging="180"/>
-        <w:snapToGrid w:val="0"/>
-      </w:pPr>
-      <w:r>
-        <w:rPr>
-          <w:rFonts w:ascii="맑은 고딕" w:hAnsi="맑은 고딕" w:eastAsia="맑은 고딕"/>
-          <w:b w:val="0"/>
-          <w:sz w:val="17"/>
-          <w:u w:val="none"/>
-        </w:rPr>
-        <w:t>① Both texts contrast a method that requires starting over with one that allows changes to any part at any time.</w:t>
-      </w:r>
-    </w:p>
-    <w:p>
-      <w:pPr>
-        <w:spacing w:before="0" w:after="0" w:line="269" w:lineRule="auto"/>
-        <w:ind w:left="180" w:hanging="180"/>
-        <w:snapToGrid w:val="0"/>
-      </w:pPr>
-      <w:r>
-        <w:rPr>
-          <w:rFonts w:ascii="맑은 고딕" w:hAnsi="맑은 고딕" w:eastAsia="맑은 고딕"/>
-          <w:b w:val="0"/>
-          <w:sz w:val="17"/>
-          <w:u w:val="none"/>
-        </w:rPr>
-        <w:t>② [A] prefers linear editing, while [B] prefers single-take recording.</w:t>
-      </w:r>
-    </w:p>
-    <w:p>
-      <w:pPr>
-        <w:spacing w:before="0" w:after="0" w:line="269" w:lineRule="auto"/>
-        <w:ind w:left="180" w:hanging="180"/>
-        <w:snapToGrid w:val="0"/>
-      </w:pPr>
-      <w:r>
-        <w:rPr>
-          <w:rFonts w:ascii="맑은 고딕" w:hAnsi="맑은 고딕" w:eastAsia="맑은 고딕"/>
-          <w:b w:val="0"/>
-          <w:sz w:val="17"/>
-          <w:u w:val="none"/>
-        </w:rPr>
-        <w:t>③ [B] suggests that modern recording makes mistakes impossible.</w:t>
-      </w:r>
-    </w:p>
-    <w:p>
-      <w:pPr>
-        <w:spacing w:before="0" w:after="0" w:line="269" w:lineRule="auto"/>
-        <w:ind w:left="180" w:hanging="180"/>
-        <w:snapToGrid w:val="0"/>
-      </w:pPr>
-      <w:r>
-        <w:rPr>
-          <w:rFonts w:ascii="맑은 고딕" w:hAnsi="맑은 고딕" w:eastAsia="맑은 고딕"/>
-          <w:b w:val="0"/>
-          <w:sz w:val="17"/>
-          <w:u w:val="none"/>
-        </w:rPr>
-        <w:t>④ Both texts claim that older methods produced better results.</w:t>
-      </w:r>
-    </w:p>
-    <w:p>
-      <w:pPr>
-        <w:spacing w:before="0" w:after="0" w:line="269" w:lineRule="auto"/>
-        <w:ind w:left="180" w:hanging="180"/>
-        <w:snapToGrid w:val="0"/>
-      </w:pPr>
-      <w:r>
-        <w:rPr>
-          <w:rFonts w:ascii="맑은 고딕" w:hAnsi="맑은 고딕" w:eastAsia="맑은 고딕"/>
-          <w:b w:val="0"/>
-          <w:sz w:val="17"/>
-          <w:u w:val="none"/>
-        </w:rPr>
-        <w:t>⑤ [A] is about writing school papers, while [B] is about editing videos.</w:t>
-      </w:r>
-    </w:p>
-    <w:p>
-      <w:pPr>
-        <w:keepNext/>
-        <w:spacing w:before="80" w:after="20" w:line="276" w:lineRule="auto"/>
-        <w:snapToGrid w:val="0"/>
-      </w:pPr>
-      <w:r>
-        <w:rPr>
-          <w:rFonts w:ascii="맑은 고딕" w:hAnsi="맑은 고딕" w:eastAsia="맑은 고딕"/>
-          <w:b/>
-          <w:sz w:val="17"/>
-          <w:u w:val="none"/>
-        </w:rPr>
-        <w:t>38-6.</w:t>
-      </w:r>
-      <w:r>
-        <w:rPr>
-          <w:rFonts w:ascii="맑은 고딕" w:hAnsi="맑은 고딕" w:eastAsia="맑은 고딕"/>
-          <w:b w:val="0"/>
-          <w:sz w:val="17"/>
-          <w:u w:val="none"/>
-        </w:rPr>
-        <w:t xml:space="preserve"> 윗글의 제목으로 가장 적절한 것은? [2.6점]</w:t>
-      </w:r>
-    </w:p>
-    <w:p>
-      <w:pPr>
-        <w:spacing w:before="0" w:after="60" w:line="288" w:lineRule="auto"/>
-        <w:ind w:left="40"/>
-        <w:snapToGrid w:val="0"/>
-        <w:pBdr>
-          <w:top w:val="single" w:sz="4" w:space="2" w:color="999999"/>
-          <w:left w:val="single" w:sz="4" w:space="2" w:color="999999"/>
-          <w:bottom w:val="single" w:sz="4" w:space="2" w:color="999999"/>
-          <w:right w:val="single" w:sz="4" w:space="2" w:color="999999"/>
-        </w:pBdr>
-        <w:shd w:val="clear" w:color="auto" w:fill="F6F3EA"/>
-      </w:pPr>
-      <w:r>
-        <w:rPr>
-          <w:rFonts w:ascii="맑은 고딕" w:hAnsi="맑은 고딕" w:eastAsia="맑은 고딕"/>
-          <w:b w:val="0"/>
-          <w:sz w:val="17"/>
-          <w:u w:val="none"/>
-        </w:rPr>
-        <w:t>Have you ever been working on a school project which required you to write a lengthy paper or story? If so, then you probably found it necessary to correct or edit certain portions of your text. With a typewriter, you would have to start over from the very beginning. With a computer, it's fairly easy to make changes at any time, and in any part of the text. The same is true of video editing. Linear editing is kind of like using a typewriter. It involves recording all your video onto tape in the sequence in which it will finally be shown, one clip after another, without stopping. Nonlinear editing, on the other hand, is like using a word processing program. The order of clips can be changed at any time, and the editor can add new clips or cut out parts of clips at any point in the process without erasing any other portion of the video.</w:t>
-      </w:r>
-    </w:p>
-    <w:p>
-      <w:pPr>
-        <w:spacing w:before="0" w:after="0" w:line="269" w:lineRule="auto"/>
-        <w:ind w:left="180" w:hanging="180"/>
-        <w:snapToGrid w:val="0"/>
-      </w:pPr>
-      <w:r>
-        <w:rPr>
-          <w:rFonts w:ascii="맑은 고딕" w:hAnsi="맑은 고딕" w:eastAsia="맑은 고딕"/>
-          <w:b w:val="0"/>
-          <w:sz w:val="17"/>
-          <w:u w:val="none"/>
-        </w:rPr>
-        <w:t>① Why Typewriters Are Still Useful Today</w:t>
-      </w:r>
-    </w:p>
-    <w:p>
-      <w:pPr>
-        <w:spacing w:before="0" w:after="0" w:line="269" w:lineRule="auto"/>
-        <w:ind w:left="180" w:hanging="180"/>
-        <w:snapToGrid w:val="0"/>
-      </w:pPr>
-      <w:r>
-        <w:rPr>
-          <w:rFonts w:ascii="맑은 고딕" w:hAnsi="맑은 고딕" w:eastAsia="맑은 고딕"/>
-          <w:b w:val="0"/>
-          <w:sz w:val="17"/>
-          <w:u w:val="none"/>
-        </w:rPr>
-        <w:t>② How to Write a Good School Paper</w:t>
-      </w:r>
-    </w:p>
-    <w:p>
-      <w:pPr>
-        <w:spacing w:before="0" w:after="0" w:line="269" w:lineRule="auto"/>
-        <w:ind w:left="180" w:hanging="180"/>
-        <w:snapToGrid w:val="0"/>
-      </w:pPr>
-      <w:r>
-        <w:rPr>
-          <w:rFonts w:ascii="맑은 고딕" w:hAnsi="맑은 고딕" w:eastAsia="맑은 고딕"/>
-          <w:b w:val="0"/>
-          <w:sz w:val="17"/>
-          <w:u w:val="none"/>
-        </w:rPr>
-        <w:t>③ The Long History of Videotape</w:t>
-      </w:r>
-    </w:p>
-    <w:p>
-      <w:pPr>
-        <w:spacing w:before="0" w:after="0" w:line="269" w:lineRule="auto"/>
-        <w:ind w:left="180" w:hanging="180"/>
-        <w:snapToGrid w:val="0"/>
-      </w:pPr>
-      <w:r>
-        <w:rPr>
-          <w:rFonts w:ascii="맑은 고딕" w:hAnsi="맑은 고딕" w:eastAsia="맑은 고딕"/>
-          <w:b w:val="0"/>
-          <w:sz w:val="17"/>
-          <w:u w:val="none"/>
-        </w:rPr>
-        <w:t>④ Computers Are Making Students Lazy Writers</w:t>
-      </w:r>
-    </w:p>
-    <w:p>
-      <w:pPr>
-        <w:spacing w:before="0" w:after="0" w:line="269" w:lineRule="auto"/>
-        <w:ind w:left="180" w:hanging="180"/>
-        <w:snapToGrid w:val="0"/>
-      </w:pPr>
-      <w:r>
-        <w:rPr>
-          <w:rFonts w:ascii="맑은 고딕" w:hAnsi="맑은 고딕" w:eastAsia="맑은 고딕"/>
-          <w:b w:val="0"/>
-          <w:sz w:val="17"/>
-          <w:u w:val="none"/>
-        </w:rPr>
-        <w:t>⑤ Linear vs. Nonlinear Editing: From Typewriter to Word Processor</w:t>
-      </w:r>
-    </w:p>
-    <w:p>
-      <w:pPr>
-        <w:keepNext/>
-        <w:spacing w:before="80" w:after="20" w:line="276" w:lineRule="auto"/>
-        <w:snapToGrid w:val="0"/>
-      </w:pPr>
-      <w:r>
-        <w:rPr>
-          <w:rFonts w:ascii="맑은 고딕" w:hAnsi="맑은 고딕" w:eastAsia="맑은 고딕"/>
-          <w:b/>
-          <w:sz w:val="17"/>
-          <w:u w:val="none"/>
-        </w:rPr>
-        <w:t>38-7.</w:t>
-      </w:r>
-      <w:r>
-        <w:rPr>
-          <w:rFonts w:ascii="맑은 고딕" w:hAnsi="맑은 고딕" w:eastAsia="맑은 고딕"/>
-          <w:b w:val="0"/>
-          <w:sz w:val="17"/>
-          <w:u w:val="none"/>
-        </w:rPr>
-        <w:t xml:space="preserve"> 다음 글에서 전체 흐름과 관계 </w:t>
-      </w:r>
-      <w:r>
-        <w:rPr>
-          <w:rFonts w:ascii="맑은 고딕" w:hAnsi="맑은 고딕" w:eastAsia="맑은 고딕"/>
-          <w:b w:val="0"/>
-          <w:sz w:val="17"/>
-          <w:u w:val="single"/>
-        </w:rPr>
-        <w:t>없는</w:t>
-      </w:r>
-      <w:r>
-        <w:rPr>
-          <w:rFonts w:ascii="맑은 고딕" w:hAnsi="맑은 고딕" w:eastAsia="맑은 고딕"/>
-          <w:b w:val="0"/>
-          <w:sz w:val="17"/>
-          <w:u w:val="none"/>
-        </w:rPr>
-        <w:t xml:space="preserve"> 문장은? [3.0점]</w:t>
-      </w:r>
-    </w:p>
-    <w:p>
-      <w:pPr>
-        <w:spacing w:before="0" w:after="60" w:line="288" w:lineRule="auto"/>
-        <w:ind w:left="40"/>
-        <w:snapToGrid w:val="0"/>
-        <w:pBdr>
-          <w:top w:val="single" w:sz="4" w:space="2" w:color="999999"/>
-          <w:left w:val="single" w:sz="4" w:space="2" w:color="999999"/>
-          <w:bottom w:val="single" w:sz="4" w:space="2" w:color="999999"/>
-          <w:right w:val="single" w:sz="4" w:space="2" w:color="999999"/>
-        </w:pBdr>
-        <w:shd w:val="clear" w:color="auto" w:fill="F6F3EA"/>
-      </w:pPr>
-      <w:r>
-        <w:rPr>
-          <w:rFonts w:ascii="맑은 고딕" w:hAnsi="맑은 고딕" w:eastAsia="맑은 고딕"/>
-          <w:b w:val="0"/>
-          <w:sz w:val="17"/>
-          <w:u w:val="none"/>
-        </w:rPr>
-        <w:t>Have you ever been working on a school project which required you to write a lengthy paper or story? If so, then you probably found it necessary to correct or edit certain portions of your text. ① With a typewriter, you would have to start over from the very beginning. ② Typewriters were invented in the 1860s and were once found in almost every office. ③ With a computer, it's fairly easy to make changes at any time, and in any part of the text. ④ The same is true of video editing. ⑤ Linear editing is kind of like using a typewriter. It involves recording all your video onto tape in the sequence in which it will finally be shown, one clip after another, without stopping. Nonlinear editing, on the other hand, is like using a word processing program. The order of clips can be changed at any time, and the editor can add new clips or cut out parts of clips at any point in the process without erasing any other portion of the video.</w:t>
-      </w:r>
-    </w:p>
-    <w:p>
-      <w:pPr>
-        <w:spacing w:before="0" w:after="20" w:line="276" w:lineRule="auto"/>
-        <w:ind w:left="80"/>
-        <w:snapToGrid w:val="0"/>
-      </w:pPr>
-      <w:r>
-        <w:rPr>
-          <w:rFonts w:ascii="맑은 고딕" w:hAnsi="맑은 고딕" w:eastAsia="맑은 고딕"/>
-          <w:b w:val="0"/>
-          <w:sz w:val="17"/>
-          <w:u w:val="none"/>
-        </w:rPr>
-        <w:t>① ①    ② ②    ③ ③    ④ ④    ⑤ ⑤</w:t>
-      </w:r>
-    </w:p>
-    <w:p>
-      <w:pPr>
-        <w:keepNext/>
-        <w:spacing w:before="80" w:after="40" w:line="276" w:lineRule="auto"/>
-        <w:snapToGrid w:val="0"/>
-        <w:shd w:val="clear" w:color="auto" w:fill="8A3A12"/>
-      </w:pPr>
-      <w:r>
-        <w:rPr>
-          <w:rFonts w:ascii="맑은 고딕" w:hAnsi="맑은 고딕" w:eastAsia="맑은 고딕"/>
-          <w:b/>
-          <w:color w:val="FFFFFF"/>
-          <w:sz w:val="17"/>
-          <w:u w:val="none"/>
-        </w:rPr>
-        <w:t>서답형  38-서1 ~ 38-서2</w:t>
-      </w:r>
-    </w:p>
-    <w:p>
-      <w:pPr>
-        <w:keepNext/>
-        <w:spacing w:before="80" w:after="20" w:line="276" w:lineRule="auto"/>
-        <w:snapToGrid w:val="0"/>
-      </w:pPr>
-      <w:r>
-        <w:rPr>
-          <w:rFonts w:ascii="맑은 고딕" w:hAnsi="맑은 고딕" w:eastAsia="맑은 고딕"/>
-          <w:b/>
-          <w:sz w:val="17"/>
-          <w:u w:val="none"/>
-        </w:rPr>
-        <w:t>38-서1.</w:t>
-      </w:r>
-      <w:r>
-        <w:rPr>
-          <w:rFonts w:ascii="맑은 고딕" w:hAnsi="맑은 고딕" w:eastAsia="맑은 고딕"/>
-          <w:b w:val="0"/>
-          <w:sz w:val="17"/>
-          <w:u w:val="none"/>
-        </w:rPr>
-        <w:t xml:space="preserve"> 다음 글의 내용을 요약하고자 한다. 빈칸 (1)~(3)에 들어갈 말을 본문에서 찾아 </w:t>
-      </w:r>
-      <w:r>
-        <w:rPr>
-          <w:rFonts w:ascii="맑은 고딕" w:hAnsi="맑은 고딕" w:eastAsia="맑은 고딕"/>
-          <w:b w:val="0"/>
-          <w:sz w:val="17"/>
-          <w:u w:val="single"/>
-        </w:rPr>
-        <w:t>반드시 변형하여</w:t>
-      </w:r>
-      <w:r>
-        <w:rPr>
-          <w:rFonts w:ascii="맑은 고딕" w:hAnsi="맑은 고딕" w:eastAsia="맑은 고딕"/>
-          <w:b w:val="0"/>
-          <w:sz w:val="17"/>
-          <w:u w:val="none"/>
-        </w:rPr>
-        <w:t xml:space="preserve"> 쓰시오. (한 칸에 한 단어) [각 1점, 총 3점] [3.0점]</w:t>
-      </w:r>
-    </w:p>
-    <w:p>
-      <w:pPr>
-        <w:spacing w:before="0" w:after="60" w:line="288" w:lineRule="auto"/>
-        <w:ind w:left="40"/>
-        <w:snapToGrid w:val="0"/>
-        <w:pBdr>
-          <w:top w:val="single" w:sz="4" w:space="2" w:color="999999"/>
-          <w:left w:val="single" w:sz="4" w:space="2" w:color="999999"/>
-          <w:bottom w:val="single" w:sz="4" w:space="2" w:color="999999"/>
-          <w:right w:val="single" w:sz="4" w:space="2" w:color="999999"/>
-        </w:pBdr>
-        <w:shd w:val="clear" w:color="auto" w:fill="F6F3EA"/>
-      </w:pPr>
-      <w:r>
-        <w:rPr>
-          <w:rFonts w:ascii="맑은 고딕" w:hAnsi="맑은 고딕" w:eastAsia="맑은 고딕"/>
-          <w:b w:val="0"/>
-          <w:sz w:val="17"/>
-          <w:u w:val="none"/>
-        </w:rPr>
-        <w:t>Have you ever been working on a school project which required you to write a lengthy paper or story? If so, then you probably found it necessary to correct or edit certain portions of your text. With a typewriter, you would have to start over from the very beginning. With a computer, it's fairly easy to make changes at any time, and in any part of the text. The same is true of video editing. Linear editing is kind of like using a typewriter. It involves recording all your video onto tape in the sequence in which it will finally be shown, one clip after another, without stopping. Nonlinear editing, on the other hand, is like using a word processing program. The order of clips can be changed at any time, and the editor can add new clips or cut out parts of clips at any point in the process without erasing any other portion of the video.</w:t>
-      </w:r>
-    </w:p>
-    <w:p>
-      <w:pPr>
-        <w:spacing w:before="0" w:after="60" w:line="288" w:lineRule="auto"/>
-        <w:ind w:left="40"/>
-        <w:snapToGrid w:val="0"/>
-        <w:pBdr>
-          <w:top w:val="single" w:sz="4" w:space="2" w:color="C99B4E"/>
-          <w:left w:val="single" w:sz="4" w:space="2" w:color="C99B4E"/>
-          <w:bottom w:val="single" w:sz="4" w:space="2" w:color="C99B4E"/>
-          <w:right w:val="single" w:sz="4" w:space="2" w:color="C99B4E"/>
-        </w:pBdr>
-        <w:shd w:val="clear" w:color="auto" w:fill="FFF8E1"/>
-      </w:pPr>
-      <w:r>
-        <w:rPr>
-          <w:rFonts w:ascii="맑은 고딕" w:hAnsi="맑은 고딕" w:eastAsia="맑은 고딕"/>
-          <w:b w:val="0"/>
-          <w:sz w:val="17"/>
-          <w:u w:val="none"/>
-        </w:rPr>
-        <w:t>In linear editing, video is (1) ________ onto tape in its (2) ________ order, whereas nonlinear editing allows clips to be changed (3) ________ at any point, just as a computer does for writing.</w:t>
-      </w:r>
-    </w:p>
-    <w:p>
-      <w:pPr>
-        <w:spacing w:before="0" w:after="0" w:line="288" w:lineRule="auto"/>
-        <w:ind w:left="40"/>
-        <w:snapToGrid w:val="0"/>
-        <w:pBdr>
-          <w:top w:val="single" w:sz="4" w:space="2" w:color="9B6BD0"/>
-          <w:left w:val="single" w:sz="4" w:space="2" w:color="9B6BD0"/>
-          <w:bottom w:val="single" w:sz="4" w:space="2" w:color="9B6BD0"/>
-          <w:right w:val="single" w:sz="4" w:space="2" w:color="9B6BD0"/>
-        </w:pBdr>
-        <w:shd w:val="clear" w:color="auto" w:fill="FAF5FF"/>
-      </w:pPr>
-      <w:r>
-        <w:rPr>
-          <w:rFonts w:ascii="맑은 고딕" w:hAnsi="맑은 고딕" w:eastAsia="맑은 고딕"/>
-          <w:b/>
-          <w:sz w:val="17"/>
-          <w:u w:val="none"/>
-        </w:rPr>
-        <w:t>&lt;조 건&gt;</w:t>
-      </w:r>
-    </w:p>
-    <w:p>
-      <w:pPr>
-        <w:spacing w:before="0" w:after="0" w:line="288" w:lineRule="auto"/>
-        <w:ind w:left="40"/>
-        <w:snapToGrid w:val="0"/>
-        <w:pBdr>
-          <w:top w:val="single" w:sz="4" w:space="2" w:color="9B6BD0"/>
-          <w:left w:val="single" w:sz="4" w:space="2" w:color="9B6BD0"/>
-          <w:bottom w:val="single" w:sz="4" w:space="2" w:color="9B6BD0"/>
-          <w:right w:val="single" w:sz="4" w:space="2" w:color="9B6BD0"/>
-        </w:pBdr>
-        <w:shd w:val="clear" w:color="auto" w:fill="FAF5FF"/>
-      </w:pPr>
-      <w:r>
-        <w:rPr>
-          <w:rFonts w:ascii="맑은 고딕" w:hAnsi="맑은 고딕" w:eastAsia="맑은 고딕"/>
-          <w:b w:val="0"/>
-          <w:sz w:val="17"/>
-          <w:u w:val="none"/>
-        </w:rPr>
-        <w:t>1. 본문의 단어를 반드시 변형(품사·어형)하여 쓸 것 — 본문 형태 그대로 쓰면 0점</w:t>
-      </w:r>
-    </w:p>
-    <w:p>
-      <w:pPr>
-        <w:spacing w:before="0" w:after="60" w:line="288" w:lineRule="auto"/>
-        <w:ind w:left="40"/>
-        <w:snapToGrid w:val="0"/>
-        <w:pBdr>
-          <w:top w:val="single" w:sz="4" w:space="2" w:color="9B6BD0"/>
-          <w:left w:val="single" w:sz="4" w:space="2" w:color="9B6BD0"/>
-          <w:bottom w:val="single" w:sz="4" w:space="2" w:color="9B6BD0"/>
-          <w:right w:val="single" w:sz="4" w:space="2" w:color="9B6BD0"/>
-        </w:pBdr>
-        <w:shd w:val="clear" w:color="auto" w:fill="FAF5FF"/>
-      </w:pPr>
-      <w:r>
-        <w:rPr>
-          <w:rFonts w:ascii="맑은 고딕" w:hAnsi="맑은 고딕" w:eastAsia="맑은 고딕"/>
-          <w:b w:val="0"/>
-          <w:sz w:val="17"/>
-          <w:u w:val="none"/>
-        </w:rPr>
-        <w:t>2. 답안지에 소문항 번호를 정확하게 기입할 것  예) 1-(1) 1-(2) 1-(3)</w:t>
-      </w:r>
-    </w:p>
-    <w:p>
-      <w:pPr>
-        <w:spacing w:before="0" w:after="40" w:line="360" w:lineRule="auto"/>
-        <w:snapToGrid w:val="0"/>
-      </w:pPr>
-      <w:r>
-        <w:rPr>
-          <w:rFonts w:ascii="맑은 고딕" w:hAnsi="맑은 고딕" w:eastAsia="맑은 고딕"/>
-          <w:b w:val="0"/>
-          <w:sz w:val="17"/>
-          <w:u w:val="none"/>
-        </w:rPr>
-        <w:t>(1) ______________   (2) ______________   (3) ______________</w:t>
-      </w:r>
-    </w:p>
-    <w:p>
-      <w:pPr>
-        <w:keepNext/>
-        <w:spacing w:before="80" w:after="20" w:line="276" w:lineRule="auto"/>
-        <w:snapToGrid w:val="0"/>
-      </w:pPr>
-      <w:r>
-        <w:rPr>
-          <w:rFonts w:ascii="맑은 고딕" w:hAnsi="맑은 고딕" w:eastAsia="맑은 고딕"/>
-          <w:b/>
-          <w:sz w:val="17"/>
-          <w:u w:val="none"/>
-        </w:rPr>
-        <w:t>38-서2.</w:t>
-      </w:r>
-      <w:r>
-        <w:rPr>
-          <w:rFonts w:ascii="맑은 고딕" w:hAnsi="맑은 고딕" w:eastAsia="맑은 고딕"/>
-          <w:b w:val="0"/>
-          <w:sz w:val="17"/>
-          <w:u w:val="none"/>
-        </w:rPr>
-        <w:t xml:space="preserve"> 다음 글의 밑줄 친 문장과 같은 뜻이 되도록 &lt;보기&gt;의 표현을 모두 사용하여 &lt;조건&gt;에 맞게 영작하시오. [3점] [3.0점]</w:t>
-      </w:r>
-    </w:p>
-    <w:p>
-      <w:pPr>
-        <w:spacing w:before="0" w:after="60" w:line="288" w:lineRule="auto"/>
-        <w:ind w:left="40"/>
-        <w:snapToGrid w:val="0"/>
-        <w:pBdr>
-          <w:top w:val="single" w:sz="4" w:space="2" w:color="999999"/>
-          <w:left w:val="single" w:sz="4" w:space="2" w:color="999999"/>
-          <w:bottom w:val="single" w:sz="4" w:space="2" w:color="999999"/>
-          <w:right w:val="single" w:sz="4" w:space="2" w:color="999999"/>
-        </w:pBdr>
-        <w:shd w:val="clear" w:color="auto" w:fill="F6F3EA"/>
-      </w:pPr>
-      <w:r>
-        <w:rPr>
-          <w:rFonts w:ascii="맑은 고딕" w:hAnsi="맑은 고딕" w:eastAsia="맑은 고딕"/>
-          <w:b w:val="0"/>
-          <w:sz w:val="17"/>
-          <w:u w:val="none"/>
-        </w:rPr>
-        <w:t xml:space="preserve">If so, then you probably found it necessary to correct or edit certain portions of your text. </w:t>
-      </w:r>
-      <w:r>
-        <w:rPr>
-          <w:rFonts w:ascii="맑은 고딕" w:hAnsi="맑은 고딕" w:eastAsia="맑은 고딕"/>
-          <w:b w:val="0"/>
-          <w:sz w:val="17"/>
-          <w:u w:val="single"/>
-        </w:rPr>
-        <w:t>With a typewriter, you would have to start over from the very beginning.</w:t>
-      </w:r>
-    </w:p>
-    <w:p>
-      <w:pPr>
-        <w:spacing w:before="0" w:after="60" w:line="288" w:lineRule="auto"/>
-        <w:ind w:left="40"/>
-        <w:snapToGrid w:val="0"/>
-        <w:pBdr>
-          <w:top w:val="single" w:sz="4" w:space="2" w:color="9B6BD0"/>
-          <w:left w:val="single" w:sz="4" w:space="2" w:color="9B6BD0"/>
-          <w:bottom w:val="single" w:sz="4" w:space="2" w:color="9B6BD0"/>
-          <w:right w:val="single" w:sz="4" w:space="2" w:color="9B6BD0"/>
-        </w:pBdr>
-        <w:shd w:val="clear" w:color="auto" w:fill="FAF5FF"/>
-      </w:pPr>
-      <w:r>
-        <w:rPr>
-          <w:rFonts w:ascii="맑은 고딕" w:hAnsi="맑은 고딕" w:eastAsia="맑은 고딕"/>
-          <w:b/>
-          <w:sz w:val="17"/>
-          <w:u w:val="none"/>
-        </w:rPr>
-        <w:t>&lt;보 기&gt;</w:t>
-      </w:r>
-      <w:r>
-        <w:rPr>
-          <w:rFonts w:ascii="맑은 고딕" w:hAnsi="맑은 고딕" w:eastAsia="맑은 고딕"/>
-          <w:b w:val="0"/>
-          <w:sz w:val="17"/>
-          <w:u w:val="none"/>
-        </w:rPr>
-        <w:t xml:space="preserve"> if / you / use / a typewriter / you / would have to / start over / from the very beginning</w:t>
-      </w:r>
-    </w:p>
-    <w:p>
-      <w:pPr>
-        <w:spacing w:before="0" w:after="0" w:line="288" w:lineRule="auto"/>
-        <w:ind w:left="40"/>
-        <w:snapToGrid w:val="0"/>
-        <w:pBdr>
-          <w:top w:val="single" w:sz="4" w:space="2" w:color="9B6BD0"/>
-          <w:left w:val="single" w:sz="4" w:space="2" w:color="9B6BD0"/>
-          <w:bottom w:val="single" w:sz="4" w:space="2" w:color="9B6BD0"/>
-          <w:right w:val="single" w:sz="4" w:space="2" w:color="9B6BD0"/>
-        </w:pBdr>
-        <w:shd w:val="clear" w:color="auto" w:fill="FAF5FF"/>
-      </w:pPr>
-      <w:r>
-        <w:rPr>
-          <w:rFonts w:ascii="맑은 고딕" w:hAnsi="맑은 고딕" w:eastAsia="맑은 고딕"/>
-          <w:b/>
-          <w:sz w:val="17"/>
-          <w:u w:val="none"/>
-        </w:rPr>
-        <w:t>&lt;조 건&gt;</w:t>
-      </w:r>
-    </w:p>
-    <w:p>
-      <w:pPr>
-        <w:spacing w:before="0" w:after="0" w:line="288" w:lineRule="auto"/>
-        <w:ind w:left="40"/>
-        <w:snapToGrid w:val="0"/>
-        <w:pBdr>
-          <w:top w:val="single" w:sz="4" w:space="2" w:color="9B6BD0"/>
-          <w:left w:val="single" w:sz="4" w:space="2" w:color="9B6BD0"/>
-          <w:bottom w:val="single" w:sz="4" w:space="2" w:color="9B6BD0"/>
-          <w:right w:val="single" w:sz="4" w:space="2" w:color="9B6BD0"/>
-        </w:pBdr>
-        <w:shd w:val="clear" w:color="auto" w:fill="FAF5FF"/>
-      </w:pPr>
-      <w:r>
-        <w:rPr>
-          <w:rFonts w:ascii="맑은 고딕" w:hAnsi="맑은 고딕" w:eastAsia="맑은 고딕"/>
-          <w:b w:val="0"/>
-          <w:sz w:val="17"/>
-          <w:u w:val="none"/>
-        </w:rPr>
-        <w:t>1. &lt;보기&gt;의 표현을 모두 한 번씩만 사용할 것</w:t>
-      </w:r>
-    </w:p>
-    <w:p>
-      <w:pPr>
-        <w:spacing w:before="0" w:after="0" w:line="288" w:lineRule="auto"/>
-        <w:ind w:left="40"/>
-        <w:snapToGrid w:val="0"/>
-        <w:pBdr>
-          <w:top w:val="single" w:sz="4" w:space="2" w:color="9B6BD0"/>
-          <w:left w:val="single" w:sz="4" w:space="2" w:color="9B6BD0"/>
-          <w:bottom w:val="single" w:sz="4" w:space="2" w:color="9B6BD0"/>
-          <w:right w:val="single" w:sz="4" w:space="2" w:color="9B6BD0"/>
-        </w:pBdr>
-        <w:shd w:val="clear" w:color="auto" w:fill="FAF5FF"/>
-      </w:pPr>
-      <w:r>
-        <w:rPr>
-          <w:rFonts w:ascii="맑은 고딕" w:hAnsi="맑은 고딕" w:eastAsia="맑은 고딕"/>
-          <w:b w:val="0"/>
-          <w:sz w:val="17"/>
-          <w:u w:val="none"/>
-        </w:rPr>
-        <w:t>2. With a typewriter를 If절로 바꾼 가정법 과거 문장으로 쓸 것</w:t>
-      </w:r>
-    </w:p>
-    <w:p>
-      <w:pPr>
-        <w:spacing w:before="0" w:after="0" w:line="288" w:lineRule="auto"/>
-        <w:ind w:left="40"/>
-        <w:snapToGrid w:val="0"/>
-        <w:pBdr>
-          <w:top w:val="single" w:sz="4" w:space="2" w:color="9B6BD0"/>
-          <w:left w:val="single" w:sz="4" w:space="2" w:color="9B6BD0"/>
-          <w:bottom w:val="single" w:sz="4" w:space="2" w:color="9B6BD0"/>
-          <w:right w:val="single" w:sz="4" w:space="2" w:color="9B6BD0"/>
-        </w:pBdr>
-        <w:shd w:val="clear" w:color="auto" w:fill="FAF5FF"/>
-      </w:pPr>
-      <w:r>
-        <w:rPr>
-          <w:rFonts w:ascii="맑은 고딕" w:hAnsi="맑은 고딕" w:eastAsia="맑은 고딕"/>
-          <w:b w:val="0"/>
-          <w:sz w:val="17"/>
-          <w:u w:val="none"/>
-        </w:rPr>
-        <w:t>3. &lt;보기&gt; 중 한 단어는 어법에 맞게 형태를 바꿀 것 (다른 단어 추가 금지)</w:t>
-      </w:r>
-    </w:p>
-    <w:p>
-      <w:pPr>
-        <w:spacing w:before="0" w:after="0" w:line="288" w:lineRule="auto"/>
-        <w:ind w:left="40"/>
-        <w:snapToGrid w:val="0"/>
-        <w:pBdr>
-          <w:top w:val="single" w:sz="4" w:space="2" w:color="9B6BD0"/>
-          <w:left w:val="single" w:sz="4" w:space="2" w:color="9B6BD0"/>
-          <w:bottom w:val="single" w:sz="4" w:space="2" w:color="9B6BD0"/>
-          <w:right w:val="single" w:sz="4" w:space="2" w:color="9B6BD0"/>
-        </w:pBdr>
-        <w:shd w:val="clear" w:color="auto" w:fill="FAF5FF"/>
-      </w:pPr>
-      <w:r>
-        <w:rPr>
-          <w:rFonts w:ascii="맑은 고딕" w:hAnsi="맑은 고딕" w:eastAsia="맑은 고딕"/>
-          <w:b w:val="0"/>
-          <w:sz w:val="17"/>
-          <w:u w:val="none"/>
-        </w:rPr>
-        <w:t>4. 총 15단어로 쓸 것</w:t>
-      </w:r>
-    </w:p>
-    <w:p>
-      <w:pPr>
-        <w:spacing w:before="0" w:after="60" w:line="288" w:lineRule="auto"/>
-        <w:ind w:left="40"/>
-        <w:snapToGrid w:val="0"/>
-        <w:pBdr>
-          <w:top w:val="single" w:sz="4" w:space="2" w:color="9B6BD0"/>
-          <w:left w:val="single" w:sz="4" w:space="2" w:color="9B6BD0"/>
-          <w:bottom w:val="single" w:sz="4" w:space="2" w:color="9B6BD0"/>
-          <w:right w:val="single" w:sz="4" w:space="2" w:color="9B6BD0"/>
-        </w:pBdr>
-        <w:shd w:val="clear" w:color="auto" w:fill="FAF5FF"/>
-      </w:pPr>
-      <w:r>
-        <w:rPr>
-          <w:rFonts w:ascii="맑은 고딕" w:hAnsi="맑은 고딕" w:eastAsia="맑은 고딕"/>
-          <w:b w:val="0"/>
-          <w:sz w:val="17"/>
-          <w:u w:val="none"/>
-        </w:rPr>
-        <w:t>5. 답안지에 소문항 번호를 정확하게 기입할 것</w:t>
-      </w:r>
-    </w:p>
-    <w:p>
-      <w:pPr>
-        <w:spacing w:before="0" w:after="40" w:line="360" w:lineRule="auto"/>
-        <w:snapToGrid w:val="0"/>
-      </w:pPr>
-      <w:r>
-        <w:rPr>
-          <w:rFonts w:ascii="맑은 고딕" w:hAnsi="맑은 고딕" w:eastAsia="맑은 고딕"/>
-          <w:b w:val="0"/>
-          <w:sz w:val="17"/>
-          <w:u w:val="none"/>
-        </w:rPr>
-        <w:t>⇒ If ______________________________________________________________ .</w:t>
-      </w:r>
-    </w:p>
-    <w:p>
-      <w:pPr>
-        <w:keepNext/>
-        <w:spacing w:before="80" w:after="40" w:line="276" w:lineRule="auto"/>
-        <w:snapToGrid w:val="0"/>
-        <w:shd w:val="clear" w:color="auto" w:fill="6B21A8"/>
-      </w:pPr>
-      <w:r>
-        <w:rPr>
-          <w:rFonts w:ascii="맑은 고딕" w:hAnsi="맑은 고딕" w:eastAsia="맑은 고딕"/>
-          <w:b/>
-          <w:color w:val="FFFFFF"/>
-          <w:sz w:val="17"/>
-          <w:u w:val="none"/>
-        </w:rPr>
-        <w:t>[지문 구조]  ※ 앞 문항을 모두 푼 뒤에 풀 것</w:t>
-      </w:r>
-    </w:p>
-    <w:p>
-      <w:pPr>
-        <w:keepNext/>
-        <w:spacing w:before="80" w:after="20" w:line="276" w:lineRule="auto"/>
-        <w:snapToGrid w:val="0"/>
-      </w:pPr>
-      <w:r>
-        <w:rPr>
-          <w:rFonts w:ascii="맑은 고딕" w:hAnsi="맑은 고딕" w:eastAsia="맑은 고딕"/>
-          <w:b/>
-          <w:sz w:val="17"/>
-          <w:u w:val="none"/>
-        </w:rPr>
-        <w:t>38-8.</w:t>
-      </w:r>
-      <w:r>
-        <w:rPr>
-          <w:rFonts w:ascii="맑은 고딕" w:hAnsi="맑은 고딕" w:eastAsia="맑은 고딕"/>
-          <w:b w:val="0"/>
-          <w:sz w:val="17"/>
-          <w:u w:val="none"/>
-        </w:rPr>
-        <w:t xml:space="preserve"> 글의 흐름으로 보아, 주어진 문장이 들어가기에 가장 적절한 곳은? [3.3점]</w:t>
-      </w:r>
-    </w:p>
-    <w:p>
-      <w:pPr>
-        <w:spacing w:before="0" w:after="60" w:line="288" w:lineRule="auto"/>
-        <w:ind w:left="40"/>
-        <w:snapToGrid w:val="0"/>
-        <w:pBdr>
-          <w:top w:val="single" w:sz="4" w:space="2" w:color="C99B4E"/>
-          <w:left w:val="single" w:sz="4" w:space="2" w:color="C99B4E"/>
-          <w:bottom w:val="single" w:sz="4" w:space="2" w:color="C99B4E"/>
-          <w:right w:val="single" w:sz="4" w:space="2" w:color="C99B4E"/>
-        </w:pBdr>
-        <w:shd w:val="clear" w:color="auto" w:fill="FFF8E1"/>
-      </w:pPr>
-      <w:r>
-        <w:rPr>
-          <w:rFonts w:ascii="맑은 고딕" w:hAnsi="맑은 고딕" w:eastAsia="맑은 고딕"/>
-          <w:b w:val="0"/>
-          <w:sz w:val="17"/>
-          <w:u w:val="none"/>
-        </w:rPr>
-        <w:t>The same is true of video editing.</w:t>
-      </w:r>
-    </w:p>
-    <w:p>
-      <w:pPr>
-        <w:spacing w:before="0" w:after="60" w:line="288" w:lineRule="auto"/>
-        <w:ind w:left="40"/>
-        <w:snapToGrid w:val="0"/>
-        <w:pBdr>
-          <w:top w:val="single" w:sz="4" w:space="2" w:color="999999"/>
-          <w:left w:val="single" w:sz="4" w:space="2" w:color="999999"/>
-          <w:bottom w:val="single" w:sz="4" w:space="2" w:color="999999"/>
-          <w:right w:val="single" w:sz="4" w:space="2" w:color="999999"/>
-        </w:pBdr>
-        <w:shd w:val="clear" w:color="auto" w:fill="F6F3EA"/>
-      </w:pPr>
-      <w:r>
-        <w:rPr>
-          <w:rFonts w:ascii="맑은 고딕" w:hAnsi="맑은 고딕" w:eastAsia="맑은 고딕"/>
-          <w:b w:val="0"/>
-          <w:sz w:val="17"/>
-          <w:u w:val="none"/>
-        </w:rPr>
-        <w:t>Have you ever been working on a school project which required you to write a lengthy paper or story? ( ① ) If so, then you probably found it necessary to correct or edit certain portions of your text. ( ② ) With a typewriter, you would have to start over from the very beginning. ( ③ ) With a computer, it's fairly easy to make changes at any time, and in any part of the text. ( ④ ) Linear editing is kind of like using a typewriter. ( ⑤ ) It involves recording all your video onto tape in the sequence in which it will finally be shown, one clip after another, without stopping. Nonlinear editing, on the other hand, is like using a word processing program. The order of clips can be changed at any time, and the editor can add new clips or cut out parts of clips at any point in the process without erasing any other portion of the video.</w:t>
+        <w:t>Have you ever been working on a school project which required you to write a lengthy paper or story? If so, then you probably found it necessary to correct or edit certain portions of your text. With a typewriter, you would have to start over from the very beginning. With a computer, it's fairly easy to make changes at any time, and in any part of the text. ( ① ) The same is true of video editing. ( ② ) It involves recording all your video onto tape in the sequence in which it will finally be shown, one clip after another, without stopping. ( ③ ) Nonlinear editing, on the other hand, is like using a word processing program. ( ④ ) The order of clips can be changed at any time, and the editor can add new clips or cut out parts of clips at any point in the process without erasing any other portion of the video. ( ⑤ )</w:t>
       </w:r>
     </w:p>
     <w:p>
@@ -3146,7 +3416,7 @@
           <w:sz w:val="15"/>
           <w:u w:val="none"/>
         </w:rPr>
-        <w:t xml:space="preserve"> ★required (과제가 ~하기를 ‘요구한’ 능동 — require + O + to-v)</w:t>
+        <w:t xml:space="preserve"> ★which (선행사 a school project 사물, 관계절 주어 자리 → which; what은 선행사 불가)</w:t>
       </w:r>
     </w:p>
     <w:p>
@@ -3171,7 +3441,7 @@
           <w:sz w:val="15"/>
           <w:u w:val="none"/>
         </w:rPr>
-        <w:t xml:space="preserve"> lengthy (긴 ↔ brief — 고칠 부분이 생길 만큼)</w:t>
+        <w:t xml:space="preserve"> ★required (관계절의 본동사 — requiring이면 절에 동사가 없음)</w:t>
       </w:r>
     </w:p>
     <w:p>
@@ -3196,7 +3466,7 @@
           <w:sz w:val="15"/>
           <w:u w:val="none"/>
         </w:rPr>
-        <w:t xml:space="preserve"> ★to correct (가목적어 it – 진목적어 to부정사)</w:t>
+        <w:t xml:space="preserve"> ★to write (require + O + to-v)</w:t>
       </w:r>
     </w:p>
     <w:p>
@@ -3221,7 +3491,7 @@
           <w:sz w:val="15"/>
           <w:u w:val="none"/>
         </w:rPr>
-        <w:t xml:space="preserve"> portions</w:t>
+        <w:t xml:space="preserve"> lengthy (긴 보고서 — 고칠 부분이 생기는 상황; brief는 반대)</w:t>
       </w:r>
     </w:p>
     <w:p>
@@ -3246,7 +3516,7 @@
           <w:sz w:val="15"/>
           <w:u w:val="none"/>
         </w:rPr>
-        <w:t xml:space="preserve"> ★to start (have to + 동사원형)</w:t>
+        <w:t xml:space="preserve"> ★it (가목적어 it + 형용사 + 진목적어 to-v)</w:t>
       </w:r>
     </w:p>
     <w:p>
@@ -3271,7 +3541,7 @@
           <w:sz w:val="15"/>
           <w:u w:val="none"/>
         </w:rPr>
-        <w:t xml:space="preserve"> beginning (맨 처음부터 ↔ end)</w:t>
+        <w:t xml:space="preserve"> necessary (found it + 형용사 보어 ‘필요하다고 여겼다’)</w:t>
       </w:r>
     </w:p>
     <w:p>
@@ -3296,7 +3566,7 @@
           <w:sz w:val="15"/>
           <w:u w:val="none"/>
         </w:rPr>
-        <w:t xml:space="preserve"> easy (쉬운 ↔ hard — 컴퓨터는 수정이 쉬움)</w:t>
+        <w:t xml:space="preserve"> to correct (진목적어 to부정사 — or edit과 병렬)</w:t>
       </w:r>
     </w:p>
     <w:p>
@@ -3321,7 +3591,7 @@
           <w:sz w:val="15"/>
           <w:u w:val="none"/>
         </w:rPr>
-        <w:t xml:space="preserve"> ★is (주어 The same 단수)</w:t>
+        <w:t xml:space="preserve"> portions</w:t>
       </w:r>
     </w:p>
     <w:p>
@@ -3346,7 +3616,7 @@
           <w:sz w:val="15"/>
           <w:u w:val="none"/>
         </w:rPr>
-        <w:t xml:space="preserve"> editing</w:t>
+        <w:t xml:space="preserve"> typewriter</w:t>
       </w:r>
     </w:p>
     <w:p>
@@ -3371,7 +3641,7 @@
           <w:sz w:val="15"/>
           <w:u w:val="none"/>
         </w:rPr>
-        <w:t xml:space="preserve"> Linear (명사 editing 수식 → 형용사)</w:t>
+        <w:t xml:space="preserve"> ★would have to (With a typewriter가 조건 — ‘타자기라면 ~해야 했을 것이다’ 가정적 표현)</w:t>
       </w:r>
     </w:p>
     <w:p>
@@ -3396,7 +3666,7 @@
           <w:sz w:val="15"/>
           <w:u w:val="none"/>
         </w:rPr>
-        <w:t xml:space="preserve"> typewriter</w:t>
+        <w:t xml:space="preserve"> ★fairly (형용사 easy 수식 → 부사)</w:t>
       </w:r>
     </w:p>
     <w:p>
@@ -3421,7 +3691,7 @@
           <w:sz w:val="15"/>
           <w:u w:val="none"/>
         </w:rPr>
-        <w:t xml:space="preserve"> ★recording (involve + 동명사)</w:t>
+        <w:t xml:space="preserve"> easy (컴퓨터로는 고치기 ‘쉽다’ — 타자기와 대비; difficult는 반대)</w:t>
       </w:r>
     </w:p>
     <w:p>
@@ -3446,7 +3716,7 @@
           <w:sz w:val="15"/>
           <w:u w:val="none"/>
         </w:rPr>
-        <w:t xml:space="preserve"> sequence</w:t>
+        <w:t xml:space="preserve"> editing</w:t>
       </w:r>
     </w:p>
     <w:p>
@@ -3471,7 +3741,7 @@
           <w:sz w:val="15"/>
           <w:u w:val="none"/>
         </w:rPr>
-        <w:t xml:space="preserve"> ★which (전치사 in 뒤 — that 불가)</w:t>
+        <w:t xml:space="preserve"> Linear</w:t>
       </w:r>
     </w:p>
     <w:p>
@@ -3496,7 +3766,7 @@
           <w:sz w:val="15"/>
           <w:u w:val="none"/>
         </w:rPr>
-        <w:t xml:space="preserve"> finally (동사 be shown 수식 → 부사)</w:t>
+        <w:t xml:space="preserve"> using (전치사 like + 동명사)</w:t>
       </w:r>
     </w:p>
     <w:p>
@@ -3521,7 +3791,7 @@
           <w:sz w:val="15"/>
           <w:u w:val="none"/>
         </w:rPr>
-        <w:t xml:space="preserve"> clip</w:t>
+        <w:t xml:space="preserve"> recording (involve + 동명사)</w:t>
       </w:r>
     </w:p>
     <w:p>
@@ -3546,7 +3816,7 @@
           <w:sz w:val="15"/>
           <w:u w:val="none"/>
         </w:rPr>
-        <w:t xml:space="preserve"> stopping (전치사 without + 동명사)</w:t>
+        <w:t xml:space="preserve"> sequence</w:t>
       </w:r>
     </w:p>
     <w:p>
@@ -3571,7 +3841,7 @@
           <w:sz w:val="15"/>
           <w:u w:val="none"/>
         </w:rPr>
-        <w:t xml:space="preserve"> ★using (전치사 like + 동명사)</w:t>
+        <w:t xml:space="preserve"> ★be shown (영상이 ‘보여지는’ 수동 — will be shown)</w:t>
       </w:r>
     </w:p>
     <w:p>
@@ -3596,7 +3866,7 @@
           <w:sz w:val="15"/>
           <w:u w:val="none"/>
         </w:rPr>
-        <w:t xml:space="preserve"> processing (word processing program 복합명사)</w:t>
+        <w:t xml:space="preserve"> on the other hand (반면 — Linear ↔ Nonlinear 대조; in other words는 환언)</w:t>
       </w:r>
     </w:p>
     <w:p>
@@ -3621,7 +3891,7 @@
           <w:sz w:val="15"/>
           <w:u w:val="none"/>
         </w:rPr>
-        <w:t xml:space="preserve"> ★be changed (순서가 ‘바뀌는’ 수동)</w:t>
+        <w:t xml:space="preserve"> ★can be changed (순서가 ‘바뀔 수 있는’ 수동)</w:t>
       </w:r>
     </w:p>
     <w:p>
@@ -3671,7 +3941,7 @@
           <w:sz w:val="15"/>
           <w:u w:val="none"/>
         </w:rPr>
-        <w:t xml:space="preserve"> ★✕ — 바른 형태: it (find + 가목적어 it + 형용사 + to-v — this 불가)</w:t>
+        <w:t xml:space="preserve"> ○ (If so = If you have (worked on such a project))</w:t>
       </w:r>
     </w:p>
     <w:p>
@@ -3696,7 +3966,7 @@
           <w:sz w:val="15"/>
           <w:u w:val="none"/>
         </w:rPr>
-        <w:t xml:space="preserve"> ○ (in any part of the text = anywhere in the text)</w:t>
+        <w:t xml:space="preserve"> ★✕ — 바른 형태: in which (the sequence 안에서 보여지는 것 — 전치사 in이 필요; which만 쓰면 뒤 절이 불완전해야 함)</w:t>
       </w:r>
     </w:p>
     <w:p>
@@ -3721,7 +3991,7 @@
           <w:sz w:val="15"/>
           <w:u w:val="none"/>
         </w:rPr>
-        <w:t xml:space="preserve"> ○ (대조 on the other hand = by contrast)</w:t>
+        <w:t xml:space="preserve"> ○ (The same is true of = This also applies to ‘~에도 마찬가지로 적용된다’)</w:t>
       </w:r>
     </w:p>
     <w:p>
@@ -3746,7 +4016,7 @@
           <w:sz w:val="15"/>
           <w:u w:val="none"/>
         </w:rPr>
-        <w:t xml:space="preserve"> With a typewriter, you would have to start over from the very beginning. (보충 from / 제외 begin)</w:t>
+        <w:t xml:space="preserve"> With a computer, it's fairly easy to make changes at any time, and in any part of the text. (보충 fairly / 제외 difficult)</w:t>
       </w:r>
     </w:p>
     <w:p>
@@ -3771,7 +4041,7 @@
           <w:sz w:val="15"/>
           <w:u w:val="none"/>
         </w:rPr>
-        <w:t xml:space="preserve"> The order of clips can be changed at any time. (보충 any / 제외 every / change→changed)</w:t>
+        <w:t xml:space="preserve"> The order of clips can be changed at any time, and the editor can add new clips or cut out parts of clips at any point in the process without erasing any other portion of the video. (보충 without / 제외 with / change→changed, erase→erasing)</w:t>
       </w:r>
     </w:p>
     <w:p>
@@ -3796,7 +4066,7 @@
           <w:sz w:val="15"/>
           <w:u w:val="none"/>
         </w:rPr>
-        <w:t xml:space="preserve"> Linear editing is kind of like using a typewriter. (use→using)</w:t>
+        <w:t xml:space="preserve"> It involves recording all your video onto tape in the sequence in which it will finally be shown, one clip after another, without stopping. (record→recording)</w:t>
       </w:r>
     </w:p>
     <w:p>
@@ -3846,7 +4116,7 @@
           <w:sz w:val="15"/>
           <w:u w:val="none"/>
         </w:rPr>
-        <w:t xml:space="preserve"> 타자기는 처음부터 다시 해야 하지만 컴퓨터는 언제 어디서든 고칠 수 있다는 것</w:t>
+        <w:t xml:space="preserve"> 타자기로는 처음부터 다시 써야 하지만 컴퓨터로는 언제든 어느 부분이든 쉽게 고칠 수 있다는 것</w:t>
       </w:r>
     </w:p>
     <w:p>
@@ -3871,7 +4141,7 @@
           <w:sz w:val="15"/>
           <w:u w:val="none"/>
         </w:rPr>
-        <w:t xml:space="preserve"> your video</w:t>
+        <w:t xml:space="preserve"> Linear editing</w:t>
       </w:r>
     </w:p>
     <w:p>
@@ -3896,7 +4166,7 @@
           <w:sz w:val="15"/>
           <w:u w:val="none"/>
         </w:rPr>
-        <w:t xml:space="preserve"> computer</w:t>
+        <w:t xml:space="preserve"> all your video</w:t>
       </w:r>
     </w:p>
     <w:p>
@@ -3921,7 +4191,7 @@
           <w:sz w:val="15"/>
           <w:u w:val="none"/>
         </w:rPr>
-        <w:t xml:space="preserve"> ★wants (선행사 a cook 단수)</w:t>
+        <w:t xml:space="preserve"> ★who (선행사 a photographer 사람)</w:t>
       </w:r>
     </w:p>
     <w:p>
@@ -3946,7 +4216,7 @@
           <w:sz w:val="15"/>
           <w:u w:val="none"/>
         </w:rPr>
-        <w:t xml:space="preserve"> ★change (let + O + 동사원형)</w:t>
+        <w:t xml:space="preserve"> ★allowing (분사구문 능동 — 카메라가 ‘허용하면서’, 뒤에 목적어 the photographer)</w:t>
       </w:r>
     </w:p>
     <w:p>
@@ -3971,7 +4241,7 @@
           <w:sz w:val="15"/>
           <w:u w:val="none"/>
         </w:rPr>
-        <w:t xml:space="preserve"> ★updates (주어 every quantity 단수)</w:t>
+        <w:t xml:space="preserve"> ★is (주어 the digital camera 단수)</w:t>
       </w:r>
     </w:p>
     <w:p>
@@ -3996,7 +4266,7 @@
           <w:sz w:val="15"/>
           <w:u w:val="none"/>
         </w:rPr>
-        <w:t xml:space="preserve"> time</w:t>
+        <w:t xml:space="preserve"> processor</w:t>
       </w:r>
     </w:p>
     <w:p>
@@ -4037,7 +4307,7 @@
           <w:sz w:val="15"/>
           <w:u w:val="none"/>
         </w:rPr>
-        <w:t xml:space="preserve"> 정답 ② — (a) ○ (b) ✕ (c) ○ (d) ○ (e) ✕</w:t>
+        <w:t xml:space="preserve"> 정답 ④ — (A) ○ (B) ✕ (C) ✕ (D) ○</w:t>
       </w:r>
     </w:p>
     <w:p>
@@ -4062,7 +4332,7 @@
           <w:sz w:val="15"/>
           <w:u w:val="none"/>
         </w:rPr>
-        <w:t xml:space="preserve"> 정답 ④ — ⓑ necessarily → necessary / ⓓ which → in which / ⓔ use → using</w:t>
+        <w:t xml:space="preserve"> 정답 ②</w:t>
       </w:r>
     </w:p>
     <w:p>
@@ -4087,7 +4357,7 @@
           <w:sz w:val="15"/>
           <w:u w:val="none"/>
         </w:rPr>
-        <w:t xml:space="preserve"> 정답 ③ — easy · changed · cut</w:t>
+        <w:t xml:space="preserve"> 정답 ①</w:t>
       </w:r>
     </w:p>
     <w:p>
@@ -4112,7 +4382,7 @@
           <w:sz w:val="15"/>
           <w:u w:val="none"/>
         </w:rPr>
-        <w:t xml:space="preserve"> 정답 ⑤</w:t>
+        <w:t xml:space="preserve"> 정답 ③</w:t>
       </w:r>
     </w:p>
     <w:p>
@@ -4137,7 +4407,7 @@
           <w:sz w:val="15"/>
           <w:u w:val="none"/>
         </w:rPr>
-        <w:t xml:space="preserve"> 정답 ①</w:t>
+        <w:t xml:space="preserve"> 정답 ⑤</w:t>
       </w:r>
     </w:p>
     <w:p>
@@ -4162,7 +4432,7 @@
           <w:sz w:val="15"/>
           <w:u w:val="none"/>
         </w:rPr>
-        <w:t xml:space="preserve"> 정답 ⑤</w:t>
+        <w:t xml:space="preserve"> 정답 ③</w:t>
       </w:r>
     </w:p>
     <w:p>
@@ -4187,7 +4457,7 @@
           <w:sz w:val="15"/>
           <w:u w:val="none"/>
         </w:rPr>
-        <w:t xml:space="preserve"> 정답 ②</w:t>
+        <w:t xml:space="preserve"> 정답 ⑤ — preserving → erasing</w:t>
       </w:r>
     </w:p>
     <w:p>
@@ -4212,7 +4482,7 @@
           <w:sz w:val="15"/>
           <w:u w:val="none"/>
         </w:rPr>
-        <w:t xml:space="preserve"> (1) recorded  (2) final  (3) easily</w:t>
+        <w:t xml:space="preserve"> If you used a typewriter, you would have to start over from the very beginning.</w:t>
       </w:r>
     </w:p>
     <w:p>
@@ -4237,7 +4507,7 @@
           <w:sz w:val="15"/>
           <w:u w:val="none"/>
         </w:rPr>
-        <w:t xml:space="preserve"> If you used a typewriter, you would have to start over from the very beginning.</w:t>
+        <w:t xml:space="preserve"> Q1: The writer would have to start over (begin again) from the very beginning.  Q2: The video is recorded in the exact order in which it will finally be shown (watched), one clip after another, and this method is compared to using a typewriter.</w:t>
       </w:r>
     </w:p>
     <w:p>
@@ -4262,7 +4532,7 @@
           <w:sz w:val="15"/>
           <w:u w:val="none"/>
         </w:rPr>
-        <w:t xml:space="preserve"> 정답 ④</w:t>
+        <w:t xml:space="preserve"> 정답 ②</w:t>
       </w:r>
     </w:p>
     <w:p>
@@ -4312,7 +4582,7 @@
           <w:sz w:val="14"/>
           <w:u w:val="none"/>
         </w:rPr>
-        <w:t>(e) [부정 반전]</w:t>
+        <w:t>(B) [근거 뒤집기]</w:t>
       </w:r>
       <w:r>
         <w:rPr>
@@ -4321,7 +4591,7 @@
           <w:sz w:val="14"/>
           <w:u w:val="none"/>
         </w:rPr>
-        <w:t xml:space="preserve"> without erasing을 requires erasing으로 뒤집은 진술 — 실은 선형 편집의 특징. </w:t>
+        <w:t xml:space="preserve"> ‘necessary to fix …를 이끈다’는 설명이 그럴듯하지만 that 뒤에는 주어+동사 절이 와야 한다. </w:t>
       </w:r>
       <w:r>
         <w:rPr>
@@ -4330,7 +4600,7 @@
           <w:sz w:val="14"/>
           <w:u w:val="none"/>
         </w:rPr>
-        <w:t>(b)</w:t>
+        <w:t>(C) [환언 역전]</w:t>
       </w:r>
       <w:r>
         <w:rPr>
@@ -4339,7 +4609,7 @@
           <w:sz w:val="14"/>
           <w:u w:val="none"/>
         </w:rPr>
-        <w:t xml:space="preserve"> 두 방식은 ‘추가’가 아니라 ‘대조’. </w:t>
+        <w:t xml:space="preserve"> holds for를 ‘다르다’로 오독. </w:t>
       </w:r>
       <w:r>
         <w:rPr>
@@ -4348,7 +4618,7 @@
           <w:sz w:val="14"/>
           <w:u w:val="none"/>
         </w:rPr>
-        <w:t>(d)</w:t>
+        <w:t>(D) [decoy]</w:t>
       </w:r>
       <w:r>
         <w:rPr>
@@ -4357,7 +4627,7 @@
           <w:sz w:val="14"/>
           <w:u w:val="none"/>
         </w:rPr>
-        <w:t xml:space="preserve"> 옳은 진술이므로 고르면 ③. 틀린 것이 2개뿐이라는 점도 함정.</w:t>
+        <w:t xml:space="preserve"> allow 뒤 동명사를 떠올려 틀렸다고 보면 ①·②.</w:t>
       </w:r>
     </w:p>
     <w:p>
@@ -4391,7 +4661,7 @@
           <w:sz w:val="14"/>
           <w:u w:val="none"/>
         </w:rPr>
-        <w:t>ⓓ [완전한 절]</w:t>
+        <w:t>② [열 교차]</w:t>
       </w:r>
       <w:r>
         <w:rPr>
@@ -4400,7 +4670,7 @@
           <w:sz w:val="14"/>
           <w:u w:val="none"/>
         </w:rPr>
-        <w:t xml:space="preserve"> which 뒤 it will finally be shown이 빠진 성분 없는 문장 — 관계대명사 단독 불가. </w:t>
+        <w:t xml:space="preserve"> 두 칸의 문장 자체는 모두 본문에 있어서 내용만 확인하면 맞아 보인다 — 어느 열에 들어갔는지를 봐야 한다. </w:t>
       </w:r>
       <w:r>
         <w:rPr>
@@ -4409,7 +4679,7 @@
           <w:sz w:val="14"/>
           <w:u w:val="none"/>
         </w:rPr>
-        <w:t>ⓑ [보어 자리]</w:t>
+        <w:t>④ [한 끗 정답지]</w:t>
       </w:r>
       <w:r>
         <w:rPr>
@@ -4418,7 +4688,7 @@
           <w:sz w:val="14"/>
           <w:u w:val="none"/>
         </w:rPr>
-        <w:t xml:space="preserve"> 부사처럼 보이게 만든 seed — ②는 ⓔ를 놓친 선지.</w:t>
+        <w:t xml:space="preserve"> 선형 편집의 ‘다른 부분까지 다시 녹화’는 대화에서 하준이 확인한 내용(처음부터 다시) → ○.</w:t>
       </w:r>
     </w:p>
     <w:p>
@@ -4452,7 +4722,7 @@
           <w:sz w:val="14"/>
           <w:u w:val="none"/>
         </w:rPr>
-        <w:t>④ [한 끗]</w:t>
+        <w:t>⑤ [소재어 함정]</w:t>
       </w:r>
       <w:r>
         <w:rPr>
@@ -4461,7 +4731,7 @@
           <w:sz w:val="14"/>
           <w:u w:val="none"/>
         </w:rPr>
-        <w:t xml:space="preserve"> (A)(B)는 맞고 (C)만 cutting — 병렬 대상은 add(동사원형). </w:t>
+        <w:t xml:space="preserve"> order·sequence가 본문에 있어 끌리지만, 비선형 편집의 핵심은 순서를 ‘바꿀 수 있음’이다. </w:t>
       </w:r>
       <w:r>
         <w:rPr>
@@ -4470,7 +4740,7 @@
           <w:sz w:val="14"/>
           <w:u w:val="none"/>
         </w:rPr>
-        <w:t>(B) fixed</w:t>
+        <w:t>③ [인과 역전]</w:t>
       </w:r>
       <w:r>
         <w:rPr>
@@ -4479,7 +4749,25 @@
           <w:sz w:val="14"/>
           <w:u w:val="none"/>
         </w:rPr>
-        <w:t xml:space="preserve"> ‘고정된’ 순서는 선형 편집의 특징으로, at any time과 충돌.</w:t>
+        <w:t xml:space="preserve"> 글은 실수를 ‘고치기’ 쉽다는 것이지 실수를 막는 것이 아니다. </w:t>
+      </w:r>
+      <w:r>
+        <w:rPr>
+          <w:rFonts w:ascii="맑은 고딕" w:hAnsi="맑은 고딕" w:eastAsia="맑은 고딕"/>
+          <w:b/>
+          <w:sz w:val="14"/>
+          <w:u w:val="none"/>
+        </w:rPr>
+        <w:t>②</w:t>
+      </w:r>
+      <w:r>
+        <w:rPr>
+          <w:rFonts w:ascii="맑은 고딕" w:hAnsi="맑은 고딕" w:eastAsia="맑은 고딕"/>
+          <w:b w:val="0"/>
+          <w:sz w:val="14"/>
+          <w:u w:val="none"/>
+        </w:rPr>
+        <w:t xml:space="preserve"> 길이는 S1의 소재일 뿐.</w:t>
       </w:r>
     </w:p>
     <w:p>
@@ -4513,7 +4801,7 @@
           <w:sz w:val="14"/>
           <w:u w:val="none"/>
         </w:rPr>
-        <w:t>⑤ [대상 swap]</w:t>
+        <w:t>② [절대화]</w:t>
       </w:r>
       <w:r>
         <w:rPr>
@@ -4522,7 +4810,7 @@
           <w:sz w:val="14"/>
           <w:u w:val="none"/>
         </w:rPr>
-        <w:t xml:space="preserve"> 비선형의 특징(cut out parts of clips at any point)을 선형에 붙였다. </w:t>
+        <w:t xml:space="preserve"> 두 글 모두 ‘고치기 쉬운가’를 대조할 뿐 결과의 질을 말하지 않는다. </w:t>
       </w:r>
       <w:r>
         <w:rPr>
@@ -4531,7 +4819,7 @@
           <w:sz w:val="14"/>
           <w:u w:val="none"/>
         </w:rPr>
-        <w:t>③</w:t>
+        <w:t>④ [인과 날조]</w:t>
       </w:r>
       <w:r>
         <w:rPr>
@@ -4540,7 +4828,25 @@
           <w:sz w:val="14"/>
           <w:u w:val="none"/>
         </w:rPr>
-        <w:t xml:space="preserve"> in the sequence in which it will finally be shown의 환언 — 참.</w:t>
+        <w:t xml:space="preserve"> 실수를 안 한 것이 아니라 실수를 ‘고칠 수 있게’ 되었다. </w:t>
+      </w:r>
+      <w:r>
+        <w:rPr>
+          <w:rFonts w:ascii="맑은 고딕" w:hAnsi="맑은 고딕" w:eastAsia="맑은 고딕"/>
+          <w:b/>
+          <w:sz w:val="14"/>
+          <w:u w:val="none"/>
+        </w:rPr>
+        <w:t>⑤ [열 교차]</w:t>
+      </w:r>
+      <w:r>
+        <w:rPr>
+          <w:rFonts w:ascii="맑은 고딕" w:hAnsi="맑은 고딕" w:eastAsia="맑은 고딕"/>
+          <w:b w:val="0"/>
+          <w:sz w:val="14"/>
+          <w:u w:val="none"/>
+        </w:rPr>
+        <w:t xml:space="preserve"> 각 글의 두 방식을 서로 바꿔 놓았다.</w:t>
       </w:r>
     </w:p>
     <w:p>
@@ -4574,7 +4880,7 @@
           <w:sz w:val="14"/>
           <w:u w:val="none"/>
         </w:rPr>
-        <w:t>③ [과장]</w:t>
+        <w:t>⑤ [주체 교체]</w:t>
       </w:r>
       <w:r>
         <w:rPr>
@@ -4583,7 +4889,7 @@
           <w:sz w:val="14"/>
           <w:u w:val="none"/>
         </w:rPr>
-        <w:t xml:space="preserve"> 실수를 ‘쉽게 고칠’ 수 있을 뿐 실수가 없어지는 것은 아니다. </w:t>
+        <w:t xml:space="preserve"> 진술 내용은 본문에 그대로 있지만 주어가 바뀌었다. </w:t>
       </w:r>
       <w:r>
         <w:rPr>
@@ -4592,7 +4898,7 @@
           <w:sz w:val="14"/>
           <w:u w:val="none"/>
         </w:rPr>
-        <w:t>⑤ [소재 혼동]</w:t>
+        <w:t>① [한 끗 정답지]</w:t>
       </w:r>
       <w:r>
         <w:rPr>
@@ -4601,7 +4907,7 @@
           <w:sz w:val="14"/>
           <w:u w:val="none"/>
         </w:rPr>
-        <w:t xml:space="preserve"> [A]의 글쓰기는 비유일 뿐 주제는 영상 편집, [B]는 음악. </w:t>
+        <w:t xml:space="preserve"> Had you been using a typewriter … begin again from page one의 환언 — 참. </w:t>
       </w:r>
       <w:r>
         <w:rPr>
@@ -4610,7 +4916,7 @@
           <w:sz w:val="14"/>
           <w:u w:val="none"/>
         </w:rPr>
-        <w:t>②</w:t>
+        <w:t>③</w:t>
       </w:r>
       <w:r>
         <w:rPr>
@@ -4619,7 +4925,7 @@
           <w:sz w:val="14"/>
           <w:u w:val="none"/>
         </w:rPr>
-        <w:t xml:space="preserve"> 두 글 모두 선호를 밝히지 않는다.</w:t>
+        <w:t xml:space="preserve"> laid down on tape in the exact order in which viewers will eventually watch it.</w:t>
       </w:r>
     </w:p>
     <w:p>
@@ -4653,7 +4959,7 @@
           <w:sz w:val="14"/>
           <w:u w:val="none"/>
         </w:rPr>
-        <w:t>② [도입부 함정]</w:t>
+        <w:t>③ [소재어 함정]</w:t>
       </w:r>
       <w:r>
         <w:rPr>
@@ -4662,7 +4968,7 @@
           <w:sz w:val="14"/>
           <w:u w:val="none"/>
         </w:rPr>
-        <w:t xml:space="preserve"> 학교 과제는 독자의 경험을 끌어오는 장치일 뿐. </w:t>
+        <w:t xml:space="preserve"> word processing program이 본문에 나오지만 ‘어떤 프로그램이 좋은가’는 다루지 않는다. </w:t>
       </w:r>
       <w:r>
         <w:rPr>
@@ -4671,7 +4977,7 @@
           <w:sz w:val="14"/>
           <w:u w:val="none"/>
         </w:rPr>
-        <w:t>①</w:t>
+        <w:t>⑤ [한 끗]</w:t>
       </w:r>
       <w:r>
         <w:rPr>
@@ -4680,25 +4986,7 @@
           <w:sz w:val="14"/>
           <w:u w:val="none"/>
         </w:rPr>
-        <w:t xml:space="preserve"> 타자기는 ‘불편함’의 예로 쓰였다. </w:t>
-      </w:r>
-      <w:r>
-        <w:rPr>
-          <w:rFonts w:ascii="맑은 고딕" w:hAnsi="맑은 고딕" w:eastAsia="맑은 고딕"/>
-          <w:b/>
-          <w:sz w:val="14"/>
-          <w:u w:val="none"/>
-        </w:rPr>
-        <w:t>④</w:t>
-      </w:r>
-      <w:r>
-        <w:rPr>
-          <w:rFonts w:ascii="맑은 고딕" w:hAnsi="맑은 고딕" w:eastAsia="맑은 고딕"/>
-          <w:b w:val="0"/>
-          <w:sz w:val="14"/>
-          <w:u w:val="none"/>
-        </w:rPr>
-        <w:t xml:space="preserve"> 본문에 없는 가치 판단.</w:t>
+        <w:t xml:space="preserve"> 질문이 복잡해 보여도 마지막 문장이 그대로 답.</w:t>
       </w:r>
     </w:p>
     <w:p>
@@ -4732,7 +5020,7 @@
           <w:sz w:val="14"/>
           <w:u w:val="none"/>
         </w:rPr>
-        <w:t>② [소재어 재사용 함정]</w:t>
+        <w:t>④ [연결어 함정]</w:t>
       </w:r>
       <w:r>
         <w:rPr>
@@ -4741,7 +5029,25 @@
           <w:sz w:val="14"/>
           <w:u w:val="none"/>
         </w:rPr>
-        <w:t xml:space="preserve"> typewriter를 그대로 써서 자연스러워 보이지만 ‘역사’ 이야기. ②를 빼면 ① With a typewriter ↔ ③ With a computer의 평행 대조가 바로 이어진다.</w:t>
+        <w:t xml:space="preserve"> 두 편집이 모두 글쓰기 도구에 비유되므로 ‘마찬가지로’가 어울린다고 생각할 수 있지만, 내용은 정반대 방식의 대조. </w:t>
+      </w:r>
+      <w:r>
+        <w:rPr>
+          <w:rFonts w:ascii="맑은 고딕" w:hAnsi="맑은 고딕" w:eastAsia="맑은 고딕"/>
+          <w:b/>
+          <w:sz w:val="14"/>
+          <w:u w:val="none"/>
+        </w:rPr>
+        <w:t>⑤ [without 함정]</w:t>
+      </w:r>
+      <w:r>
+        <w:rPr>
+          <w:rFonts w:ascii="맑은 고딕" w:hAnsi="맑은 고딕" w:eastAsia="맑은 고딕"/>
+          <w:b w:val="0"/>
+          <w:sz w:val="14"/>
+          <w:u w:val="none"/>
+        </w:rPr>
+        <w:t xml:space="preserve"> without preserving을 ‘보존할 필요 없이’로 좋게 읽으면 놓친다.</w:t>
       </w:r>
     </w:p>
     <w:p>
@@ -4766,7 +5072,43 @@
           <w:sz w:val="14"/>
           <w:u w:val="none"/>
         </w:rPr>
-        <w:t xml:space="preserve"> (1) recording ✕ — 영상이 ‘녹화되는’ 수동. (2) finally ✕ — 명사 order 앞 형용사. (3) easy ✕ — 부사 자리. [채점] 각 1점.</w:t>
+        <w:t xml:space="preserve"> </w:t>
+      </w:r>
+      <w:r>
+        <w:rPr>
+          <w:rFonts w:ascii="맑은 고딕" w:hAnsi="맑은 고딕" w:eastAsia="맑은 고딕"/>
+          <w:b/>
+          <w:sz w:val="14"/>
+          <w:u w:val="none"/>
+        </w:rPr>
+        <w:t>If you use a typewriter, you will have to</w:t>
+      </w:r>
+      <w:r>
+        <w:rPr>
+          <w:rFonts w:ascii="맑은 고딕" w:hAnsi="맑은 고딕" w:eastAsia="맑은 고딕"/>
+          <w:b w:val="0"/>
+          <w:sz w:val="14"/>
+          <w:u w:val="none"/>
+        </w:rPr>
+        <w:t xml:space="preserve"> ✕ — 보기의 used·would를 쓰지 않았고 가정법 과거가 아님. </w:t>
+      </w:r>
+      <w:r>
+        <w:rPr>
+          <w:rFonts w:ascii="맑은 고딕" w:hAnsi="맑은 고딕" w:eastAsia="맑은 고딕"/>
+          <w:b/>
+          <w:sz w:val="14"/>
+          <w:u w:val="none"/>
+        </w:rPr>
+        <w:t>If you used a typewriter, you had to</w:t>
+      </w:r>
+      <w:r>
+        <w:rPr>
+          <w:rFonts w:ascii="맑은 고딕" w:hAnsi="맑은 고딕" w:eastAsia="맑은 고딕"/>
+          <w:b w:val="0"/>
+          <w:sz w:val="14"/>
+          <w:u w:val="none"/>
+        </w:rPr>
+        <w:t xml:space="preserve"> ✕ — 주절 would 누락. [채점] if절 가정법 1.5 / 주절·어순 1 / 철자·단어 수 0.5.</w:t>
       </w:r>
     </w:p>
     <w:p>
@@ -4800,7 +5142,7 @@
           <w:sz w:val="14"/>
           <w:u w:val="none"/>
         </w:rPr>
-        <w:t>If you use</w:t>
+        <w:t>Q1에 ‘fix it on a computer’처럼 다른 도구를 답하면</w:t>
       </w:r>
       <w:r>
         <w:rPr>
@@ -4809,7 +5151,7 @@
           <w:sz w:val="14"/>
           <w:u w:val="none"/>
         </w:rPr>
-        <w:t xml:space="preserve"> ✕ — 주절 would와 시제 불일치(가정법 과거). </w:t>
+        <w:t xml:space="preserve"> 0점 — 질문은 타자기 상황. </w:t>
       </w:r>
       <w:r>
         <w:rPr>
@@ -4818,7 +5160,7 @@
           <w:sz w:val="14"/>
           <w:u w:val="none"/>
         </w:rPr>
-        <w:t>If you had used</w:t>
+        <w:t>Q2에 순서만 쓰고 비유를 빼면</w:t>
       </w:r>
       <w:r>
         <w:rPr>
@@ -4827,7 +5169,7 @@
           <w:sz w:val="14"/>
           <w:u w:val="none"/>
         </w:rPr>
-        <w:t xml:space="preserve"> ✕ — 단어 추가 + 과거완료(가정법 과거완료). [채점] If절 시제 1.5 / 어순 1 / 단어 수·철자 0.5.</w:t>
+        <w:t xml:space="preserve"> 0.75. 명사구만 쓰면 조건 위반으로 각 0.5 감점. [채점] 각 1.5 = 내용 1 + 언어 사용 0.5.</w:t>
       </w:r>
     </w:p>
     <w:p>
@@ -4861,7 +5203,7 @@
           <w:sz w:val="14"/>
           <w:u w:val="none"/>
         </w:rPr>
-        <w:t>⑤ [한 끗]</w:t>
+        <w:t>① [한 끗]</w:t>
       </w:r>
       <w:r>
         <w:rPr>
@@ -4870,7 +5212,25 @@
           <w:sz w:val="14"/>
           <w:u w:val="none"/>
         </w:rPr>
-        <w:t xml:space="preserve"> Linear editing 뒤에 두면 이미 영상 편집 이야기가 시작된 뒤라 The same이 받을 비교 대상이 어긋나고, It involves의 It(= Linear editing) 연결이 끊긴다.</w:t>
+        <w:t xml:space="preserve"> 타자기 문장 뒤라 자연스러워 보이지만, 그러면 The same is true of video editing이 ‘선형 편집’ 뒤에 와서 ‘마찬가지’가 가리킬 것이 어긋난다. </w:t>
+      </w:r>
+      <w:r>
+        <w:rPr>
+          <w:rFonts w:ascii="맑은 고딕" w:hAnsi="맑은 고딕" w:eastAsia="맑은 고딕"/>
+          <w:b/>
+          <w:sz w:val="14"/>
+          <w:u w:val="none"/>
+        </w:rPr>
+        <w:t>③</w:t>
+      </w:r>
+      <w:r>
+        <w:rPr>
+          <w:rFonts w:ascii="맑은 고딕" w:hAnsi="맑은 고딕" w:eastAsia="맑은 고딕"/>
+          <w:b w:val="0"/>
+          <w:sz w:val="14"/>
+          <w:u w:val="none"/>
+        </w:rPr>
+        <w:t xml:space="preserve"> It involves recording의 It이 앞에서 끊긴다.</w:t>
       </w:r>
     </w:p>
     <w:p>
@@ -4895,7 +5255,7 @@
           <w:sz w:val="14"/>
           <w:u w:val="none"/>
         </w:rPr>
-        <w:t xml:space="preserve"> 긴 보고서나 이야기를 써야 하는 학교 과제를 해 본 적이 있는가? 그렇다면 아마 글의 특정 부분을 고치거나 편집할 필요를 느꼈을 것이다. 타자기라면 맨 처음부터 다시 시작해야 했을 것이다. 컴퓨터라면 언제든, 글의 어느 부분이든 바꾸기가 꽤 쉽다. 영상 편집도 마찬가지다. 선형 편집은 타자기를 쓰는 것과 비슷하다. 그것은 모든 영상을 최종적으로 보여질 순서대로, 멈추지 않고 클립 하나하나를 차례로 테이프에 녹화하는 것을 포함한다. 반면 비선형 편집은 워드 프로세서 프로그램을 쓰는 것과 같다. 클립의 순서는 언제든 바꿀 수 있고, 편집자는 영상의 다른 부분을 지우지 않고도 과정 중 어느 시점에서든 새 클립을 추가하거나 클립의 일부를 잘라낼 수 있다.</w:t>
+        <w:t xml:space="preserve"> ['긴 보고서나 이야기를 써야 하는 학교 과제를 해 본 적이 있는가?', '그렇다면 아마 글의 특정 부분을 고치거나 편집할 필요를 느꼈을 것이다.', '타자기라면 맨 처음부터 다시 시작해야 했을 것이다.', '컴퓨터라면 언제든, 글의 어느 부분이든 바꾸기가 꽤 쉽다.', '영상 편집도 마찬가지다.', '선형 편집은 타자기를 쓰는 것과 비슷하다.', '그것은 모든 영상을 최종적으로 보여질 순서대로, 멈추지 않고 클립 하나하나를 차례로 테이프에 녹화하는 것을 포함한다.', '반면 비선형 편집은 워드 프로세서 프로그램을 쓰는 것과 같다.', '클립의 순서는 언제든 바꿀 수 있고, 편집자는 영상의 다른 부분을 지우지 않고도 과정 중 어느 시점에서든 새 클립을 추가하거나 클립의 일부를 잘라낼 수 있다.']</w:t>
       </w:r>
     </w:p>
     <w:p>
@@ -4920,7 +5280,7 @@
           <w:sz w:val="14"/>
           <w:u w:val="none"/>
         </w:rPr>
-        <w:t xml:space="preserve"> 요리 카드와 요리 앱으로 요리하는 것도 비슷한 대조를 보여 준다. 인쇄된 카드로는 요리법을 두 배로 늘리려는 사람이 모든 분량을 손으로 다시 계산해야 한다. 반면 앱은 요리하는 사람이 어느 시점에서든 인분 수를 바꿀 수 있게 해 주며, 모든 분량이 한 번에 갱신된다.</w:t>
+        <w:t xml:space="preserve"> ['사진도 같은 변화를 겪었다.', '필름 한 통을 쓰던 때에는 셔터가 눌리는 순간 모든 장면이 고정되었다: 빛을 잘못 판단한 사진가는 다시 찍는 수밖에 없었고, 사진들은 찍힌 순서 그대로 남았다.', '디지털 카메라는 각 사진을 별개의 파일로 저장하므로 사진가가 어느 단계에서든 이미지를 지우거나 밝게 하거나 순서를 바꿀 수 있다.', '필름 카메라는 사진의 타자기이고, 디지털 카메라는 사진의 워드 프로세서다.']</w:t>
       </w:r>
     </w:p>
     <w:sectPr>
